--- a/documentation/confidential/document generation session 18.docx
+++ b/documentation/confidential/document generation session 18.docx
@@ -3,16 +3,58 @@
 <w:document xmlns:wpc="http://schemas.microsoft.com/office/word/2010/wordprocessingCanvas" xmlns:cx="http://schemas.microsoft.com/office/drawing/2014/chartex" xmlns:cx1="http://schemas.microsoft.com/office/drawing/2015/9/8/chartex" xmlns:cx2="http://schemas.microsoft.com/office/drawing/2015/10/21/chartex" xmlns:cx3="http://schemas.microsoft.com/office/drawing/2016/5/9/chartex" xmlns:cx4="http://schemas.microsoft.com/office/drawing/2016/5/10/chartex" xmlns:cx5="http://schemas.microsoft.com/office/drawing/2016/5/11/chartex" xmlns:cx6="http://schemas.microsoft.com/office/drawing/2016/5/12/chartex" xmlns:cx7="http://schemas.microsoft.com/office/drawing/2016/5/13/chartex" xmlns:cx8="http://schemas.microsoft.com/office/drawing/2016/5/14/chartex" xmlns:mc="http://schemas.openxmlformats.org/markup-compatibility/2006" xmlns:aink="http://schemas.microsoft.com/office/drawing/2016/ink" xmlns:am3d="http://schemas.microsoft.com/office/drawing/2017/model3d" xmlns:o="urn:schemas-microsoft-com:office:office" xmlns:oel="http://schemas.microsoft.com/office/2019/extlst" xmlns:r="http://schemas.openxmlformats.org/officeDocument/2006/relationships" xmlns:m="http://schemas.openxmlformats.org/officeDocument/2006/math" xmlns:v="urn:schemas-microsoft-com:vml" xmlns:wp14="http://schemas.microsoft.com/office/word/2010/wordprocessingDrawing" xmlns:wp="http://schemas.openxmlformats.org/drawingml/2006/wordprocessingDrawing" xmlns:w10="urn:schemas-microsoft-com:office:word" xmlns:w="http://schemas.openxmlformats.org/wordprocessingml/2006/main" xmlns:w14="http://schemas.microsoft.com/office/word/2010/wordml" xmlns:w15="http://schemas.microsoft.com/office/word/2012/wordml" xmlns:w16cei="http://schemas.microsoft.com/office/word/2026/wordml/cei" xmlns:w16cex="http://schemas.microsoft.com/office/word/2018/wordml/cex" xmlns:w16cid="http://schemas.microsoft.com/office/word/2016/wordml/cid" xmlns:w16="http://schemas.microsoft.com/office/word/2018/wordml" xmlns:w16du="http://schemas.microsoft.com/office/word/2023/wordml/word16du" xmlns:w16sdtdh="http://schemas.microsoft.com/office/word/2020/wordml/sdtdatahash" xmlns:w16sdtfl="http://schemas.microsoft.com/office/word/2024/wordml/sdtformatlock" xmlns:w16se="http://schemas.microsoft.com/office/word/2015/wordml/symex" xmlns:wpg="http://schemas.microsoft.com/office/word/2010/wordprocessingGroup" xmlns:wpi="http://schemas.microsoft.com/office/word/2010/wordprocessingInk" xmlns:wne="http://schemas.microsoft.com/office/word/2006/wordml" xmlns:wps="http://schemas.microsoft.com/office/word/2010/wordprocessingShape" mc:Ignorable="w14 w15 w16se w16cid w16 w16cex w16sdtdh w16sdtfl w16du wp14">
   <w:body>
     <w:p>
-      <w:hyperlink r:id="rId5" w:tgtFrame="_blank" w:history="1">
-        <w:r>
-          <w:rPr>
-            <w:rStyle w:val="Hyperlink"/>
-          </w:rPr>
-          <w:t>http://localhost:5173/order/6a329975e96607f6c57c752c</w:t>
-        </w:r>
-      </w:hyperlink>
-      <w:r>
-        <w:t xml:space="preserve"> so on the platform when i build this i run into one problem it says Not authorised, token failed and to try again so i am wondering where this problem is</w:t>
+      <w:r>
+        <w:fldChar w:fldCharType="begin"/>
+      </w:r>
+      <w:r>
+        <w:instrText>HYPERLINK "http://localhost:5173/order/6a329975e96607f6c57c752c" \t "_blank"</w:instrText>
+      </w:r>
+      <w:r>
+        <w:fldChar w:fldCharType="separate"/>
+      </w:r>
+      <w:r>
+        <w:rPr>
+          <w:rStyle w:val="Hyperlink"/>
+        </w:rPr>
+        <w:t>http://localhost:5173/order/6a329975e96607f6c57c752c</w:t>
+      </w:r>
+      <w:r>
+        <w:fldChar w:fldCharType="end"/>
+      </w:r>
+      <w:r>
+        <w:t xml:space="preserve"> so on the platform when </w:t>
+      </w:r>
+      <w:proofErr w:type="spellStart"/>
+      <w:r>
+        <w:t>i</w:t>
+      </w:r>
+      <w:proofErr w:type="spellEnd"/>
+      <w:r>
+        <w:t xml:space="preserve"> build this </w:t>
+      </w:r>
+      <w:proofErr w:type="spellStart"/>
+      <w:r>
+        <w:t>i</w:t>
+      </w:r>
+      <w:proofErr w:type="spellEnd"/>
+      <w:r>
+        <w:t xml:space="preserve"> run into one problem it says Not </w:t>
+      </w:r>
+      <w:proofErr w:type="spellStart"/>
+      <w:r>
+        <w:t>authorised</w:t>
+      </w:r>
+      <w:proofErr w:type="spellEnd"/>
+      <w:r>
+        <w:t xml:space="preserve">, token failed and to try again so </w:t>
+      </w:r>
+      <w:proofErr w:type="spellStart"/>
+      <w:r>
+        <w:t>i</w:t>
+      </w:r>
+      <w:proofErr w:type="spellEnd"/>
+      <w:r>
+        <w:t xml:space="preserve"> am wondering where this problem is</w:t>
       </w:r>
     </w:p>
     <w:p>
@@ -26,278 +68,886 @@
           <w:b/>
           <w:bCs/>
         </w:rPr>
-        <w:t>frontend/src/App.jsx</w:t>
-      </w:r>
-    </w:p>
-    <w:p>
-      <w:r>
-        <w:t>Find this:</w:t>
-      </w:r>
-    </w:p>
-    <w:p>
-      <w:r>
-        <w:t>jsx</w:t>
-      </w:r>
-    </w:p>
-    <w:p>
-      <w:r>
-        <w:t>import { BrowserRouter as Router, Routes, Route } from 'react-router-dom';</w:t>
-      </w:r>
-    </w:p>
-    <w:p>
-      <w:r>
-        <w:t>import { Container } from 'react-bootstrap';</w:t>
-      </w:r>
-    </w:p>
-    <w:p>
-      <w:r>
-        <w:t>import ScrollToTop from './components/ScrollToTop/ScrollToTop';</w:t>
-      </w:r>
-    </w:p>
-    <w:p>
-      <w:r>
-        <w:t>import SkipLink from './components/SkipLink/SkipLink';</w:t>
-      </w:r>
-    </w:p>
-    <w:p>
-      <w:r>
-        <w:t>Replace with:</w:t>
-      </w:r>
-    </w:p>
-    <w:p>
-      <w:r>
-        <w:t>jsx</w:t>
-      </w:r>
-    </w:p>
-    <w:p>
-      <w:r>
-        <w:t>import { BrowserRouter as Router, Routes, Route, useNavigate } from 'react-router-dom';</w:t>
-      </w:r>
-    </w:p>
-    <w:p>
-      <w:r>
-        <w:t>import { Container } from 'react-bootstrap';</w:t>
-      </w:r>
-    </w:p>
-    <w:p>
-      <w:r>
-        <w:t>import ScrollToTop from './components/ScrollToTop/ScrollToTop';</w:t>
-      </w:r>
-    </w:p>
-    <w:p>
-      <w:r>
-        <w:t>import SkipLink from './components/SkipLink/SkipLink';</w:t>
-      </w:r>
-    </w:p>
-    <w:p>
-      <w:r>
-        <w:t>import { setNavigator } from './utils/navigationService';</w:t>
-      </w:r>
-    </w:p>
-    <w:p>
-      <w:r>
-        <w:t>Find this:</w:t>
-      </w:r>
-    </w:p>
-    <w:p>
-      <w:r>
-        <w:t>jsx</w:t>
-      </w:r>
-    </w:p>
-    <w:p>
-      <w:r>
-        <w:t>const App = () =&gt; {</w:t>
-      </w:r>
-    </w:p>
-    <w:p>
-      <w:r>
-        <w:t xml:space="preserve">  return (</w:t>
-      </w:r>
-    </w:p>
-    <w:p>
-      <w:r>
-        <w:t xml:space="preserve">    &lt;Router&gt;</w:t>
-      </w:r>
-    </w:p>
-    <w:p>
-      <w:r>
-        <w:t xml:space="preserve">      {/* Skip link — first focusable element on every page for keyboard users */}</w:t>
-      </w:r>
-    </w:p>
-    <w:p>
-      <w:r>
-        <w:t xml:space="preserve">      &lt;SkipLink /&gt;</w:t>
-      </w:r>
-    </w:p>
-    <w:p>
-      <w:r>
-        <w:t xml:space="preserve">      &lt;ScrollToTop /&gt;</w:t>
-      </w:r>
-    </w:p>
-    <w:p>
-      <w:r>
-        <w:t xml:space="preserve">      &lt;Header /&gt;</w:t>
-      </w:r>
-    </w:p>
-    <w:p>
-      <w:r>
-        <w:t>Replace with:</w:t>
-      </w:r>
-    </w:p>
-    <w:p>
-      <w:r>
-        <w:t>jsx</w:t>
-      </w:r>
-    </w:p>
-    <w:p>
-      <w:r>
-        <w:t>// ── NavigatorSetter ───────────────────────────────────────────</w:t>
-      </w:r>
-    </w:p>
-    <w:p>
-      <w:r>
-        <w:t>// Hands react-router's navigate() function to the global</w:t>
-      </w:r>
-    </w:p>
-    <w:p>
-      <w:r>
-        <w:t>// navigationService module, once, on mount. This is what lets</w:t>
-      </w:r>
-    </w:p>
-    <w:p>
-      <w:r>
-        <w:t>// axiosSessionInterceptor.js (which runs completely outside the</w:t>
-      </w:r>
-    </w:p>
-    <w:p>
-      <w:r>
-        <w:t>// React component tree, so it has no access to hooks at all)</w:t>
-      </w:r>
-    </w:p>
-    <w:p>
-      <w:r>
-        <w:t>// perform a real react-router navigation — including passing</w:t>
-      </w:r>
-    </w:p>
-    <w:p>
-      <w:r>
-        <w:t>// state.from — instead of a hard window.location redirect that</w:t>
-      </w:r>
-    </w:p>
-    <w:p>
-      <w:r>
-        <w:t>// would reload the whole app and lose that state.</w:t>
-      </w:r>
-    </w:p>
-    <w:p>
-      <w:r>
-        <w:t>//</w:t>
-      </w:r>
-    </w:p>
-    <w:p>
-      <w:r>
-        <w:t>// Renders nothing. Must be mounted INSIDE &lt;Router&gt; so useNavigate()</w:t>
-      </w:r>
-    </w:p>
-    <w:p>
-      <w:r>
-        <w:t>// has a router context to attach to.</w:t>
-      </w:r>
-    </w:p>
-    <w:p>
-      <w:r>
-        <w:t>const NavigatorSetter = () =&gt; {</w:t>
-      </w:r>
-    </w:p>
-    <w:p>
-      <w:r>
-        <w:t xml:space="preserve">  const navigate = useNavigate();</w:t>
-      </w:r>
-    </w:p>
-    <w:p>
-      <w:r>
-        <w:t xml:space="preserve">  setNavigator(navigate);</w:t>
-      </w:r>
-    </w:p>
-    <w:p>
-      <w:r>
-        <w:t xml:space="preserve">  return null;</w:t>
-      </w:r>
-    </w:p>
-    <w:p>
-      <w:r>
-        <w:t>};</w:t>
-      </w:r>
-    </w:p>
-    <w:p/>
-    <w:p>
-      <w:r>
-        <w:t>const App = () =&gt; {</w:t>
-      </w:r>
-    </w:p>
-    <w:p>
-      <w:r>
-        <w:t xml:space="preserve">  return (</w:t>
-      </w:r>
-    </w:p>
-    <w:p>
-      <w:r>
-        <w:t xml:space="preserve">    &lt;Router&gt;</w:t>
-      </w:r>
-    </w:p>
-    <w:p>
-      <w:r>
-        <w:t xml:space="preserve">      &lt;NavigatorSetter /&gt;</w:t>
-      </w:r>
-    </w:p>
-    <w:p>
-      <w:r>
-        <w:t xml:space="preserve">      {/* Skip link — first focusable element on every page for keyboard users */}</w:t>
-      </w:r>
-    </w:p>
-    <w:p>
-      <w:r>
-        <w:t xml:space="preserve">      &lt;SkipLink /&gt;</w:t>
-      </w:r>
-    </w:p>
-    <w:p>
-      <w:r>
-        <w:t xml:space="preserve">      &lt;ScrollToTop /&gt;</w:t>
-      </w:r>
-    </w:p>
-    <w:p>
-      <w:r>
-        <w:t xml:space="preserve">      &lt;Header /&gt;</w:t>
-      </w:r>
-    </w:p>
-    <w:p>
-      <w:r>
-        <w:t>That's the whole thing wired end to end. NavigatorSetter sits inside &lt;Router&gt; so useNavigate() has a valid context, and it calls setNavigator() on every render rather than gating it behind a useEffect — that's deliberate, not an oversight: navigate from react-router-dom is stable across renders in practice, so re-calling setNavigator(navigate) every render is harmless and it guarantees the reference is always current with zero risk of a stale closure, which matters here since axiosSessionInterceptor.js could theoretically fire before a useEffect on first mount has had a chance to run.</w:t>
-      </w:r>
-    </w:p>
-    <w:p>
+        <w:t>frontend/</w:t>
+      </w:r>
+      <w:proofErr w:type="spellStart"/>
       <w:r>
         <w:rPr>
           <w:b/>
           <w:bCs/>
         </w:rPr>
-        <w:t>Full trace of what happens now, end to end:</w:t>
-      </w:r>
-      <w:r>
-        <w:t> an axios call anywhere in the app gets back a 401 with 'Not authorised, token failed' → axiosSessionInterceptor.js's response interceptor catches it → dispatches the existing logout() thunk from authSlice.js, which clears userInfo from both Redux and localStorage → calls showToast('Your session has expired. Please sign in again.', 'error'), which fires the same shopzone-toast custom event your Toast.jsx already listens for, so it renders through the existing assertive/error toast lane with no changes needed there → calls redirectTo('/login', { state: { from: currentPath } }) → navigationService.js forwards that straight to the real navigate() handed to it by NavigatorSetter → the browser lands on /login via client-side routing (no full reload, no flash) → whatever your LoginPage already does with location.state.from on every other login gate sends the user right back to the page they were trying to reach.</w:t>
-      </w:r>
-    </w:p>
-    <w:p>
+        <w:t>src</w:t>
+      </w:r>
+      <w:proofErr w:type="spellEnd"/>
       <w:r>
         <w:rPr>
           <w:b/>
           <w:bCs/>
         </w:rPr>
+        <w:t>/</w:t>
+      </w:r>
+      <w:proofErr w:type="spellStart"/>
+      <w:r>
+        <w:rPr>
+          <w:b/>
+          <w:bCs/>
+        </w:rPr>
+        <w:t>App.jsx</w:t>
+      </w:r>
+      <w:proofErr w:type="spellEnd"/>
+    </w:p>
+    <w:p>
+      <w:r>
+        <w:t>Find this:</w:t>
+      </w:r>
+    </w:p>
+    <w:p>
+      <w:proofErr w:type="spellStart"/>
+      <w:r>
+        <w:t>jsx</w:t>
+      </w:r>
+      <w:proofErr w:type="spellEnd"/>
+    </w:p>
+    <w:p>
+      <w:r>
+        <w:t xml:space="preserve">import </w:t>
+      </w:r>
+      <w:proofErr w:type="gramStart"/>
+      <w:r>
+        <w:t xml:space="preserve">{ </w:t>
+      </w:r>
+      <w:proofErr w:type="spellStart"/>
+      <w:r>
+        <w:t>BrowserRouter</w:t>
+      </w:r>
+      <w:proofErr w:type="spellEnd"/>
+      <w:proofErr w:type="gramEnd"/>
+      <w:r>
+        <w:t xml:space="preserve"> as Router, Routes, </w:t>
+      </w:r>
+      <w:proofErr w:type="gramStart"/>
+      <w:r>
+        <w:t>Route }</w:t>
+      </w:r>
+      <w:proofErr w:type="gramEnd"/>
+      <w:r>
+        <w:t xml:space="preserve"> from 'react-router-</w:t>
+      </w:r>
+      <w:proofErr w:type="spellStart"/>
+      <w:r>
+        <w:t>dom</w:t>
+      </w:r>
+      <w:proofErr w:type="spellEnd"/>
+      <w:r>
+        <w:t>';</w:t>
+      </w:r>
+    </w:p>
+    <w:p>
+      <w:r>
+        <w:t xml:space="preserve">import </w:t>
+      </w:r>
+      <w:proofErr w:type="gramStart"/>
+      <w:r>
+        <w:t>{ Container</w:t>
+      </w:r>
+      <w:proofErr w:type="gramEnd"/>
+      <w:r>
+        <w:t xml:space="preserve"> } from 'react-bootstrap';</w:t>
+      </w:r>
+    </w:p>
+    <w:p>
+      <w:r>
+        <w:t xml:space="preserve">import </w:t>
+      </w:r>
+      <w:proofErr w:type="spellStart"/>
+      <w:r>
+        <w:t>ScrollToTop</w:t>
+      </w:r>
+      <w:proofErr w:type="spellEnd"/>
+      <w:r>
+        <w:t xml:space="preserve"> from </w:t>
+      </w:r>
+      <w:proofErr w:type="gramStart"/>
+      <w:r>
+        <w:t>'./</w:t>
+      </w:r>
+      <w:proofErr w:type="gramEnd"/>
+      <w:r>
+        <w:t>components/</w:t>
+      </w:r>
+      <w:proofErr w:type="spellStart"/>
+      <w:r>
+        <w:t>ScrollToTop</w:t>
+      </w:r>
+      <w:proofErr w:type="spellEnd"/>
+      <w:r>
+        <w:t>/</w:t>
+      </w:r>
+      <w:proofErr w:type="spellStart"/>
+      <w:r>
+        <w:t>ScrollToTop</w:t>
+      </w:r>
+      <w:proofErr w:type="spellEnd"/>
+      <w:r>
+        <w:t>';</w:t>
+      </w:r>
+    </w:p>
+    <w:p>
+      <w:r>
+        <w:t xml:space="preserve">import </w:t>
+      </w:r>
+      <w:proofErr w:type="spellStart"/>
+      <w:r>
+        <w:t>SkipLink</w:t>
+      </w:r>
+      <w:proofErr w:type="spellEnd"/>
+      <w:r>
+        <w:t xml:space="preserve"> from </w:t>
+      </w:r>
+      <w:proofErr w:type="gramStart"/>
+      <w:r>
+        <w:t>'./</w:t>
+      </w:r>
+      <w:proofErr w:type="gramEnd"/>
+      <w:r>
+        <w:t>components/</w:t>
+      </w:r>
+      <w:proofErr w:type="spellStart"/>
+      <w:r>
+        <w:t>SkipLink</w:t>
+      </w:r>
+      <w:proofErr w:type="spellEnd"/>
+      <w:r>
+        <w:t>/</w:t>
+      </w:r>
+      <w:proofErr w:type="spellStart"/>
+      <w:r>
+        <w:t>SkipLink</w:t>
+      </w:r>
+      <w:proofErr w:type="spellEnd"/>
+      <w:r>
+        <w:t>';</w:t>
+      </w:r>
+    </w:p>
+    <w:p>
+      <w:r>
+        <w:t>Replace with:</w:t>
+      </w:r>
+    </w:p>
+    <w:p>
+      <w:proofErr w:type="spellStart"/>
+      <w:r>
+        <w:t>jsx</w:t>
+      </w:r>
+      <w:proofErr w:type="spellEnd"/>
+    </w:p>
+    <w:p>
+      <w:r>
+        <w:t xml:space="preserve">import </w:t>
+      </w:r>
+      <w:proofErr w:type="gramStart"/>
+      <w:r>
+        <w:t xml:space="preserve">{ </w:t>
+      </w:r>
+      <w:proofErr w:type="spellStart"/>
+      <w:r>
+        <w:t>BrowserRouter</w:t>
+      </w:r>
+      <w:proofErr w:type="spellEnd"/>
+      <w:proofErr w:type="gramEnd"/>
+      <w:r>
+        <w:t xml:space="preserve"> as Router, Routes, Route, </w:t>
+      </w:r>
+      <w:proofErr w:type="spellStart"/>
+      <w:proofErr w:type="gramStart"/>
+      <w:r>
+        <w:t>useNavigate</w:t>
+      </w:r>
+      <w:proofErr w:type="spellEnd"/>
+      <w:r>
+        <w:t xml:space="preserve"> }</w:t>
+      </w:r>
+      <w:proofErr w:type="gramEnd"/>
+      <w:r>
+        <w:t xml:space="preserve"> from 'react-router-</w:t>
+      </w:r>
+      <w:proofErr w:type="spellStart"/>
+      <w:r>
+        <w:t>dom</w:t>
+      </w:r>
+      <w:proofErr w:type="spellEnd"/>
+      <w:r>
+        <w:t>';</w:t>
+      </w:r>
+    </w:p>
+    <w:p>
+      <w:r>
+        <w:t xml:space="preserve">import </w:t>
+      </w:r>
+      <w:proofErr w:type="gramStart"/>
+      <w:r>
+        <w:t>{ Container</w:t>
+      </w:r>
+      <w:proofErr w:type="gramEnd"/>
+      <w:r>
+        <w:t xml:space="preserve"> } from 'react-bootstrap';</w:t>
+      </w:r>
+    </w:p>
+    <w:p>
+      <w:r>
+        <w:t xml:space="preserve">import </w:t>
+      </w:r>
+      <w:proofErr w:type="spellStart"/>
+      <w:r>
+        <w:t>ScrollToTop</w:t>
+      </w:r>
+      <w:proofErr w:type="spellEnd"/>
+      <w:r>
+        <w:t xml:space="preserve"> from </w:t>
+      </w:r>
+      <w:proofErr w:type="gramStart"/>
+      <w:r>
+        <w:t>'./</w:t>
+      </w:r>
+      <w:proofErr w:type="gramEnd"/>
+      <w:r>
+        <w:t>components/</w:t>
+      </w:r>
+      <w:proofErr w:type="spellStart"/>
+      <w:r>
+        <w:t>ScrollToTop</w:t>
+      </w:r>
+      <w:proofErr w:type="spellEnd"/>
+      <w:r>
+        <w:t>/</w:t>
+      </w:r>
+      <w:proofErr w:type="spellStart"/>
+      <w:r>
+        <w:t>ScrollToTop</w:t>
+      </w:r>
+      <w:proofErr w:type="spellEnd"/>
+      <w:r>
+        <w:t>';</w:t>
+      </w:r>
+    </w:p>
+    <w:p>
+      <w:r>
+        <w:t xml:space="preserve">import </w:t>
+      </w:r>
+      <w:proofErr w:type="spellStart"/>
+      <w:r>
+        <w:t>SkipLink</w:t>
+      </w:r>
+      <w:proofErr w:type="spellEnd"/>
+      <w:r>
+        <w:t xml:space="preserve"> from </w:t>
+      </w:r>
+      <w:proofErr w:type="gramStart"/>
+      <w:r>
+        <w:t>'./</w:t>
+      </w:r>
+      <w:proofErr w:type="gramEnd"/>
+      <w:r>
+        <w:t>components/</w:t>
+      </w:r>
+      <w:proofErr w:type="spellStart"/>
+      <w:r>
+        <w:t>SkipLink</w:t>
+      </w:r>
+      <w:proofErr w:type="spellEnd"/>
+      <w:r>
+        <w:t>/</w:t>
+      </w:r>
+      <w:proofErr w:type="spellStart"/>
+      <w:r>
+        <w:t>SkipLink</w:t>
+      </w:r>
+      <w:proofErr w:type="spellEnd"/>
+      <w:r>
+        <w:t>';</w:t>
+      </w:r>
+    </w:p>
+    <w:p>
+      <w:r>
+        <w:t xml:space="preserve">import </w:t>
+      </w:r>
+      <w:proofErr w:type="gramStart"/>
+      <w:r>
+        <w:t xml:space="preserve">{ </w:t>
+      </w:r>
+      <w:proofErr w:type="spellStart"/>
+      <w:r>
+        <w:t>setNavigator</w:t>
+      </w:r>
+      <w:proofErr w:type="spellEnd"/>
+      <w:proofErr w:type="gramEnd"/>
+      <w:r>
+        <w:t xml:space="preserve"> } from </w:t>
+      </w:r>
+      <w:proofErr w:type="gramStart"/>
+      <w:r>
+        <w:t>'./</w:t>
+      </w:r>
+      <w:proofErr w:type="gramEnd"/>
+      <w:r>
+        <w:t>utils/</w:t>
+      </w:r>
+      <w:proofErr w:type="spellStart"/>
+      <w:r>
+        <w:t>navigationService</w:t>
+      </w:r>
+      <w:proofErr w:type="spellEnd"/>
+      <w:r>
+        <w:t>';</w:t>
+      </w:r>
+    </w:p>
+    <w:p>
+      <w:r>
+        <w:t>Find this:</w:t>
+      </w:r>
+    </w:p>
+    <w:p>
+      <w:proofErr w:type="spellStart"/>
+      <w:r>
+        <w:t>jsx</w:t>
+      </w:r>
+      <w:proofErr w:type="spellEnd"/>
+    </w:p>
+    <w:p>
+      <w:r>
+        <w:t>const App = () =&gt; {</w:t>
+      </w:r>
+    </w:p>
+    <w:p>
+      <w:r>
+        <w:t xml:space="preserve">  return (</w:t>
+      </w:r>
+    </w:p>
+    <w:p>
+      <w:r>
+        <w:t xml:space="preserve">    &lt;Router&gt;</w:t>
+      </w:r>
+    </w:p>
+    <w:p>
+      <w:r>
+        <w:t xml:space="preserve">      {/* Skip link — first focusable element on every page for keyboard users */}</w:t>
+      </w:r>
+    </w:p>
+    <w:p>
+      <w:r>
+        <w:t xml:space="preserve">      &lt;</w:t>
+      </w:r>
+      <w:proofErr w:type="spellStart"/>
+      <w:r>
+        <w:t>SkipLink</w:t>
+      </w:r>
+      <w:proofErr w:type="spellEnd"/>
+      <w:r>
+        <w:t xml:space="preserve"> /&gt;</w:t>
+      </w:r>
+    </w:p>
+    <w:p>
+      <w:r>
+        <w:t xml:space="preserve">      &lt;</w:t>
+      </w:r>
+      <w:proofErr w:type="spellStart"/>
+      <w:r>
+        <w:t>ScrollToTop</w:t>
+      </w:r>
+      <w:proofErr w:type="spellEnd"/>
+      <w:r>
+        <w:t xml:space="preserve"> /&gt;</w:t>
+      </w:r>
+    </w:p>
+    <w:p>
+      <w:r>
+        <w:t xml:space="preserve">      &lt;Header /&gt;</w:t>
+      </w:r>
+    </w:p>
+    <w:p>
+      <w:r>
+        <w:t>Replace with:</w:t>
+      </w:r>
+    </w:p>
+    <w:p>
+      <w:proofErr w:type="spellStart"/>
+      <w:r>
+        <w:t>jsx</w:t>
+      </w:r>
+      <w:proofErr w:type="spellEnd"/>
+    </w:p>
+    <w:p>
+      <w:r>
+        <w:t xml:space="preserve">// ── </w:t>
+      </w:r>
+      <w:proofErr w:type="spellStart"/>
+      <w:r>
+        <w:t>NavigatorSetter</w:t>
+      </w:r>
+      <w:proofErr w:type="spellEnd"/>
+      <w:r>
+        <w:t xml:space="preserve"> ───────────────────────────────────────────</w:t>
+      </w:r>
+    </w:p>
+    <w:p>
+      <w:r>
+        <w:t>// Hands react-</w:t>
+      </w:r>
+      <w:proofErr w:type="gramStart"/>
+      <w:r>
+        <w:t>router's</w:t>
+      </w:r>
+      <w:proofErr w:type="gramEnd"/>
+      <w:r>
+        <w:t xml:space="preserve"> </w:t>
+      </w:r>
+      <w:proofErr w:type="gramStart"/>
+      <w:r>
+        <w:t>navigate(</w:t>
+      </w:r>
+      <w:proofErr w:type="gramEnd"/>
+      <w:r>
+        <w:t>) function to the global</w:t>
+      </w:r>
+    </w:p>
+    <w:p>
+      <w:r>
+        <w:t xml:space="preserve">// </w:t>
+      </w:r>
+      <w:proofErr w:type="spellStart"/>
+      <w:r>
+        <w:t>navigationService</w:t>
+      </w:r>
+      <w:proofErr w:type="spellEnd"/>
+      <w:r>
+        <w:t xml:space="preserve"> module, once, on mount. This is what lets</w:t>
+      </w:r>
+    </w:p>
+    <w:p>
+      <w:r>
+        <w:t>// axiosSessionInterceptor.js (which runs completely outside the</w:t>
+      </w:r>
+    </w:p>
+    <w:p>
+      <w:r>
+        <w:t>// React component tree, so it has no access to hooks at all)</w:t>
+      </w:r>
+    </w:p>
+    <w:p>
+      <w:r>
+        <w:t>// perform a real react-router navigation — including passing</w:t>
+      </w:r>
+    </w:p>
+    <w:p>
+      <w:r>
+        <w:t xml:space="preserve">// </w:t>
+      </w:r>
+      <w:proofErr w:type="spellStart"/>
+      <w:proofErr w:type="gramStart"/>
+      <w:r>
+        <w:t>state.from</w:t>
+      </w:r>
+      <w:proofErr w:type="spellEnd"/>
+      <w:proofErr w:type="gramEnd"/>
+      <w:r>
+        <w:t xml:space="preserve"> — instead of a hard </w:t>
+      </w:r>
+      <w:proofErr w:type="spellStart"/>
+      <w:proofErr w:type="gramStart"/>
+      <w:r>
+        <w:t>window.location</w:t>
+      </w:r>
+      <w:proofErr w:type="spellEnd"/>
+      <w:proofErr w:type="gramEnd"/>
+      <w:r>
+        <w:t xml:space="preserve"> redirect that</w:t>
+      </w:r>
+    </w:p>
+    <w:p>
+      <w:r>
+        <w:t>// would reload the whole app and lose that state.</w:t>
+      </w:r>
+    </w:p>
+    <w:p>
+      <w:r>
+        <w:t>//</w:t>
+      </w:r>
+    </w:p>
+    <w:p>
+      <w:r>
+        <w:t xml:space="preserve">// Renders nothing. Must be mounted INSIDE &lt;Router&gt; so </w:t>
+      </w:r>
+      <w:proofErr w:type="spellStart"/>
+      <w:proofErr w:type="gramStart"/>
+      <w:r>
+        <w:t>useNavigate</w:t>
+      </w:r>
+      <w:proofErr w:type="spellEnd"/>
+      <w:r>
+        <w:t>(</w:t>
+      </w:r>
+      <w:proofErr w:type="gramEnd"/>
+      <w:r>
+        <w:t>)</w:t>
+      </w:r>
+    </w:p>
+    <w:p>
+      <w:r>
+        <w:t>// has a router context to attach to.</w:t>
+      </w:r>
+    </w:p>
+    <w:p>
+      <w:r>
+        <w:t xml:space="preserve">const </w:t>
+      </w:r>
+      <w:proofErr w:type="spellStart"/>
+      <w:r>
+        <w:t>NavigatorSetter</w:t>
+      </w:r>
+      <w:proofErr w:type="spellEnd"/>
+      <w:r>
+        <w:t xml:space="preserve"> = () =&gt; {</w:t>
+      </w:r>
+    </w:p>
+    <w:p>
+      <w:r>
+        <w:t xml:space="preserve">  const navigate = </w:t>
+      </w:r>
+      <w:proofErr w:type="spellStart"/>
+      <w:proofErr w:type="gramStart"/>
+      <w:r>
+        <w:t>useNavigate</w:t>
+      </w:r>
+      <w:proofErr w:type="spellEnd"/>
+      <w:r>
+        <w:t>(</w:t>
+      </w:r>
+      <w:proofErr w:type="gramEnd"/>
+      <w:r>
+        <w:t>);</w:t>
+      </w:r>
+    </w:p>
+    <w:p>
+      <w:r>
+        <w:t xml:space="preserve">  </w:t>
+      </w:r>
+      <w:proofErr w:type="spellStart"/>
+      <w:r>
+        <w:t>setNavigator</w:t>
+      </w:r>
+      <w:proofErr w:type="spellEnd"/>
+      <w:r>
+        <w:t>(navigate);</w:t>
+      </w:r>
+    </w:p>
+    <w:p>
+      <w:r>
+        <w:t xml:space="preserve">  return null;</w:t>
+      </w:r>
+    </w:p>
+    <w:p>
+      <w:r>
+        <w:t>};</w:t>
+      </w:r>
+    </w:p>
+    <w:p/>
+    <w:p>
+      <w:r>
+        <w:t>const App = () =&gt; {</w:t>
+      </w:r>
+    </w:p>
+    <w:p>
+      <w:r>
+        <w:t xml:space="preserve">  return (</w:t>
+      </w:r>
+    </w:p>
+    <w:p>
+      <w:r>
+        <w:t xml:space="preserve">    &lt;Router&gt;</w:t>
+      </w:r>
+    </w:p>
+    <w:p>
+      <w:r>
+        <w:t xml:space="preserve">      &lt;</w:t>
+      </w:r>
+      <w:proofErr w:type="spellStart"/>
+      <w:r>
+        <w:t>NavigatorSetter</w:t>
+      </w:r>
+      <w:proofErr w:type="spellEnd"/>
+      <w:r>
+        <w:t xml:space="preserve"> /&gt;</w:t>
+      </w:r>
+    </w:p>
+    <w:p>
+      <w:r>
+        <w:t xml:space="preserve">      {/* Skip link — first focusable element on every page for keyboard users */}</w:t>
+      </w:r>
+    </w:p>
+    <w:p>
+      <w:r>
+        <w:t xml:space="preserve">      &lt;</w:t>
+      </w:r>
+      <w:proofErr w:type="spellStart"/>
+      <w:r>
+        <w:t>SkipLink</w:t>
+      </w:r>
+      <w:proofErr w:type="spellEnd"/>
+      <w:r>
+        <w:t xml:space="preserve"> /&gt;</w:t>
+      </w:r>
+    </w:p>
+    <w:p>
+      <w:r>
+        <w:t xml:space="preserve">      &lt;</w:t>
+      </w:r>
+      <w:proofErr w:type="spellStart"/>
+      <w:r>
+        <w:t>ScrollToTop</w:t>
+      </w:r>
+      <w:proofErr w:type="spellEnd"/>
+      <w:r>
+        <w:t xml:space="preserve"> /&gt;</w:t>
+      </w:r>
+    </w:p>
+    <w:p>
+      <w:r>
+        <w:t xml:space="preserve">      &lt;Header /&gt;</w:t>
+      </w:r>
+    </w:p>
+    <w:p>
+      <w:r>
+        <w:t>That's the whole thing wired end to end. </w:t>
+      </w:r>
+      <w:proofErr w:type="spellStart"/>
+      <w:r>
+        <w:t>NavigatorSetter</w:t>
+      </w:r>
+      <w:proofErr w:type="spellEnd"/>
+      <w:r>
+        <w:t> sits inside &lt;Router&gt; so </w:t>
+      </w:r>
+      <w:proofErr w:type="spellStart"/>
+      <w:r>
+        <w:t>useNavigate</w:t>
+      </w:r>
+      <w:proofErr w:type="spellEnd"/>
+      <w:r>
+        <w:t>() has a valid context, and it calls </w:t>
+      </w:r>
+      <w:proofErr w:type="spellStart"/>
+      <w:r>
+        <w:t>setNavigator</w:t>
+      </w:r>
+      <w:proofErr w:type="spellEnd"/>
+      <w:r>
+        <w:t>() on every render rather than gating it behind a </w:t>
+      </w:r>
+      <w:proofErr w:type="spellStart"/>
+      <w:r>
+        <w:t>useEffect</w:t>
+      </w:r>
+      <w:proofErr w:type="spellEnd"/>
+      <w:r>
+        <w:t> — that's deliberate, not an oversight: navigate from react-router-</w:t>
+      </w:r>
+      <w:proofErr w:type="spellStart"/>
+      <w:r>
+        <w:t>dom</w:t>
+      </w:r>
+      <w:proofErr w:type="spellEnd"/>
+      <w:r>
+        <w:t> is stable across renders in practice, so re-calling </w:t>
+      </w:r>
+      <w:proofErr w:type="spellStart"/>
+      <w:r>
+        <w:t>setNavigator</w:t>
+      </w:r>
+      <w:proofErr w:type="spellEnd"/>
+      <w:r>
+        <w:t>(navigate) every render is harmless and it guarantees the reference is always current with zero risk of a stale closure, which matters here since axiosSessionInterceptor.js could theoretically fire before a </w:t>
+      </w:r>
+      <w:proofErr w:type="spellStart"/>
+      <w:r>
+        <w:t>useEffect</w:t>
+      </w:r>
+      <w:proofErr w:type="spellEnd"/>
+      <w:r>
+        <w:t> on first mount has had a chance to run.</w:t>
+      </w:r>
+    </w:p>
+    <w:p>
+      <w:r>
+        <w:rPr>
+          <w:b/>
+          <w:bCs/>
+        </w:rPr>
+        <w:t>Full trace of what happens now, end to end:</w:t>
+      </w:r>
+      <w:r>
+        <w:t xml:space="preserve"> an </w:t>
+      </w:r>
+      <w:proofErr w:type="spellStart"/>
+      <w:r>
+        <w:t>axios</w:t>
+      </w:r>
+      <w:proofErr w:type="spellEnd"/>
+      <w:r>
+        <w:t xml:space="preserve"> call anywhere in the app gets back a 401 with 'Not </w:t>
+      </w:r>
+      <w:proofErr w:type="spellStart"/>
+      <w:r>
+        <w:t>authorised</w:t>
+      </w:r>
+      <w:proofErr w:type="spellEnd"/>
+      <w:r>
+        <w:t>, token failed' → </w:t>
+      </w:r>
+      <w:proofErr w:type="spellStart"/>
+      <w:r>
+        <w:t>axiosSessionInterceptor.js's</w:t>
+      </w:r>
+      <w:proofErr w:type="spellEnd"/>
+      <w:r>
+        <w:t xml:space="preserve"> response interceptor catches it → dispatches the existing </w:t>
+      </w:r>
+      <w:proofErr w:type="gramStart"/>
+      <w:r>
+        <w:t>logout(</w:t>
+      </w:r>
+      <w:proofErr w:type="gramEnd"/>
+      <w:r>
+        <w:t>) </w:t>
+      </w:r>
+      <w:proofErr w:type="spellStart"/>
+      <w:r>
+        <w:t>thunk</w:t>
+      </w:r>
+      <w:proofErr w:type="spellEnd"/>
+      <w:r>
+        <w:t xml:space="preserve"> from authSlice.js, which clears </w:t>
+      </w:r>
+      <w:proofErr w:type="spellStart"/>
+      <w:r>
+        <w:t>userInfo</w:t>
+      </w:r>
+      <w:proofErr w:type="spellEnd"/>
+      <w:r>
+        <w:t> from both Redux and </w:t>
+      </w:r>
+      <w:proofErr w:type="spellStart"/>
+      <w:r>
+        <w:t>localStorage</w:t>
+      </w:r>
+      <w:proofErr w:type="spellEnd"/>
+      <w:r>
+        <w:t> → calls </w:t>
+      </w:r>
+      <w:proofErr w:type="spellStart"/>
+      <w:proofErr w:type="gramStart"/>
+      <w:r>
+        <w:t>showToast</w:t>
+      </w:r>
+      <w:proofErr w:type="spellEnd"/>
+      <w:r>
+        <w:t>(</w:t>
+      </w:r>
+      <w:proofErr w:type="gramEnd"/>
+      <w:r>
+        <w:t>'Your session has expired. Please sign in again.', 'error'), which fires the same </w:t>
+      </w:r>
+      <w:proofErr w:type="spellStart"/>
+      <w:r>
+        <w:t>shopzone</w:t>
+      </w:r>
+      <w:proofErr w:type="spellEnd"/>
+      <w:r>
+        <w:t>-toast custom event your </w:t>
+      </w:r>
+      <w:proofErr w:type="spellStart"/>
+      <w:r>
+        <w:t>Toast.jsx</w:t>
+      </w:r>
+      <w:proofErr w:type="spellEnd"/>
+      <w:r>
+        <w:t> already listens for, so it renders through the existing assertive/error toast lane with no changes needed there → calls </w:t>
+      </w:r>
+      <w:proofErr w:type="spellStart"/>
+      <w:r>
+        <w:t>redirectTo</w:t>
+      </w:r>
+      <w:proofErr w:type="spellEnd"/>
+      <w:r>
+        <w:t xml:space="preserve">('/login', { state: { from: </w:t>
+      </w:r>
+      <w:proofErr w:type="spellStart"/>
+      <w:r>
+        <w:t>currentPath</w:t>
+      </w:r>
+      <w:proofErr w:type="spellEnd"/>
+      <w:r>
+        <w:t xml:space="preserve"> } }) → navigationService.js forwards that straight to the real navigate() handed to it by </w:t>
+      </w:r>
+      <w:proofErr w:type="spellStart"/>
+      <w:r>
+        <w:t>NavigatorSetter</w:t>
+      </w:r>
+      <w:proofErr w:type="spellEnd"/>
+      <w:r>
+        <w:t> → the browser lands on /login via client-side routing (no full reload, no flash) → whatever your </w:t>
+      </w:r>
+      <w:proofErr w:type="spellStart"/>
+      <w:r>
+        <w:t>LoginPage</w:t>
+      </w:r>
+      <w:proofErr w:type="spellEnd"/>
+      <w:r>
+        <w:t> already does with </w:t>
+      </w:r>
+      <w:proofErr w:type="spellStart"/>
+      <w:r>
+        <w:t>location.state.from</w:t>
+      </w:r>
+      <w:proofErr w:type="spellEnd"/>
+      <w:r>
+        <w:t> on every other login gate sends the user right back to the page they were trying to reach.</w:t>
+      </w:r>
+    </w:p>
+    <w:p>
+      <w:r>
+        <w:rPr>
+          <w:b/>
+          <w:bCs/>
+        </w:rPr>
         <w:t>Testing checklist:</w:t>
       </w:r>
       <w:r>
         <w:br/>
-        <w:t>Log in normally on the site. Open your .env, change JWT_SECRET to any different string, save, and restart the backend — this reproduces exactly what happened to you, without needing to wait 30 days. Do not log out on the frontend. Click into any protected page (an order, /profile, /notifications) or trigger any authenticated action. Confirm: a red/error toast appears immediately reading "Your session has expired. Please sign in again," the URL changes to /login with no full-page reload (watch the network tab or just notice there's no white flash), and Redux/localStorage's userInfo is now cleared. Log back in and confirm you land back on the exact page you were trying to view, not the homepage. Separately, trigger an unrelated error — submit a form with a missing required field, or hit a nonexistent product ID — and confirm that still shows its normal inline error and does </w:t>
+        <w:t xml:space="preserve">Log in normally on the site. Open </w:t>
+      </w:r>
+      <w:proofErr w:type="gramStart"/>
+      <w:r>
+        <w:t>your .env</w:t>
+      </w:r>
+      <w:proofErr w:type="gramEnd"/>
+      <w:r>
+        <w:t>, change JWT_SECRET to any different string, save, and restart the backend — this reproduces exactly what happened to you, without needing to wait 30 days. Do not log out on the frontend. Click into any protected page (an order, /profile, /notifications) or trigger any authenticated action. Confirm: a red/error toast appears immediately reading "Your session has expired. Please sign in again," the URL changes to /login with no full-page reload (watch the network tab or just notice there's no white flash), and Redux/</w:t>
+      </w:r>
+      <w:proofErr w:type="spellStart"/>
+      <w:r>
+        <w:t>localStorage's</w:t>
+      </w:r>
+      <w:proofErr w:type="spellEnd"/>
+      <w:r>
+        <w:t> </w:t>
+      </w:r>
+      <w:proofErr w:type="spellStart"/>
+      <w:r>
+        <w:t>userInfo</w:t>
+      </w:r>
+      <w:proofErr w:type="spellEnd"/>
+      <w:r>
+        <w:t> is now cleared. Log back in and confirm you land back on the exact page you were trying to view, not the homepage. Separately, trigger an unrelated error — submit a form with a missing required field, or hit a nonexistent product ID — and confirm that still shows its normal inline error and does </w:t>
       </w:r>
       <w:r>
         <w:rPr>
@@ -307,12 +957,52 @@
         <w:t>not</w:t>
       </w:r>
       <w:r>
-        <w:t> trigger a false session-expired toast or redirect, since the interceptor only matches on that exact 401 + message combination from protect. Finally, open two tabs logged into the same stale token, trigger the 401 in both within a couple seconds of each other, and confirm you only get one toast/redirect rather than a stack of duplicates, proving the isHandlingExpiry guard is working.</w:t>
-      </w:r>
-    </w:p>
-    <w:p>
-      <w:r>
-        <w:t xml:space="preserve">you might have to take me step by step so that i can test this also after how long does the browser log you out and can i control any of it and do i want to control it here is env in backend </w:t>
+        <w:t> trigger a false session-expired toast or redirect, since the interceptor only matches on that exact 401 + message combination from </w:t>
+      </w:r>
+      <w:proofErr w:type="gramStart"/>
+      <w:r>
+        <w:t>protect</w:t>
+      </w:r>
+      <w:proofErr w:type="gramEnd"/>
+      <w:r>
+        <w:t>. Finally, open two tabs logged into the same stale token, trigger the 401 in both within a couple seconds of each other, and confirm you only get one toast/redirect rather than a stack of duplicates, proving the </w:t>
+      </w:r>
+      <w:proofErr w:type="spellStart"/>
+      <w:r>
+        <w:t>isHandlingExpiry</w:t>
+      </w:r>
+      <w:proofErr w:type="spellEnd"/>
+      <w:r>
+        <w:t> guard is working.</w:t>
+      </w:r>
+    </w:p>
+    <w:p>
+      <w:r>
+        <w:t xml:space="preserve">you might have to take me step by step so that </w:t>
+      </w:r>
+      <w:proofErr w:type="spellStart"/>
+      <w:r>
+        <w:t>i</w:t>
+      </w:r>
+      <w:proofErr w:type="spellEnd"/>
+      <w:r>
+        <w:t xml:space="preserve"> can test this also after how long does the browser log you out and can </w:t>
+      </w:r>
+      <w:proofErr w:type="spellStart"/>
+      <w:r>
+        <w:t>i</w:t>
+      </w:r>
+      <w:proofErr w:type="spellEnd"/>
+      <w:r>
+        <w:t xml:space="preserve"> control any of it and do </w:t>
+      </w:r>
+      <w:proofErr w:type="spellStart"/>
+      <w:r>
+        <w:t>i</w:t>
+      </w:r>
+      <w:proofErr w:type="spellEnd"/>
+      <w:r>
+        <w:t xml:space="preserve"> want to control it here is env in backend </w:t>
       </w:r>
     </w:p>
     <w:p>
@@ -331,8 +1021,13 @@
       </w:r>
     </w:p>
     <w:p>
-      <w:r>
-        <w:t>so take me through all of it</w:t>
+      <w:proofErr w:type="gramStart"/>
+      <w:r>
+        <w:t>so</w:t>
+      </w:r>
+      <w:proofErr w:type="gramEnd"/>
+      <w:r>
+        <w:t xml:space="preserve"> take me through all of it</w:t>
       </w:r>
     </w:p>
     <w:p>
@@ -367,27 +1062,74 @@
     </w:p>
     <w:p>
       <w:r>
-        <w:t>Looking back at generateToken in userController.js from your session history:</w:t>
-      </w:r>
-    </w:p>
-    <w:p>
+        <w:t>Looking back at </w:t>
+      </w:r>
+      <w:proofErr w:type="spellStart"/>
+      <w:r>
+        <w:t>generateToken</w:t>
+      </w:r>
+      <w:proofErr w:type="spellEnd"/>
+      <w:r>
+        <w:t> in userController.js from your session history:</w:t>
+      </w:r>
+    </w:p>
+    <w:p>
+      <w:proofErr w:type="spellStart"/>
       <w:r>
         <w:t>js</w:t>
       </w:r>
-    </w:p>
-    <w:p>
-      <w:r>
-        <w:t>const generateToken = (id) =&gt; {</w:t>
-      </w:r>
-    </w:p>
-    <w:p>
-      <w:r>
-        <w:t xml:space="preserve">  return jwt.sign({ id }, process.env.JWT_SECRET, {</w:t>
-      </w:r>
-    </w:p>
-    <w:p>
-      <w:r>
-        <w:t xml:space="preserve">    expiresIn: '30d',</w:t>
+      <w:proofErr w:type="spellEnd"/>
+    </w:p>
+    <w:p>
+      <w:r>
+        <w:t xml:space="preserve">const </w:t>
+      </w:r>
+      <w:proofErr w:type="spellStart"/>
+      <w:r>
+        <w:t>generateToken</w:t>
+      </w:r>
+      <w:proofErr w:type="spellEnd"/>
+      <w:r>
+        <w:t xml:space="preserve"> = (id) =&gt; {</w:t>
+      </w:r>
+    </w:p>
+    <w:p>
+      <w:r>
+        <w:t xml:space="preserve">  return </w:t>
+      </w:r>
+      <w:proofErr w:type="spellStart"/>
+      <w:proofErr w:type="gramStart"/>
+      <w:r>
+        <w:t>jwt.sign</w:t>
+      </w:r>
+      <w:proofErr w:type="spellEnd"/>
+      <w:r>
+        <w:t>({ id</w:t>
+      </w:r>
+      <w:proofErr w:type="gramEnd"/>
+      <w:r>
+        <w:t xml:space="preserve"> }, </w:t>
+      </w:r>
+      <w:proofErr w:type="spellStart"/>
+      <w:r>
+        <w:t>process.env.JWT_SECRET</w:t>
+      </w:r>
+      <w:proofErr w:type="spellEnd"/>
+      <w:r>
+        <w:t>, {</w:t>
+      </w:r>
+    </w:p>
+    <w:p>
+      <w:r>
+        <w:t xml:space="preserve">    </w:t>
+      </w:r>
+      <w:proofErr w:type="spellStart"/>
+      <w:r>
+        <w:t>expiresIn</w:t>
+      </w:r>
+      <w:proofErr w:type="spellEnd"/>
+      <w:r>
+        <w:t>: '30d',</w:t>
       </w:r>
     </w:p>
     <w:p>
@@ -426,7 +1168,7 @@
       <w:pPr>
         <w:numPr>
           <w:ilvl w:val="0"/>
-          <w:numId w:val="1"/>
+          <w:numId w:val="4"/>
         </w:numPr>
       </w:pPr>
       <w:r>
@@ -437,7 +1179,17 @@
         <w:t>Natural expiry (30 days)</w:t>
       </w:r>
       <w:r>
-        <w:t> — built into the token itself. After 30 days, jwt.verify() will reject it on its own, with no action needed from you. This is what will </w:t>
+        <w:t> — built into the token itself. After 30 days, </w:t>
+      </w:r>
+      <w:proofErr w:type="spellStart"/>
+      <w:proofErr w:type="gramStart"/>
+      <w:r>
+        <w:t>jwt.verify</w:t>
+      </w:r>
+      <w:proofErr w:type="spellEnd"/>
+      <w:proofErr w:type="gramEnd"/>
+      <w:r>
+        <w:t>() will reject it on its own, with no action needed from you. This is what will </w:t>
       </w:r>
       <w:r>
         <w:rPr>
@@ -454,7 +1206,7 @@
       <w:pPr>
         <w:numPr>
           <w:ilvl w:val="0"/>
-          <w:numId w:val="1"/>
+          <w:numId w:val="4"/>
         </w:numPr>
       </w:pPr>
       <w:r>
@@ -465,7 +1217,15 @@
         <w:t>Forced invalidation (what happened to you)</w:t>
       </w:r>
       <w:r>
-        <w:t> — if JWT_SECRET in .env ever changes, </w:t>
+        <w:t> — if JWT_SECRET </w:t>
+      </w:r>
+      <w:proofErr w:type="gramStart"/>
+      <w:r>
+        <w:t>in .env</w:t>
+      </w:r>
+      <w:proofErr w:type="gramEnd"/>
+      <w:r>
+        <w:t> ever changes, </w:t>
       </w:r>
       <w:r>
         <w:rPr>
@@ -487,7 +1247,17 @@
         <w:t>Yes, you can control the 30-day number</w:t>
       </w:r>
       <w:r>
-        <w:t> — it's just a string passed to jwt.sign. You could change it to '7d', '1d', '12h', whatever you want. I'm not going to change it without you telling me to, since it's a real product decision (shorter = more secure but people get logged out more often and have to re-login more; longer = more convenient but a stolen token stays usable longer). Tell me if you want it changed and to what, and I'll make that one-line edit separately from everything below.</w:t>
+        <w:t> — it's just a string passed to </w:t>
+      </w:r>
+      <w:proofErr w:type="spellStart"/>
+      <w:proofErr w:type="gramStart"/>
+      <w:r>
+        <w:t>jwt.sign</w:t>
+      </w:r>
+      <w:proofErr w:type="spellEnd"/>
+      <w:proofErr w:type="gramEnd"/>
+      <w:r>
+        <w:t>. You could change it to '7d', '1d', '12h', whatever you want. I'm not going to change it without you telling me to, since it's a real product decision (shorter = more secure but people get logged out more often and have to re-login more; longer = more convenient but a stolen token stays usable longer). Tell me if you want it changed and to what, and I'll make that one-line edit separately from everything below.</w:t>
       </w:r>
     </w:p>
     <w:p>
@@ -530,17 +1300,35 @@
       </w:r>
       <w:r>
         <w:br/>
-        <w:t>In your project, go to frontend/src/utils/. If that folder doesn't exist yet, create it. Inside it, create a new file called navigationService.js and paste this exact content:</w:t>
-      </w:r>
-    </w:p>
-    <w:p>
+        <w:t>In your project, go to frontend/</w:t>
+      </w:r>
+      <w:proofErr w:type="spellStart"/>
+      <w:r>
+        <w:t>src</w:t>
+      </w:r>
+      <w:proofErr w:type="spellEnd"/>
+      <w:r>
+        <w:t>/utils/. If that folder doesn't exist yet, create it. Inside it, create a new file called navigationService.js and paste this exact content:</w:t>
+      </w:r>
+    </w:p>
+    <w:p>
+      <w:proofErr w:type="spellStart"/>
       <w:r>
         <w:t>js</w:t>
       </w:r>
-    </w:p>
-    <w:p>
-      <w:r>
-        <w:t>// frontend/src/utils/navigationService.js</w:t>
+      <w:proofErr w:type="spellEnd"/>
+    </w:p>
+    <w:p>
+      <w:r>
+        <w:t>// frontend/</w:t>
+      </w:r>
+      <w:proofErr w:type="spellStart"/>
+      <w:r>
+        <w:t>src</w:t>
+      </w:r>
+      <w:proofErr w:type="spellEnd"/>
+      <w:r>
+        <w:t>/utils/navigationService.js</w:t>
       </w:r>
     </w:p>
     <w:p>
@@ -550,8 +1338,13 @@
     </w:p>
     <w:p>
       <w:r>
-        <w:t>// Lets code OUTSIDE the React component tree (like an axios</w:t>
-      </w:r>
+        <w:t xml:space="preserve">// Lets code OUTSIDE the React component tree (like an </w:t>
+      </w:r>
+      <w:proofErr w:type="spellStart"/>
+      <w:r>
+        <w:t>axios</w:t>
+      </w:r>
+      <w:proofErr w:type="spellEnd"/>
     </w:p>
     <w:p>
       <w:r>
@@ -560,7 +1353,17 @@
     </w:p>
     <w:p>
       <w:r>
-        <w:t>// a hard window.location redirect.</w:t>
+        <w:t xml:space="preserve">// a hard </w:t>
+      </w:r>
+      <w:proofErr w:type="spellStart"/>
+      <w:proofErr w:type="gramStart"/>
+      <w:r>
+        <w:t>window.location</w:t>
+      </w:r>
+      <w:proofErr w:type="spellEnd"/>
+      <w:proofErr w:type="gramEnd"/>
+      <w:r>
+        <w:t xml:space="preserve"> redirect.</w:t>
       </w:r>
     </w:p>
     <w:p>
@@ -571,18 +1374,58 @@
     <w:p/>
     <w:p>
       <w:r>
-        <w:t>let navigatorRef = null;</w:t>
+        <w:t xml:space="preserve">let </w:t>
+      </w:r>
+      <w:proofErr w:type="spellStart"/>
+      <w:r>
+        <w:t>navigatorRef</w:t>
+      </w:r>
+      <w:proofErr w:type="spellEnd"/>
+      <w:r>
+        <w:t xml:space="preserve"> = null;</w:t>
       </w:r>
     </w:p>
     <w:p/>
     <w:p>
       <w:r>
-        <w:t>export const setNavigator = (navigateFn) =&gt; {</w:t>
-      </w:r>
-    </w:p>
-    <w:p>
-      <w:r>
-        <w:t xml:space="preserve">  navigatorRef = navigateFn;</w:t>
+        <w:t xml:space="preserve">export const </w:t>
+      </w:r>
+      <w:proofErr w:type="spellStart"/>
+      <w:r>
+        <w:t>setNavigator</w:t>
+      </w:r>
+      <w:proofErr w:type="spellEnd"/>
+      <w:r>
+        <w:t xml:space="preserve"> = (</w:t>
+      </w:r>
+      <w:proofErr w:type="spellStart"/>
+      <w:r>
+        <w:t>navigateFn</w:t>
+      </w:r>
+      <w:proofErr w:type="spellEnd"/>
+      <w:r>
+        <w:t>) =&gt; {</w:t>
+      </w:r>
+    </w:p>
+    <w:p>
+      <w:r>
+        <w:t xml:space="preserve">  </w:t>
+      </w:r>
+      <w:proofErr w:type="spellStart"/>
+      <w:r>
+        <w:t>navigatorRef</w:t>
+      </w:r>
+      <w:proofErr w:type="spellEnd"/>
+      <w:r>
+        <w:t xml:space="preserve"> = </w:t>
+      </w:r>
+      <w:proofErr w:type="spellStart"/>
+      <w:r>
+        <w:t>navigateFn</w:t>
+      </w:r>
+      <w:proofErr w:type="spellEnd"/>
+      <w:r>
+        <w:t>;</w:t>
       </w:r>
     </w:p>
     <w:p>
@@ -593,17 +1436,46 @@
     <w:p/>
     <w:p>
       <w:r>
-        <w:t>export const redirectTo = (path, options) =&gt; {</w:t>
-      </w:r>
-    </w:p>
-    <w:p>
-      <w:r>
-        <w:t xml:space="preserve">  if (navigatorRef) {</w:t>
-      </w:r>
-    </w:p>
-    <w:p>
-      <w:r>
-        <w:t xml:space="preserve">    navigatorRef(path, options);</w:t>
+        <w:t xml:space="preserve">export const </w:t>
+      </w:r>
+      <w:proofErr w:type="spellStart"/>
+      <w:r>
+        <w:t>redirectTo</w:t>
+      </w:r>
+      <w:proofErr w:type="spellEnd"/>
+      <w:r>
+        <w:t xml:space="preserve"> = (path, options) =&gt; {</w:t>
+      </w:r>
+    </w:p>
+    <w:p>
+      <w:r>
+        <w:t xml:space="preserve">  if (</w:t>
+      </w:r>
+      <w:proofErr w:type="spellStart"/>
+      <w:r>
+        <w:t>navigatorRef</w:t>
+      </w:r>
+      <w:proofErr w:type="spellEnd"/>
+      <w:r>
+        <w:t>) {</w:t>
+      </w:r>
+    </w:p>
+    <w:p>
+      <w:r>
+        <w:t xml:space="preserve">    </w:t>
+      </w:r>
+      <w:proofErr w:type="spellStart"/>
+      <w:proofErr w:type="gramStart"/>
+      <w:r>
+        <w:t>navigatorRef</w:t>
+      </w:r>
+      <w:proofErr w:type="spellEnd"/>
+      <w:r>
+        <w:t>(</w:t>
+      </w:r>
+      <w:proofErr w:type="gramEnd"/>
+      <w:r>
+        <w:t>path, options);</w:t>
       </w:r>
     </w:p>
     <w:p>
@@ -613,7 +1485,20 @@
     </w:p>
     <w:p>
       <w:r>
-        <w:t xml:space="preserve">    window.location.href = path;</w:t>
+        <w:t xml:space="preserve">    </w:t>
+      </w:r>
+      <w:proofErr w:type="spellStart"/>
+      <w:proofErr w:type="gramStart"/>
+      <w:r>
+        <w:t>window.location</w:t>
+      </w:r>
+      <w:proofErr w:type="gramEnd"/>
+      <w:r>
+        <w:t>.href</w:t>
+      </w:r>
+      <w:proofErr w:type="spellEnd"/>
+      <w:r>
+        <w:t xml:space="preserve"> = path;</w:t>
       </w:r>
     </w:p>
     <w:p>
@@ -641,42 +1526,155 @@
       </w:r>
       <w:r>
         <w:br/>
-        <w:t>In the same frontend/src/utils/ folder, create another new file called axiosSessionInterceptor.js and paste this:</w:t>
-      </w:r>
-    </w:p>
-    <w:p>
+        <w:t>In the same frontend/</w:t>
+      </w:r>
+      <w:proofErr w:type="spellStart"/>
+      <w:r>
+        <w:t>src</w:t>
+      </w:r>
+      <w:proofErr w:type="spellEnd"/>
+      <w:r>
+        <w:t>/utils/ folder, create another new file called axiosSessionInterceptor.js and paste this:</w:t>
+      </w:r>
+    </w:p>
+    <w:p>
+      <w:proofErr w:type="spellStart"/>
       <w:r>
         <w:t>js</w:t>
       </w:r>
-    </w:p>
-    <w:p>
-      <w:r>
-        <w:t>// frontend/src/utils/axiosSessionInterceptor.js</w:t>
-      </w:r>
-    </w:p>
-    <w:p>
-      <w:r>
-        <w:t>import axios from 'axios';</w:t>
-      </w:r>
-    </w:p>
-    <w:p>
-      <w:r>
-        <w:t>import store from '../redux/store';</w:t>
-      </w:r>
-    </w:p>
-    <w:p>
-      <w:r>
-        <w:t>import { logout } from '../redux/slices/authSlice';</w:t>
-      </w:r>
-    </w:p>
-    <w:p>
-      <w:r>
-        <w:t>import { showToast } from '../components/Toast/Toast';</w:t>
-      </w:r>
-    </w:p>
-    <w:p>
-      <w:r>
-        <w:t>import { redirectTo } from './navigationService';</w:t>
+      <w:proofErr w:type="spellEnd"/>
+    </w:p>
+    <w:p>
+      <w:r>
+        <w:t>// frontend/</w:t>
+      </w:r>
+      <w:proofErr w:type="spellStart"/>
+      <w:r>
+        <w:t>src</w:t>
+      </w:r>
+      <w:proofErr w:type="spellEnd"/>
+      <w:r>
+        <w:t>/utils/axiosSessionInterceptor.js</w:t>
+      </w:r>
+    </w:p>
+    <w:p>
+      <w:r>
+        <w:t xml:space="preserve">import </w:t>
+      </w:r>
+      <w:proofErr w:type="spellStart"/>
+      <w:r>
+        <w:t>axios</w:t>
+      </w:r>
+      <w:proofErr w:type="spellEnd"/>
+      <w:r>
+        <w:t xml:space="preserve"> from '</w:t>
+      </w:r>
+      <w:proofErr w:type="spellStart"/>
+      <w:r>
+        <w:t>axios</w:t>
+      </w:r>
+      <w:proofErr w:type="spellEnd"/>
+      <w:r>
+        <w:t>';</w:t>
+      </w:r>
+    </w:p>
+    <w:p>
+      <w:r>
+        <w:t xml:space="preserve">import store from </w:t>
+      </w:r>
+      <w:proofErr w:type="gramStart"/>
+      <w:r>
+        <w:t>'..</w:t>
+      </w:r>
+      <w:proofErr w:type="gramEnd"/>
+      <w:r>
+        <w:t>/redux/store';</w:t>
+      </w:r>
+    </w:p>
+    <w:p>
+      <w:r>
+        <w:t xml:space="preserve">import </w:t>
+      </w:r>
+      <w:proofErr w:type="gramStart"/>
+      <w:r>
+        <w:t>{ logout</w:t>
+      </w:r>
+      <w:proofErr w:type="gramEnd"/>
+      <w:r>
+        <w:t xml:space="preserve"> } from </w:t>
+      </w:r>
+      <w:proofErr w:type="gramStart"/>
+      <w:r>
+        <w:t>'..</w:t>
+      </w:r>
+      <w:proofErr w:type="gramEnd"/>
+      <w:r>
+        <w:t>/redux/slices/</w:t>
+      </w:r>
+      <w:proofErr w:type="spellStart"/>
+      <w:r>
+        <w:t>authSlice</w:t>
+      </w:r>
+      <w:proofErr w:type="spellEnd"/>
+      <w:r>
+        <w:t>';</w:t>
+      </w:r>
+    </w:p>
+    <w:p>
+      <w:r>
+        <w:t xml:space="preserve">import </w:t>
+      </w:r>
+      <w:proofErr w:type="gramStart"/>
+      <w:r>
+        <w:t xml:space="preserve">{ </w:t>
+      </w:r>
+      <w:proofErr w:type="spellStart"/>
+      <w:r>
+        <w:t>showToast</w:t>
+      </w:r>
+      <w:proofErr w:type="spellEnd"/>
+      <w:proofErr w:type="gramEnd"/>
+      <w:r>
+        <w:t xml:space="preserve"> } from </w:t>
+      </w:r>
+      <w:proofErr w:type="gramStart"/>
+      <w:r>
+        <w:t>'..</w:t>
+      </w:r>
+      <w:proofErr w:type="gramEnd"/>
+      <w:r>
+        <w:t>/components/Toast/Toast';</w:t>
+      </w:r>
+    </w:p>
+    <w:p>
+      <w:r>
+        <w:t xml:space="preserve">import </w:t>
+      </w:r>
+      <w:proofErr w:type="gramStart"/>
+      <w:r>
+        <w:t xml:space="preserve">{ </w:t>
+      </w:r>
+      <w:proofErr w:type="spellStart"/>
+      <w:r>
+        <w:t>redirectTo</w:t>
+      </w:r>
+      <w:proofErr w:type="spellEnd"/>
+      <w:proofErr w:type="gramEnd"/>
+      <w:r>
+        <w:t xml:space="preserve"> } from </w:t>
+      </w:r>
+      <w:proofErr w:type="gramStart"/>
+      <w:r>
+        <w:t>'./</w:t>
+      </w:r>
+      <w:proofErr w:type="spellStart"/>
+      <w:proofErr w:type="gramEnd"/>
+      <w:r>
+        <w:t>navigationService</w:t>
+      </w:r>
+      <w:proofErr w:type="spellEnd"/>
+      <w:r>
+        <w:t>';</w:t>
       </w:r>
     </w:p>
     <w:p/>
@@ -687,12 +1685,28 @@
     </w:p>
     <w:p>
       <w:r>
-        <w:t xml:space="preserve">  'Not authorised, token failed',</w:t>
-      </w:r>
-    </w:p>
-    <w:p>
-      <w:r>
-        <w:t xml:space="preserve">  'Not authorised, no token',</w:t>
+        <w:t xml:space="preserve">  'Not </w:t>
+      </w:r>
+      <w:proofErr w:type="spellStart"/>
+      <w:r>
+        <w:t>authorised</w:t>
+      </w:r>
+      <w:proofErr w:type="spellEnd"/>
+      <w:r>
+        <w:t>, token failed',</w:t>
+      </w:r>
+    </w:p>
+    <w:p>
+      <w:r>
+        <w:t xml:space="preserve">  'Not </w:t>
+      </w:r>
+      <w:proofErr w:type="spellStart"/>
+      <w:r>
+        <w:t>authorised</w:t>
+      </w:r>
+      <w:proofErr w:type="spellEnd"/>
+      <w:r>
+        <w:t>, no token',</w:t>
       </w:r>
     </w:p>
     <w:p>
@@ -703,19 +1717,45 @@
     <w:p/>
     <w:p>
       <w:r>
-        <w:t>let isHandlingExpiry = false;</w:t>
+        <w:t xml:space="preserve">let </w:t>
+      </w:r>
+      <w:proofErr w:type="spellStart"/>
+      <w:r>
+        <w:t>isHandlingExpiry</w:t>
+      </w:r>
+      <w:proofErr w:type="spellEnd"/>
+      <w:r>
+        <w:t xml:space="preserve"> = false;</w:t>
       </w:r>
     </w:p>
     <w:p/>
     <w:p>
       <w:r>
-        <w:t>export const initAxiosSessionInterceptor = () =&gt; {</w:t>
-      </w:r>
-    </w:p>
-    <w:p>
-      <w:r>
-        <w:t xml:space="preserve">  axios.interceptors.response.use(</w:t>
-      </w:r>
+        <w:t xml:space="preserve">export const </w:t>
+      </w:r>
+      <w:proofErr w:type="spellStart"/>
+      <w:r>
+        <w:t>initAxiosSessionInterceptor</w:t>
+      </w:r>
+      <w:proofErr w:type="spellEnd"/>
+      <w:r>
+        <w:t xml:space="preserve"> = () =&gt; {</w:t>
+      </w:r>
+    </w:p>
+    <w:p>
+      <w:r>
+        <w:t xml:space="preserve">  </w:t>
+      </w:r>
+      <w:proofErr w:type="spellStart"/>
+      <w:proofErr w:type="gramStart"/>
+      <w:r>
+        <w:t>axios.interceptors.response.use</w:t>
+      </w:r>
+      <w:proofErr w:type="spellEnd"/>
+      <w:r>
+        <w:t>(</w:t>
+      </w:r>
+      <w:proofErr w:type="gramEnd"/>
     </w:p>
     <w:p>
       <w:r>
@@ -729,63 +1769,283 @@
     </w:p>
     <w:p>
       <w:r>
-        <w:t xml:space="preserve">      const status  = error.response?.status;</w:t>
-      </w:r>
-    </w:p>
-    <w:p>
-      <w:r>
-        <w:t xml:space="preserve">      const message = error.response?.data?.message;</w:t>
+        <w:t xml:space="preserve">      const </w:t>
+      </w:r>
+      <w:proofErr w:type="gramStart"/>
+      <w:r>
+        <w:t>status  =</w:t>
+      </w:r>
+      <w:proofErr w:type="gramEnd"/>
+      <w:r>
+        <w:t xml:space="preserve"> </w:t>
+      </w:r>
+      <w:proofErr w:type="spellStart"/>
+      <w:proofErr w:type="gramStart"/>
+      <w:r>
+        <w:t>error.response?.</w:t>
+      </w:r>
+      <w:proofErr w:type="gramEnd"/>
+      <w:r>
+        <w:t>status</w:t>
+      </w:r>
+      <w:proofErr w:type="spellEnd"/>
+      <w:r>
+        <w:t>;</w:t>
+      </w:r>
+    </w:p>
+    <w:p>
+      <w:r>
+        <w:t xml:space="preserve">      const message = </w:t>
+      </w:r>
+      <w:proofErr w:type="spellStart"/>
+      <w:proofErr w:type="gramStart"/>
+      <w:r>
+        <w:t>error.response?.data?.</w:t>
+      </w:r>
+      <w:proofErr w:type="gramEnd"/>
+      <w:r>
+        <w:t>message</w:t>
+      </w:r>
+      <w:proofErr w:type="spellEnd"/>
+      <w:r>
+        <w:t>;</w:t>
       </w:r>
     </w:p>
     <w:p/>
     <w:p>
       <w:r>
-        <w:t xml:space="preserve">      const isSessionExpired =</w:t>
-      </w:r>
-    </w:p>
-    <w:p>
-      <w:r>
-        <w:t xml:space="preserve">        status === 401 &amp;&amp; SESSION_EXPIRED_MESSAGES.includes(message);</w:t>
+        <w:t xml:space="preserve">      const </w:t>
+      </w:r>
+      <w:proofErr w:type="spellStart"/>
+      <w:r>
+        <w:t>isSessionExpired</w:t>
+      </w:r>
+      <w:proofErr w:type="spellEnd"/>
+      <w:r>
+        <w:t xml:space="preserve"> =</w:t>
+      </w:r>
+    </w:p>
+    <w:p>
+      <w:r>
+        <w:t xml:space="preserve">        status === 401 &amp;&amp; </w:t>
+      </w:r>
+      <w:proofErr w:type="spellStart"/>
+      <w:r>
+        <w:t>SESSION_EXPIRED_MESSAGES.includes</w:t>
+      </w:r>
+      <w:proofErr w:type="spellEnd"/>
+      <w:r>
+        <w:t>(message);</w:t>
       </w:r>
     </w:p>
     <w:p/>
     <w:p>
       <w:r>
-        <w:t xml:space="preserve">      if (isSessionExpired &amp;&amp; !isHandlingExpiry) {</w:t>
-      </w:r>
-    </w:p>
-    <w:p>
-      <w:r>
-        <w:t xml:space="preserve">        isHandlingExpiry = true;</w:t>
+        <w:t xml:space="preserve">      if (</w:t>
+      </w:r>
+      <w:proofErr w:type="spellStart"/>
+      <w:r>
+        <w:t>isSessionExpired</w:t>
+      </w:r>
+      <w:proofErr w:type="spellEnd"/>
+      <w:r>
+        <w:t xml:space="preserve"> &amp;</w:t>
+      </w:r>
+      <w:proofErr w:type="gramStart"/>
+      <w:r>
+        <w:t>&amp; !</w:t>
+      </w:r>
+      <w:proofErr w:type="spellStart"/>
+      <w:r>
+        <w:t>isHandlingExpiry</w:t>
+      </w:r>
+      <w:proofErr w:type="spellEnd"/>
+      <w:proofErr w:type="gramEnd"/>
+      <w:r>
+        <w:t>) {</w:t>
+      </w:r>
+    </w:p>
+    <w:p>
+      <w:r>
+        <w:t xml:space="preserve">        </w:t>
+      </w:r>
+      <w:proofErr w:type="spellStart"/>
+      <w:r>
+        <w:t>isHandlingExpiry</w:t>
+      </w:r>
+      <w:proofErr w:type="spellEnd"/>
+      <w:r>
+        <w:t xml:space="preserve"> = true;</w:t>
       </w:r>
     </w:p>
     <w:p/>
     <w:p>
       <w:r>
-        <w:t xml:space="preserve">        store.dispatch(logout());</w:t>
+        <w:t xml:space="preserve">        </w:t>
+      </w:r>
+      <w:proofErr w:type="spellStart"/>
+      <w:proofErr w:type="gramStart"/>
+      <w:r>
+        <w:t>store.dispatch</w:t>
+      </w:r>
+      <w:proofErr w:type="spellEnd"/>
+      <w:proofErr w:type="gramEnd"/>
+      <w:r>
+        <w:t>(</w:t>
+      </w:r>
+      <w:proofErr w:type="gramStart"/>
+      <w:r>
+        <w:t>logout(</w:t>
+      </w:r>
+      <w:proofErr w:type="gramEnd"/>
+      <w:r>
+        <w:t>));</w:t>
       </w:r>
     </w:p>
     <w:p/>
     <w:p>
       <w:r>
-        <w:t xml:space="preserve">        showToast('Your session has expired. Please sign in again.', 'error');</w:t>
+        <w:t xml:space="preserve">        </w:t>
+      </w:r>
+      <w:proofErr w:type="spellStart"/>
+      <w:proofErr w:type="gramStart"/>
+      <w:r>
+        <w:t>showToast</w:t>
+      </w:r>
+      <w:proofErr w:type="spellEnd"/>
+      <w:r>
+        <w:t>(</w:t>
+      </w:r>
+      <w:proofErr w:type="gramEnd"/>
+      <w:r>
+        <w:t>'Your session has expired. Please sign in again.', 'error');</w:t>
       </w:r>
     </w:p>
     <w:p/>
     <w:p>
       <w:r>
-        <w:t xml:space="preserve">        const currentPath = window.location.pathname + window.location.search;</w:t>
-      </w:r>
-    </w:p>
-    <w:p>
-      <w:r>
-        <w:t xml:space="preserve">        redirectTo('/login', { state: { from: currentPath } });</w:t>
+        <w:t xml:space="preserve">        const </w:t>
+      </w:r>
+      <w:proofErr w:type="spellStart"/>
+      <w:r>
+        <w:t>currentPath</w:t>
+      </w:r>
+      <w:proofErr w:type="spellEnd"/>
+      <w:r>
+        <w:t xml:space="preserve"> = </w:t>
+      </w:r>
+      <w:proofErr w:type="spellStart"/>
+      <w:proofErr w:type="gramStart"/>
+      <w:r>
+        <w:t>window.location</w:t>
+      </w:r>
+      <w:proofErr w:type="gramEnd"/>
+      <w:r>
+        <w:t>.pathname</w:t>
+      </w:r>
+      <w:proofErr w:type="spellEnd"/>
+      <w:r>
+        <w:t xml:space="preserve"> + </w:t>
+      </w:r>
+      <w:proofErr w:type="spellStart"/>
+      <w:proofErr w:type="gramStart"/>
+      <w:r>
+        <w:t>window.location</w:t>
+      </w:r>
+      <w:proofErr w:type="gramEnd"/>
+      <w:r>
+        <w:t>.search</w:t>
+      </w:r>
+      <w:proofErr w:type="spellEnd"/>
+      <w:r>
+        <w:t>;</w:t>
+      </w:r>
+    </w:p>
+    <w:p>
+      <w:r>
+        <w:t xml:space="preserve">        </w:t>
+      </w:r>
+      <w:proofErr w:type="spellStart"/>
+      <w:proofErr w:type="gramStart"/>
+      <w:r>
+        <w:t>redirectTo</w:t>
+      </w:r>
+      <w:proofErr w:type="spellEnd"/>
+      <w:r>
+        <w:t>(</w:t>
+      </w:r>
+      <w:proofErr w:type="gramEnd"/>
+      <w:r>
+        <w:t xml:space="preserve">'/login', </w:t>
+      </w:r>
+      <w:proofErr w:type="gramStart"/>
+      <w:r>
+        <w:t>{ state</w:t>
+      </w:r>
+      <w:proofErr w:type="gramEnd"/>
+      <w:r>
+        <w:t xml:space="preserve">: </w:t>
+      </w:r>
+      <w:proofErr w:type="gramStart"/>
+      <w:r>
+        <w:t>{ from</w:t>
+      </w:r>
+      <w:proofErr w:type="gramEnd"/>
+      <w:r>
+        <w:t xml:space="preserve">: </w:t>
+      </w:r>
+      <w:proofErr w:type="spellStart"/>
+      <w:proofErr w:type="gramStart"/>
+      <w:r>
+        <w:t>currentPath</w:t>
+      </w:r>
+      <w:proofErr w:type="spellEnd"/>
+      <w:r>
+        <w:t xml:space="preserve"> }</w:t>
+      </w:r>
+      <w:proofErr w:type="gramEnd"/>
+      <w:r>
+        <w:t xml:space="preserve"> });</w:t>
       </w:r>
     </w:p>
     <w:p/>
     <w:p>
       <w:r>
-        <w:t xml:space="preserve">        setTimeout(() =&gt; { isHandlingExpiry = false; }, 2000);</w:t>
+        <w:t xml:space="preserve">        </w:t>
+      </w:r>
+      <w:proofErr w:type="spellStart"/>
+      <w:proofErr w:type="gramStart"/>
+      <w:r>
+        <w:t>setTimeout</w:t>
+      </w:r>
+      <w:proofErr w:type="spellEnd"/>
+      <w:r>
+        <w:t>(</w:t>
+      </w:r>
+      <w:proofErr w:type="gramEnd"/>
+      <w:r>
+        <w:t xml:space="preserve">() =&gt; </w:t>
+      </w:r>
+      <w:proofErr w:type="gramStart"/>
+      <w:r>
+        <w:t xml:space="preserve">{ </w:t>
+      </w:r>
+      <w:proofErr w:type="spellStart"/>
+      <w:r>
+        <w:t>isHandlingExpiry</w:t>
+      </w:r>
+      <w:proofErr w:type="spellEnd"/>
+      <w:proofErr w:type="gramEnd"/>
+      <w:r>
+        <w:t xml:space="preserve"> = false</w:t>
+      </w:r>
+      <w:proofErr w:type="gramStart"/>
+      <w:r>
+        <w:t>; }</w:t>
+      </w:r>
+      <w:proofErr w:type="gramEnd"/>
+      <w:r>
+        <w:t>, 2000);</w:t>
       </w:r>
     </w:p>
     <w:p>
@@ -796,7 +2056,15 @@
     <w:p/>
     <w:p>
       <w:r>
-        <w:t xml:space="preserve">      return Promise.reject(error);</w:t>
+        <w:t xml:space="preserve">      return </w:t>
+      </w:r>
+      <w:proofErr w:type="spellStart"/>
+      <w:r>
+        <w:t>Promise.reject</w:t>
+      </w:r>
+      <w:proofErr w:type="spellEnd"/>
+      <w:r>
+        <w:t>(error);</w:t>
       </w:r>
     </w:p>
     <w:p>
@@ -825,324 +2093,307 @@
           <w:b/>
           <w:bCs/>
         </w:rPr>
-        <w:t>Step 3 — Edit main.jsx.</w:t>
-      </w:r>
-      <w:r>
-        <w:br/>
-        <w:t>Open frontend/src/main.jsx. Find this block near the top:</w:t>
-      </w:r>
-    </w:p>
-    <w:p>
-      <w:r>
-        <w:t>jsx</w:t>
-      </w:r>
-    </w:p>
-    <w:p>
-      <w:r>
-        <w:t>import React from 'react';</w:t>
-      </w:r>
-    </w:p>
-    <w:p>
-      <w:r>
-        <w:t>import ReactDOM from 'react-dom/client';</w:t>
-      </w:r>
-    </w:p>
-    <w:p>
-      <w:r>
-        <w:t>import { Provider } from 'react-redux';</w:t>
-      </w:r>
-    </w:p>
-    <w:p>
-      <w:r>
-        <w:t>import store from './redux/store';</w:t>
-      </w:r>
-    </w:p>
-    <w:p>
-      <w:r>
-        <w:t>import App from './App';</w:t>
-      </w:r>
-    </w:p>
-    <w:p>
-      <w:r>
-        <w:t>import 'bootstrap/dist/css/bootstrap.min.css';</w:t>
-      </w:r>
-    </w:p>
-    <w:p>
-      <w:r>
-        <w:t>import './index.css';</w:t>
-      </w:r>
-    </w:p>
-    <w:p>
-      <w:r>
-        <w:t>Replace it with:</w:t>
-      </w:r>
-    </w:p>
-    <w:p>
-      <w:r>
-        <w:t>jsx</w:t>
-      </w:r>
-    </w:p>
-    <w:p>
-      <w:r>
-        <w:t>import React from 'react';</w:t>
-      </w:r>
-    </w:p>
-    <w:p>
-      <w:r>
-        <w:t>import ReactDOM from 'react-dom/client';</w:t>
-      </w:r>
-    </w:p>
-    <w:p>
-      <w:r>
-        <w:t>import { Provider } from 'react-redux';</w:t>
-      </w:r>
-    </w:p>
-    <w:p>
-      <w:r>
-        <w:t>import store from './redux/store';</w:t>
-      </w:r>
-    </w:p>
-    <w:p>
-      <w:r>
-        <w:t>import App from './App';</w:t>
-      </w:r>
-    </w:p>
-    <w:p>
-      <w:r>
-        <w:t>import 'bootstrap/dist/css/bootstrap.min.css';</w:t>
-      </w:r>
-    </w:p>
-    <w:p>
-      <w:r>
-        <w:t>import './index.css';</w:t>
-      </w:r>
-    </w:p>
-    <w:p/>
-    <w:p>
-      <w:r>
-        <w:t>import { initAxiosSessionInterceptor } from './utils/axiosSessionInterceptor';</w:t>
-      </w:r>
-    </w:p>
-    <w:p>
-      <w:r>
-        <w:t>initAxiosSessionInterceptor();</w:t>
-      </w:r>
-    </w:p>
-    <w:p>
-      <w:r>
-        <w:t>Everything below that (the ReactDOM.createRoot(...) part) stays exactly as it was — you're only adding those two new lines at the bottom of the imports.</w:t>
-      </w:r>
-    </w:p>
-    <w:p>
+        <w:t>Step 3 — Edit </w:t>
+      </w:r>
+      <w:proofErr w:type="spellStart"/>
       <w:r>
         <w:rPr>
           <w:b/>
           <w:bCs/>
         </w:rPr>
-        <w:t>Step 4 — Edit App.jsx.</w:t>
-      </w:r>
-      <w:r>
-        <w:br/>
-        <w:t>Open frontend/src/App.jsx. Find this line near the top:</w:t>
-      </w:r>
-    </w:p>
-    <w:p>
-      <w:r>
-        <w:t>jsx</w:t>
-      </w:r>
-    </w:p>
-    <w:p>
-      <w:r>
-        <w:t>import { BrowserRouter as Router, Routes, Route } from 'react-router-dom';</w:t>
-      </w:r>
-    </w:p>
-    <w:p>
-      <w:r>
-        <w:t>import { Container } from 'react-bootstrap';</w:t>
-      </w:r>
-    </w:p>
-    <w:p>
-      <w:r>
-        <w:t>import ScrollToTop from './components/ScrollToTop/ScrollToTop';</w:t>
-      </w:r>
-    </w:p>
-    <w:p>
-      <w:r>
-        <w:t>import SkipLink from './components/SkipLink/SkipLink';</w:t>
-      </w:r>
-    </w:p>
-    <w:p>
-      <w:r>
-        <w:t>Replace it with:</w:t>
-      </w:r>
-    </w:p>
-    <w:p>
-      <w:r>
-        <w:t>jsx</w:t>
-      </w:r>
-    </w:p>
-    <w:p>
-      <w:r>
-        <w:t>import { BrowserRouter as Router, Routes, Route, useNavigate } from 'react-router-dom';</w:t>
-      </w:r>
-    </w:p>
-    <w:p>
-      <w:r>
-        <w:t>import { Container } from 'react-bootstrap';</w:t>
-      </w:r>
-    </w:p>
-    <w:p>
-      <w:r>
-        <w:t>import ScrollToTop from './components/ScrollToTop/ScrollToTop';</w:t>
-      </w:r>
-    </w:p>
-    <w:p>
-      <w:r>
-        <w:t>import SkipLink from './components/SkipLink/SkipLink';</w:t>
-      </w:r>
-    </w:p>
-    <w:p>
-      <w:r>
-        <w:t>import { setNavigator } from './utils/navigationService';</w:t>
-      </w:r>
-    </w:p>
-    <w:p>
-      <w:r>
-        <w:t>Then, further down in the same file, find this:</w:t>
-      </w:r>
-    </w:p>
-    <w:p>
-      <w:r>
-        <w:t>jsx</w:t>
-      </w:r>
-    </w:p>
-    <w:p>
-      <w:r>
-        <w:t>const App = () =&gt; {</w:t>
-      </w:r>
-    </w:p>
-    <w:p>
-      <w:r>
-        <w:t xml:space="preserve">  return (</w:t>
-      </w:r>
-    </w:p>
-    <w:p>
-      <w:r>
-        <w:t xml:space="preserve">    &lt;Router&gt;</w:t>
-      </w:r>
-    </w:p>
-    <w:p>
-      <w:r>
-        <w:t xml:space="preserve">      {/* Skip link — first focusable element on every page for keyboard users */}</w:t>
-      </w:r>
-    </w:p>
-    <w:p>
-      <w:r>
-        <w:t xml:space="preserve">      &lt;SkipLink /&gt;</w:t>
-      </w:r>
-    </w:p>
-    <w:p>
-      <w:r>
-        <w:t xml:space="preserve">      &lt;ScrollToTop /&gt;</w:t>
-      </w:r>
-    </w:p>
-    <w:p>
-      <w:r>
-        <w:t xml:space="preserve">      &lt;Header /&gt;</w:t>
-      </w:r>
-    </w:p>
-    <w:p>
-      <w:r>
-        <w:t>Replace it with:</w:t>
-      </w:r>
-    </w:p>
-    <w:p>
-      <w:r>
-        <w:t>jsx</w:t>
-      </w:r>
-    </w:p>
-    <w:p>
-      <w:r>
-        <w:t>const NavigatorSetter = () =&gt; {</w:t>
-      </w:r>
-    </w:p>
-    <w:p>
-      <w:r>
-        <w:t xml:space="preserve">  const navigate = useNavigate();</w:t>
-      </w:r>
-    </w:p>
-    <w:p>
-      <w:r>
-        <w:t xml:space="preserve">  setNavigator(navigate);</w:t>
-      </w:r>
-    </w:p>
-    <w:p>
-      <w:r>
-        <w:t xml:space="preserve">  return null;</w:t>
-      </w:r>
-    </w:p>
-    <w:p>
-      <w:r>
-        <w:t>};</w:t>
-      </w:r>
-    </w:p>
-    <w:p/>
-    <w:p>
-      <w:r>
-        <w:t>const App = () =&gt; {</w:t>
-      </w:r>
-    </w:p>
-    <w:p>
-      <w:r>
-        <w:t xml:space="preserve">  return (</w:t>
-      </w:r>
-    </w:p>
-    <w:p>
-      <w:r>
-        <w:t xml:space="preserve">    &lt;Router&gt;</w:t>
-      </w:r>
-    </w:p>
-    <w:p>
-      <w:r>
-        <w:t xml:space="preserve">      &lt;NavigatorSetter /&gt;</w:t>
-      </w:r>
-    </w:p>
-    <w:p>
-      <w:r>
-        <w:t xml:space="preserve">      {/* Skip link — first focusable element on every page for keyboard users */}</w:t>
-      </w:r>
-    </w:p>
-    <w:p>
-      <w:r>
-        <w:t xml:space="preserve">      &lt;SkipLink /&gt;</w:t>
-      </w:r>
-    </w:p>
-    <w:p>
-      <w:r>
-        <w:t xml:space="preserve">      &lt;ScrollToTop /&gt;</w:t>
-      </w:r>
-    </w:p>
-    <w:p>
-      <w:r>
-        <w:t xml:space="preserve">      &lt;Header /&gt;</w:t>
-      </w:r>
-    </w:p>
-    <w:p>
-      <w:r>
-        <w:t>Save the file.</w:t>
-      </w:r>
-    </w:p>
-    <w:p>
+        <w:t>main.jsx</w:t>
+      </w:r>
+      <w:proofErr w:type="spellEnd"/>
       <w:r>
         <w:rPr>
           <w:b/>
           <w:bCs/>
         </w:rPr>
-        <w:t>Step 5 — Restart everything cleanly.</w:t>
+        <w:t>.</w:t>
       </w:r>
       <w:r>
         <w:br/>
-        <w:t>Stop both your frontend and backend dev servers completely (close the terminals or Ctrl+C both). Start them again with npm run dev. This makes sure the new files are actually picked up.</w:t>
+        <w:t>Open frontend/</w:t>
+      </w:r>
+      <w:proofErr w:type="spellStart"/>
+      <w:r>
+        <w:t>src</w:t>
+      </w:r>
+      <w:proofErr w:type="spellEnd"/>
+      <w:r>
+        <w:t>/</w:t>
+      </w:r>
+      <w:proofErr w:type="spellStart"/>
+      <w:r>
+        <w:t>main.jsx</w:t>
+      </w:r>
+      <w:proofErr w:type="spellEnd"/>
+      <w:r>
+        <w:t>. Find this block near the top:</w:t>
+      </w:r>
+    </w:p>
+    <w:p>
+      <w:proofErr w:type="spellStart"/>
+      <w:r>
+        <w:t>jsx</w:t>
+      </w:r>
+      <w:proofErr w:type="spellEnd"/>
+    </w:p>
+    <w:p>
+      <w:r>
+        <w:t>import React from 'react';</w:t>
+      </w:r>
+    </w:p>
+    <w:p>
+      <w:r>
+        <w:t xml:space="preserve">import </w:t>
+      </w:r>
+      <w:proofErr w:type="spellStart"/>
+      <w:r>
+        <w:t>ReactDOM</w:t>
+      </w:r>
+      <w:proofErr w:type="spellEnd"/>
+      <w:r>
+        <w:t xml:space="preserve"> from 'react-</w:t>
+      </w:r>
+      <w:proofErr w:type="spellStart"/>
+      <w:r>
+        <w:t>dom</w:t>
+      </w:r>
+      <w:proofErr w:type="spellEnd"/>
+      <w:r>
+        <w:t>/client';</w:t>
+      </w:r>
+    </w:p>
+    <w:p>
+      <w:r>
+        <w:t xml:space="preserve">import </w:t>
+      </w:r>
+      <w:proofErr w:type="gramStart"/>
+      <w:r>
+        <w:t>{ Provider</w:t>
+      </w:r>
+      <w:proofErr w:type="gramEnd"/>
+      <w:r>
+        <w:t xml:space="preserve"> } from 'react-redux';</w:t>
+      </w:r>
+    </w:p>
+    <w:p>
+      <w:r>
+        <w:t xml:space="preserve">import store from </w:t>
+      </w:r>
+      <w:proofErr w:type="gramStart"/>
+      <w:r>
+        <w:t>'./</w:t>
+      </w:r>
+      <w:proofErr w:type="gramEnd"/>
+      <w:r>
+        <w:t>redux/store';</w:t>
+      </w:r>
+    </w:p>
+    <w:p>
+      <w:r>
+        <w:t xml:space="preserve">import App from </w:t>
+      </w:r>
+      <w:proofErr w:type="gramStart"/>
+      <w:r>
+        <w:t>'./</w:t>
+      </w:r>
+      <w:proofErr w:type="gramEnd"/>
+      <w:r>
+        <w:t>App';</w:t>
+      </w:r>
+    </w:p>
+    <w:p>
+      <w:r>
+        <w:t>import 'bootstrap/</w:t>
+      </w:r>
+      <w:proofErr w:type="spellStart"/>
+      <w:r>
+        <w:t>dist</w:t>
+      </w:r>
+      <w:proofErr w:type="spellEnd"/>
+      <w:r>
+        <w:t>/</w:t>
+      </w:r>
+      <w:proofErr w:type="spellStart"/>
+      <w:r>
+        <w:t>css</w:t>
+      </w:r>
+      <w:proofErr w:type="spellEnd"/>
+      <w:r>
+        <w:t>/bootstrap.min.css';</w:t>
+      </w:r>
+    </w:p>
+    <w:p>
+      <w:r>
+        <w:t>import './index.css';</w:t>
+      </w:r>
+    </w:p>
+    <w:p>
+      <w:r>
+        <w:t>Replace it with:</w:t>
+      </w:r>
+    </w:p>
+    <w:p>
+      <w:proofErr w:type="spellStart"/>
+      <w:r>
+        <w:t>jsx</w:t>
+      </w:r>
+      <w:proofErr w:type="spellEnd"/>
+    </w:p>
+    <w:p>
+      <w:r>
+        <w:t>import React from 'react';</w:t>
+      </w:r>
+    </w:p>
+    <w:p>
+      <w:r>
+        <w:t xml:space="preserve">import </w:t>
+      </w:r>
+      <w:proofErr w:type="spellStart"/>
+      <w:r>
+        <w:t>ReactDOM</w:t>
+      </w:r>
+      <w:proofErr w:type="spellEnd"/>
+      <w:r>
+        <w:t xml:space="preserve"> from 'react-</w:t>
+      </w:r>
+      <w:proofErr w:type="spellStart"/>
+      <w:r>
+        <w:t>dom</w:t>
+      </w:r>
+      <w:proofErr w:type="spellEnd"/>
+      <w:r>
+        <w:t>/client';</w:t>
+      </w:r>
+    </w:p>
+    <w:p>
+      <w:r>
+        <w:t xml:space="preserve">import </w:t>
+      </w:r>
+      <w:proofErr w:type="gramStart"/>
+      <w:r>
+        <w:t>{ Provider</w:t>
+      </w:r>
+      <w:proofErr w:type="gramEnd"/>
+      <w:r>
+        <w:t xml:space="preserve"> } from 'react-redux';</w:t>
+      </w:r>
+    </w:p>
+    <w:p>
+      <w:r>
+        <w:t xml:space="preserve">import store from </w:t>
+      </w:r>
+      <w:proofErr w:type="gramStart"/>
+      <w:r>
+        <w:t>'./</w:t>
+      </w:r>
+      <w:proofErr w:type="gramEnd"/>
+      <w:r>
+        <w:t>redux/store';</w:t>
+      </w:r>
+    </w:p>
+    <w:p>
+      <w:r>
+        <w:t xml:space="preserve">import App from </w:t>
+      </w:r>
+      <w:proofErr w:type="gramStart"/>
+      <w:r>
+        <w:t>'./</w:t>
+      </w:r>
+      <w:proofErr w:type="gramEnd"/>
+      <w:r>
+        <w:t>App';</w:t>
+      </w:r>
+    </w:p>
+    <w:p>
+      <w:r>
+        <w:t>import 'bootstrap/</w:t>
+      </w:r>
+      <w:proofErr w:type="spellStart"/>
+      <w:r>
+        <w:t>dist</w:t>
+      </w:r>
+      <w:proofErr w:type="spellEnd"/>
+      <w:r>
+        <w:t>/</w:t>
+      </w:r>
+      <w:proofErr w:type="spellStart"/>
+      <w:r>
+        <w:t>css</w:t>
+      </w:r>
+      <w:proofErr w:type="spellEnd"/>
+      <w:r>
+        <w:t>/bootstrap.min.css';</w:t>
+      </w:r>
+    </w:p>
+    <w:p>
+      <w:r>
+        <w:t>import './index.css';</w:t>
+      </w:r>
+    </w:p>
+    <w:p/>
+    <w:p>
+      <w:r>
+        <w:t xml:space="preserve">import </w:t>
+      </w:r>
+      <w:proofErr w:type="gramStart"/>
+      <w:r>
+        <w:t xml:space="preserve">{ </w:t>
+      </w:r>
+      <w:proofErr w:type="spellStart"/>
+      <w:r>
+        <w:t>initAxiosSessionInterceptor</w:t>
+      </w:r>
+      <w:proofErr w:type="spellEnd"/>
+      <w:proofErr w:type="gramEnd"/>
+      <w:r>
+        <w:t xml:space="preserve"> } from </w:t>
+      </w:r>
+      <w:proofErr w:type="gramStart"/>
+      <w:r>
+        <w:t>'./</w:t>
+      </w:r>
+      <w:proofErr w:type="gramEnd"/>
+      <w:r>
+        <w:t>utils/</w:t>
+      </w:r>
+      <w:proofErr w:type="spellStart"/>
+      <w:r>
+        <w:t>axiosSessionInterceptor</w:t>
+      </w:r>
+      <w:proofErr w:type="spellEnd"/>
+      <w:r>
+        <w:t>';</w:t>
+      </w:r>
+    </w:p>
+    <w:p>
+      <w:proofErr w:type="spellStart"/>
+      <w:proofErr w:type="gramStart"/>
+      <w:r>
+        <w:t>initAxiosSessionInterceptor</w:t>
+      </w:r>
+      <w:proofErr w:type="spellEnd"/>
+      <w:r>
+        <w:t>(</w:t>
+      </w:r>
+      <w:proofErr w:type="gramEnd"/>
+      <w:r>
+        <w:t>);</w:t>
+      </w:r>
+    </w:p>
+    <w:p>
+      <w:r>
+        <w:t>Everything below that (the </w:t>
+      </w:r>
+      <w:proofErr w:type="spellStart"/>
+      <w:r>
+        <w:t>ReactDOM.createRoot</w:t>
+      </w:r>
+      <w:proofErr w:type="spellEnd"/>
+      <w:r>
+        <w:t>(...) part) stays exactly as it was — you're only adding those two new lines at the bottom of the imports.</w:t>
       </w:r>
     </w:p>
     <w:p>
@@ -1151,6 +2402,579 @@
           <w:b/>
           <w:bCs/>
         </w:rPr>
+        <w:t>Step 4 — Edit </w:t>
+      </w:r>
+      <w:proofErr w:type="spellStart"/>
+      <w:r>
+        <w:rPr>
+          <w:b/>
+          <w:bCs/>
+        </w:rPr>
+        <w:t>App.jsx</w:t>
+      </w:r>
+      <w:proofErr w:type="spellEnd"/>
+      <w:r>
+        <w:rPr>
+          <w:b/>
+          <w:bCs/>
+        </w:rPr>
+        <w:t>.</w:t>
+      </w:r>
+      <w:r>
+        <w:br/>
+        <w:t>Open frontend/</w:t>
+      </w:r>
+      <w:proofErr w:type="spellStart"/>
+      <w:r>
+        <w:t>src</w:t>
+      </w:r>
+      <w:proofErr w:type="spellEnd"/>
+      <w:r>
+        <w:t>/</w:t>
+      </w:r>
+      <w:proofErr w:type="spellStart"/>
+      <w:r>
+        <w:t>App.jsx</w:t>
+      </w:r>
+      <w:proofErr w:type="spellEnd"/>
+      <w:r>
+        <w:t>. Find this line near the top:</w:t>
+      </w:r>
+    </w:p>
+    <w:p>
+      <w:proofErr w:type="spellStart"/>
+      <w:r>
+        <w:t>jsx</w:t>
+      </w:r>
+      <w:proofErr w:type="spellEnd"/>
+    </w:p>
+    <w:p>
+      <w:r>
+        <w:t xml:space="preserve">import </w:t>
+      </w:r>
+      <w:proofErr w:type="gramStart"/>
+      <w:r>
+        <w:t xml:space="preserve">{ </w:t>
+      </w:r>
+      <w:proofErr w:type="spellStart"/>
+      <w:r>
+        <w:t>BrowserRouter</w:t>
+      </w:r>
+      <w:proofErr w:type="spellEnd"/>
+      <w:proofErr w:type="gramEnd"/>
+      <w:r>
+        <w:t xml:space="preserve"> as Router, Routes, </w:t>
+      </w:r>
+      <w:proofErr w:type="gramStart"/>
+      <w:r>
+        <w:t>Route }</w:t>
+      </w:r>
+      <w:proofErr w:type="gramEnd"/>
+      <w:r>
+        <w:t xml:space="preserve"> from 'react-router-</w:t>
+      </w:r>
+      <w:proofErr w:type="spellStart"/>
+      <w:r>
+        <w:t>dom</w:t>
+      </w:r>
+      <w:proofErr w:type="spellEnd"/>
+      <w:r>
+        <w:t>';</w:t>
+      </w:r>
+    </w:p>
+    <w:p>
+      <w:r>
+        <w:t xml:space="preserve">import </w:t>
+      </w:r>
+      <w:proofErr w:type="gramStart"/>
+      <w:r>
+        <w:t>{ Container</w:t>
+      </w:r>
+      <w:proofErr w:type="gramEnd"/>
+      <w:r>
+        <w:t xml:space="preserve"> } from 'react-bootstrap';</w:t>
+      </w:r>
+    </w:p>
+    <w:p>
+      <w:r>
+        <w:t xml:space="preserve">import </w:t>
+      </w:r>
+      <w:proofErr w:type="spellStart"/>
+      <w:r>
+        <w:t>ScrollToTop</w:t>
+      </w:r>
+      <w:proofErr w:type="spellEnd"/>
+      <w:r>
+        <w:t xml:space="preserve"> from </w:t>
+      </w:r>
+      <w:proofErr w:type="gramStart"/>
+      <w:r>
+        <w:t>'./</w:t>
+      </w:r>
+      <w:proofErr w:type="gramEnd"/>
+      <w:r>
+        <w:t>components/</w:t>
+      </w:r>
+      <w:proofErr w:type="spellStart"/>
+      <w:r>
+        <w:t>ScrollToTop</w:t>
+      </w:r>
+      <w:proofErr w:type="spellEnd"/>
+      <w:r>
+        <w:t>/</w:t>
+      </w:r>
+      <w:proofErr w:type="spellStart"/>
+      <w:r>
+        <w:t>ScrollToTop</w:t>
+      </w:r>
+      <w:proofErr w:type="spellEnd"/>
+      <w:r>
+        <w:t>';</w:t>
+      </w:r>
+    </w:p>
+    <w:p>
+      <w:r>
+        <w:t xml:space="preserve">import </w:t>
+      </w:r>
+      <w:proofErr w:type="spellStart"/>
+      <w:r>
+        <w:t>SkipLink</w:t>
+      </w:r>
+      <w:proofErr w:type="spellEnd"/>
+      <w:r>
+        <w:t xml:space="preserve"> from </w:t>
+      </w:r>
+      <w:proofErr w:type="gramStart"/>
+      <w:r>
+        <w:t>'./</w:t>
+      </w:r>
+      <w:proofErr w:type="gramEnd"/>
+      <w:r>
+        <w:t>components/</w:t>
+      </w:r>
+      <w:proofErr w:type="spellStart"/>
+      <w:r>
+        <w:t>SkipLink</w:t>
+      </w:r>
+      <w:proofErr w:type="spellEnd"/>
+      <w:r>
+        <w:t>/</w:t>
+      </w:r>
+      <w:proofErr w:type="spellStart"/>
+      <w:r>
+        <w:t>SkipLink</w:t>
+      </w:r>
+      <w:proofErr w:type="spellEnd"/>
+      <w:r>
+        <w:t>';</w:t>
+      </w:r>
+    </w:p>
+    <w:p>
+      <w:r>
+        <w:t>Replace it with:</w:t>
+      </w:r>
+    </w:p>
+    <w:p>
+      <w:proofErr w:type="spellStart"/>
+      <w:r>
+        <w:t>jsx</w:t>
+      </w:r>
+      <w:proofErr w:type="spellEnd"/>
+    </w:p>
+    <w:p>
+      <w:r>
+        <w:t xml:space="preserve">import </w:t>
+      </w:r>
+      <w:proofErr w:type="gramStart"/>
+      <w:r>
+        <w:t xml:space="preserve">{ </w:t>
+      </w:r>
+      <w:proofErr w:type="spellStart"/>
+      <w:r>
+        <w:t>BrowserRouter</w:t>
+      </w:r>
+      <w:proofErr w:type="spellEnd"/>
+      <w:proofErr w:type="gramEnd"/>
+      <w:r>
+        <w:t xml:space="preserve"> as Router, Routes, Route, </w:t>
+      </w:r>
+      <w:proofErr w:type="spellStart"/>
+      <w:proofErr w:type="gramStart"/>
+      <w:r>
+        <w:t>useNavigate</w:t>
+      </w:r>
+      <w:proofErr w:type="spellEnd"/>
+      <w:r>
+        <w:t xml:space="preserve"> }</w:t>
+      </w:r>
+      <w:proofErr w:type="gramEnd"/>
+      <w:r>
+        <w:t xml:space="preserve"> from 'react-router-</w:t>
+      </w:r>
+      <w:proofErr w:type="spellStart"/>
+      <w:r>
+        <w:t>dom</w:t>
+      </w:r>
+      <w:proofErr w:type="spellEnd"/>
+      <w:r>
+        <w:t>';</w:t>
+      </w:r>
+    </w:p>
+    <w:p>
+      <w:r>
+        <w:t xml:space="preserve">import </w:t>
+      </w:r>
+      <w:proofErr w:type="gramStart"/>
+      <w:r>
+        <w:t>{ Container</w:t>
+      </w:r>
+      <w:proofErr w:type="gramEnd"/>
+      <w:r>
+        <w:t xml:space="preserve"> } from 'react-bootstrap';</w:t>
+      </w:r>
+    </w:p>
+    <w:p>
+      <w:r>
+        <w:t xml:space="preserve">import </w:t>
+      </w:r>
+      <w:proofErr w:type="spellStart"/>
+      <w:r>
+        <w:t>ScrollToTop</w:t>
+      </w:r>
+      <w:proofErr w:type="spellEnd"/>
+      <w:r>
+        <w:t xml:space="preserve"> from </w:t>
+      </w:r>
+      <w:proofErr w:type="gramStart"/>
+      <w:r>
+        <w:t>'./</w:t>
+      </w:r>
+      <w:proofErr w:type="gramEnd"/>
+      <w:r>
+        <w:t>components/</w:t>
+      </w:r>
+      <w:proofErr w:type="spellStart"/>
+      <w:r>
+        <w:t>ScrollToTop</w:t>
+      </w:r>
+      <w:proofErr w:type="spellEnd"/>
+      <w:r>
+        <w:t>/</w:t>
+      </w:r>
+      <w:proofErr w:type="spellStart"/>
+      <w:r>
+        <w:t>ScrollToTop</w:t>
+      </w:r>
+      <w:proofErr w:type="spellEnd"/>
+      <w:r>
+        <w:t>';</w:t>
+      </w:r>
+    </w:p>
+    <w:p>
+      <w:r>
+        <w:t xml:space="preserve">import </w:t>
+      </w:r>
+      <w:proofErr w:type="spellStart"/>
+      <w:r>
+        <w:t>SkipLink</w:t>
+      </w:r>
+      <w:proofErr w:type="spellEnd"/>
+      <w:r>
+        <w:t xml:space="preserve"> from </w:t>
+      </w:r>
+      <w:proofErr w:type="gramStart"/>
+      <w:r>
+        <w:t>'./</w:t>
+      </w:r>
+      <w:proofErr w:type="gramEnd"/>
+      <w:r>
+        <w:t>components/</w:t>
+      </w:r>
+      <w:proofErr w:type="spellStart"/>
+      <w:r>
+        <w:t>SkipLink</w:t>
+      </w:r>
+      <w:proofErr w:type="spellEnd"/>
+      <w:r>
+        <w:t>/</w:t>
+      </w:r>
+      <w:proofErr w:type="spellStart"/>
+      <w:r>
+        <w:t>SkipLink</w:t>
+      </w:r>
+      <w:proofErr w:type="spellEnd"/>
+      <w:r>
+        <w:t>';</w:t>
+      </w:r>
+    </w:p>
+    <w:p>
+      <w:r>
+        <w:t xml:space="preserve">import </w:t>
+      </w:r>
+      <w:proofErr w:type="gramStart"/>
+      <w:r>
+        <w:t xml:space="preserve">{ </w:t>
+      </w:r>
+      <w:proofErr w:type="spellStart"/>
+      <w:r>
+        <w:t>setNavigator</w:t>
+      </w:r>
+      <w:proofErr w:type="spellEnd"/>
+      <w:proofErr w:type="gramEnd"/>
+      <w:r>
+        <w:t xml:space="preserve"> } from </w:t>
+      </w:r>
+      <w:proofErr w:type="gramStart"/>
+      <w:r>
+        <w:t>'./</w:t>
+      </w:r>
+      <w:proofErr w:type="gramEnd"/>
+      <w:r>
+        <w:t>utils/</w:t>
+      </w:r>
+      <w:proofErr w:type="spellStart"/>
+      <w:r>
+        <w:t>navigationService</w:t>
+      </w:r>
+      <w:proofErr w:type="spellEnd"/>
+      <w:r>
+        <w:t>';</w:t>
+      </w:r>
+    </w:p>
+    <w:p>
+      <w:r>
+        <w:t>Then, further down in the same file, find this:</w:t>
+      </w:r>
+    </w:p>
+    <w:p>
+      <w:proofErr w:type="spellStart"/>
+      <w:r>
+        <w:t>jsx</w:t>
+      </w:r>
+      <w:proofErr w:type="spellEnd"/>
+    </w:p>
+    <w:p>
+      <w:r>
+        <w:t>const App = () =&gt; {</w:t>
+      </w:r>
+    </w:p>
+    <w:p>
+      <w:r>
+        <w:t xml:space="preserve">  return (</w:t>
+      </w:r>
+    </w:p>
+    <w:p>
+      <w:r>
+        <w:t xml:space="preserve">    &lt;Router&gt;</w:t>
+      </w:r>
+    </w:p>
+    <w:p>
+      <w:r>
+        <w:t xml:space="preserve">      {/* Skip link — first focusable element on every page for keyboard users */}</w:t>
+      </w:r>
+    </w:p>
+    <w:p>
+      <w:r>
+        <w:t xml:space="preserve">      &lt;</w:t>
+      </w:r>
+      <w:proofErr w:type="spellStart"/>
+      <w:r>
+        <w:t>SkipLink</w:t>
+      </w:r>
+      <w:proofErr w:type="spellEnd"/>
+      <w:r>
+        <w:t xml:space="preserve"> /&gt;</w:t>
+      </w:r>
+    </w:p>
+    <w:p>
+      <w:r>
+        <w:t xml:space="preserve">      &lt;</w:t>
+      </w:r>
+      <w:proofErr w:type="spellStart"/>
+      <w:r>
+        <w:t>ScrollToTop</w:t>
+      </w:r>
+      <w:proofErr w:type="spellEnd"/>
+      <w:r>
+        <w:t xml:space="preserve"> /&gt;</w:t>
+      </w:r>
+    </w:p>
+    <w:p>
+      <w:r>
+        <w:t xml:space="preserve">      &lt;Header /&gt;</w:t>
+      </w:r>
+    </w:p>
+    <w:p>
+      <w:r>
+        <w:t>Replace it with:</w:t>
+      </w:r>
+    </w:p>
+    <w:p>
+      <w:proofErr w:type="spellStart"/>
+      <w:r>
+        <w:t>jsx</w:t>
+      </w:r>
+      <w:proofErr w:type="spellEnd"/>
+    </w:p>
+    <w:p>
+      <w:r>
+        <w:t xml:space="preserve">const </w:t>
+      </w:r>
+      <w:proofErr w:type="spellStart"/>
+      <w:r>
+        <w:t>NavigatorSetter</w:t>
+      </w:r>
+      <w:proofErr w:type="spellEnd"/>
+      <w:r>
+        <w:t xml:space="preserve"> = () =&gt; {</w:t>
+      </w:r>
+    </w:p>
+    <w:p>
+      <w:r>
+        <w:t xml:space="preserve">  const navigate = </w:t>
+      </w:r>
+      <w:proofErr w:type="spellStart"/>
+      <w:proofErr w:type="gramStart"/>
+      <w:r>
+        <w:t>useNavigate</w:t>
+      </w:r>
+      <w:proofErr w:type="spellEnd"/>
+      <w:r>
+        <w:t>(</w:t>
+      </w:r>
+      <w:proofErr w:type="gramEnd"/>
+      <w:r>
+        <w:t>);</w:t>
+      </w:r>
+    </w:p>
+    <w:p>
+      <w:r>
+        <w:t xml:space="preserve">  </w:t>
+      </w:r>
+      <w:proofErr w:type="spellStart"/>
+      <w:r>
+        <w:t>setNavigator</w:t>
+      </w:r>
+      <w:proofErr w:type="spellEnd"/>
+      <w:r>
+        <w:t>(navigate);</w:t>
+      </w:r>
+    </w:p>
+    <w:p>
+      <w:r>
+        <w:t xml:space="preserve">  return null;</w:t>
+      </w:r>
+    </w:p>
+    <w:p>
+      <w:r>
+        <w:t>};</w:t>
+      </w:r>
+    </w:p>
+    <w:p/>
+    <w:p>
+      <w:r>
+        <w:t>const App = () =&gt; {</w:t>
+      </w:r>
+    </w:p>
+    <w:p>
+      <w:r>
+        <w:t xml:space="preserve">  return (</w:t>
+      </w:r>
+    </w:p>
+    <w:p>
+      <w:r>
+        <w:t xml:space="preserve">    &lt;Router&gt;</w:t>
+      </w:r>
+    </w:p>
+    <w:p>
+      <w:r>
+        <w:t xml:space="preserve">      &lt;</w:t>
+      </w:r>
+      <w:proofErr w:type="spellStart"/>
+      <w:r>
+        <w:t>NavigatorSetter</w:t>
+      </w:r>
+      <w:proofErr w:type="spellEnd"/>
+      <w:r>
+        <w:t xml:space="preserve"> /&gt;</w:t>
+      </w:r>
+    </w:p>
+    <w:p>
+      <w:r>
+        <w:t xml:space="preserve">      {/* Skip link — first focusable element on every page for keyboard users */}</w:t>
+      </w:r>
+    </w:p>
+    <w:p>
+      <w:r>
+        <w:t xml:space="preserve">      &lt;</w:t>
+      </w:r>
+      <w:proofErr w:type="spellStart"/>
+      <w:r>
+        <w:t>SkipLink</w:t>
+      </w:r>
+      <w:proofErr w:type="spellEnd"/>
+      <w:r>
+        <w:t xml:space="preserve"> /&gt;</w:t>
+      </w:r>
+    </w:p>
+    <w:p>
+      <w:r>
+        <w:t xml:space="preserve">      &lt;</w:t>
+      </w:r>
+      <w:proofErr w:type="spellStart"/>
+      <w:r>
+        <w:t>ScrollToTop</w:t>
+      </w:r>
+      <w:proofErr w:type="spellEnd"/>
+      <w:r>
+        <w:t xml:space="preserve"> /&gt;</w:t>
+      </w:r>
+    </w:p>
+    <w:p>
+      <w:r>
+        <w:t xml:space="preserve">      &lt;Header /&gt;</w:t>
+      </w:r>
+    </w:p>
+    <w:p>
+      <w:r>
+        <w:t>Save the file.</w:t>
+      </w:r>
+    </w:p>
+    <w:p>
+      <w:r>
+        <w:rPr>
+          <w:b/>
+          <w:bCs/>
+        </w:rPr>
+        <w:t>Step 5 — Restart everything cleanly.</w:t>
+      </w:r>
+      <w:r>
+        <w:br/>
+        <w:t xml:space="preserve">Stop both your frontend and backend dev servers completely (close the terminals or </w:t>
+      </w:r>
+      <w:proofErr w:type="spellStart"/>
+      <w:r>
+        <w:t>Ctrl+C</w:t>
+      </w:r>
+      <w:proofErr w:type="spellEnd"/>
+      <w:r>
+        <w:t xml:space="preserve"> both). Start them again with </w:t>
+      </w:r>
+      <w:proofErr w:type="spellStart"/>
+      <w:r>
+        <w:t>npm</w:t>
+      </w:r>
+      <w:proofErr w:type="spellEnd"/>
+      <w:r>
+        <w:t xml:space="preserve"> run dev. This makes sure the new files are actually picked up.</w:t>
+      </w:r>
+    </w:p>
+    <w:p>
+      <w:r>
+        <w:rPr>
+          <w:b/>
+          <w:bCs/>
+        </w:rPr>
         <w:t>Step 6 — Log in normally.</w:t>
       </w:r>
       <w:r>
@@ -1187,8 +3011,13 @@
       </w:r>
     </w:p>
     <w:p>
-      <w:r>
-        <w:t>Save .env. Then </w:t>
+      <w:proofErr w:type="gramStart"/>
+      <w:r>
+        <w:t>Save .env</w:t>
+      </w:r>
+      <w:proofErr w:type="gramEnd"/>
+      <w:r>
+        <w:t>. Then </w:t>
       </w:r>
       <w:r>
         <w:rPr>
@@ -1257,7 +3086,15 @@
       </w:r>
       <w:r>
         <w:br/>
-        <w:t>Once you've confirmed it works, change .env back to your real value:</w:t>
+        <w:t xml:space="preserve">Once you've confirmed it works, </w:t>
+      </w:r>
+      <w:proofErr w:type="gramStart"/>
+      <w:r>
+        <w:t>change .env</w:t>
+      </w:r>
+      <w:proofErr w:type="gramEnd"/>
+      <w:r>
+        <w:t> back to your real value:</w:t>
       </w:r>
     </w:p>
     <w:p>
@@ -1277,7 +3114,23 @@
     </w:p>
     <w:p>
       <w:r>
-        <w:t>you also raised a very valid security concern that the token stays for longer and is at a bigger risl so what would you advise i have the user logged out</w:t>
+        <w:t xml:space="preserve">you also raised a very valid security concern that the token stays for longer and is at a bigger </w:t>
+      </w:r>
+      <w:proofErr w:type="spellStart"/>
+      <w:r>
+        <w:t>risl</w:t>
+      </w:r>
+      <w:proofErr w:type="spellEnd"/>
+      <w:r>
+        <w:t xml:space="preserve"> so what would you advise </w:t>
+      </w:r>
+      <w:proofErr w:type="spellStart"/>
+      <w:r>
+        <w:t>i</w:t>
+      </w:r>
+      <w:proofErr w:type="spellEnd"/>
+      <w:r>
+        <w:t xml:space="preserve"> have the user logged out</w:t>
       </w:r>
     </w:p>
     <w:p>
@@ -1314,17 +3167,49 @@
         <w:t>everyone</w:t>
       </w:r>
       <w:r>
-        <w:t> out, not just one person, as you just saw). So the expiry time is really answering the question: </w:t>
+        <w:t xml:space="preserve"> out, not just one person, as you just saw). </w:t>
+      </w:r>
+      <w:proofErr w:type="gramStart"/>
+      <w:r>
+        <w:t>So</w:t>
+      </w:r>
+      <w:proofErr w:type="gramEnd"/>
+      <w:r>
+        <w:t xml:space="preserve"> the expiry time is really answering the question: </w:t>
       </w:r>
       <w:r>
         <w:rPr>
           <w:i/>
           <w:iCs/>
         </w:rPr>
-        <w:t>if someone's token were ever stolen — a shared/public computer, a leaked localStorage dump, a malicious browser extension — how long would the thief have a live session before it dies on its own?</w:t>
-      </w:r>
-      <w:r>
-        <w:t> Right now that answer is up to 30 days. That's long for a platform moving real money (wholesale orders, payments, payouts).</w:t>
+        <w:t xml:space="preserve">if someone's token were ever stolen — a shared/public computer, a leaked </w:t>
+      </w:r>
+      <w:proofErr w:type="spellStart"/>
+      <w:r>
+        <w:rPr>
+          <w:i/>
+          <w:iCs/>
+        </w:rPr>
+        <w:t>localStorage</w:t>
+      </w:r>
+      <w:proofErr w:type="spellEnd"/>
+      <w:r>
+        <w:rPr>
+          <w:i/>
+          <w:iCs/>
+        </w:rPr>
+        <w:t xml:space="preserve"> dump, a malicious browser extension — how long would the thief have a live session before it dies on its own?</w:t>
+      </w:r>
+      <w:r>
+        <w:t xml:space="preserve"> Right </w:t>
+      </w:r>
+      <w:proofErr w:type="gramStart"/>
+      <w:r>
+        <w:t>now</w:t>
+      </w:r>
+      <w:proofErr w:type="gramEnd"/>
+      <w:r>
+        <w:t xml:space="preserve"> that answer is up to 30 days. That's long for a platform moving real money (wholesale orders, payments, payouts).</w:t>
       </w:r>
     </w:p>
     <w:p>
@@ -1333,7 +3218,23 @@
           <w:b/>
           <w:bCs/>
         </w:rPr>
-        <w:t>What I'd actually recommend for ShopZone specifically</w:t>
+        <w:t xml:space="preserve">What I'd actually recommend for </w:t>
+      </w:r>
+      <w:proofErr w:type="spellStart"/>
+      <w:r>
+        <w:rPr>
+          <w:b/>
+          <w:bCs/>
+        </w:rPr>
+        <w:t>ShopZone</w:t>
+      </w:r>
+      <w:proofErr w:type="spellEnd"/>
+      <w:r>
+        <w:rPr>
+          <w:b/>
+          <w:bCs/>
+        </w:rPr>
+        <w:t xml:space="preserve"> specifically</w:t>
       </w:r>
       <w:r>
         <w:t>, given what this platform does:</w:t>
@@ -1343,7 +3244,7 @@
       <w:pPr>
         <w:numPr>
           <w:ilvl w:val="0"/>
-          <w:numId w:val="2"/>
+          <w:numId w:val="5"/>
         </w:numPr>
       </w:pPr>
       <w:r>
@@ -1371,7 +3272,7 @@
       <w:pPr>
         <w:numPr>
           <w:ilvl w:val="0"/>
-          <w:numId w:val="2"/>
+          <w:numId w:val="5"/>
         </w:numPr>
       </w:pPr>
       <w:r>
@@ -1399,7 +3300,7 @@
       <w:pPr>
         <w:numPr>
           <w:ilvl w:val="0"/>
-          <w:numId w:val="2"/>
+          <w:numId w:val="5"/>
         </w:numPr>
       </w:pPr>
       <w:r>
@@ -1425,7 +3326,15 @@
     </w:p>
     <w:p>
       <w:r>
-        <w:t>The good news: your generateToken function doesn't currently know or care whether it's signing a buyer, seller, or admin — it's one function used everywhere. Differentiating by role is a real, worthwhile upgrade, but it's more work than a one-line change, so I want to flag it as an option rather than just doing it silently.</w:t>
+        <w:t>The good news: your </w:t>
+      </w:r>
+      <w:proofErr w:type="spellStart"/>
+      <w:r>
+        <w:t>generateToken</w:t>
+      </w:r>
+      <w:proofErr w:type="spellEnd"/>
+      <w:r>
+        <w:t> function doesn't currently know or care whether it's signing a buyer, seller, or admin — it's one function used everywhere. Differentiating by role is a real, worthwhile upgrade, but it's more work than a one-line change, so I want to flag it as an option rather than just doing it silently.</w:t>
       </w:r>
     </w:p>
     <w:p>
@@ -1441,7 +3350,7 @@
       <w:pPr>
         <w:numPr>
           <w:ilvl w:val="0"/>
-          <w:numId w:val="3"/>
+          <w:numId w:val="6"/>
         </w:numPr>
       </w:pPr>
       <w:r>
@@ -1452,14 +3361,22 @@
         <w:t>Simplest — shorten the single number for everyone.</w:t>
       </w:r>
       <w:r>
-        <w:t> Change expiresIn: '30d' to something like '7d'. One line, five minutes, works today, no other files touched. Doesn't distinguish admin from buyer, but it's a real, meaningful risk reduction with almost no cost to you.</w:t>
+        <w:t> Change </w:t>
+      </w:r>
+      <w:proofErr w:type="spellStart"/>
+      <w:r>
+        <w:t>expiresIn</w:t>
+      </w:r>
+      <w:proofErr w:type="spellEnd"/>
+      <w:r>
+        <w:t>: '30d' to something like '7d'. One line, five minutes, works today, no other files touched. Doesn't distinguish admin from buyer, but it's a real, meaningful risk reduction with almost no cost to you.</w:t>
       </w:r>
     </w:p>
     <w:p>
       <w:pPr>
         <w:numPr>
           <w:ilvl w:val="0"/>
-          <w:numId w:val="3"/>
+          <w:numId w:val="6"/>
         </w:numPr>
       </w:pPr>
       <w:r>
@@ -1470,7 +3387,31 @@
         <w:t>Better — role-based expiry.</w:t>
       </w:r>
       <w:r>
-        <w:t> generateToken reads isAdmin/isSeller off the user object it's already being called with, and picks a shorter expiry for admin, medium for seller, longer for buyer. This is a genuinely better security posture and isn't much more code, but it does mean checking every call site of generateToken across userController.js (registerUser, loginUser, updateUserProfile) to confirm they're all passing the full user object it needs to read from.</w:t>
+        <w:t> </w:t>
+      </w:r>
+      <w:proofErr w:type="spellStart"/>
+      <w:r>
+        <w:t>generateToken</w:t>
+      </w:r>
+      <w:proofErr w:type="spellEnd"/>
+      <w:r>
+        <w:t> reads </w:t>
+      </w:r>
+      <w:proofErr w:type="spellStart"/>
+      <w:r>
+        <w:t>isAdmin</w:t>
+      </w:r>
+      <w:proofErr w:type="spellEnd"/>
+      <w:r>
+        <w:t>/</w:t>
+      </w:r>
+      <w:proofErr w:type="spellStart"/>
+      <w:r>
+        <w:t>isSeller</w:t>
+      </w:r>
+      <w:proofErr w:type="spellEnd"/>
+      <w:r>
+        <w:t> off the user object it's already being called with, and picks a shorter expiry for admin, medium for seller, longer for buyer. This is a genuinely better security posture and isn't much more code, but it does mean checking every call site of generateToken across userController.js (registerUser, loginUser, updateUserProfile) to confirm they're all passing the full user object it needs to read from.</w:t>
       </w:r>
     </w:p>
     <w:p>
@@ -1512,12 +3453,7 @@
     </w:p>
     <w:p>
       <w:r>
-        <w:t>Good — before I touch anything, per the standing rule on this project, I need the actual current backend/controllers/userController.js pasted fresh in this session. I have versions of it from earlier in this conversation, but generateToken and its call sites (registerUser, loginUser, updateUserProfile) may well have changed since then, and this is exactly the kind of file where guessing wrong would silently break login for real users — not something to risk on a remembered version.</w:t>
-      </w:r>
-    </w:p>
-    <w:p>
-      <w:r>
-        <w:t>Once you paste it, here's exactly what I'll change, so you know what's coming:</w:t>
+        <w:t>I've gone through SESSION-017 in full plus this newest document — here's where things actually stand.</w:t>
       </w:r>
     </w:p>
     <w:p>
@@ -1526,46 +3462,90 @@
           <w:b/>
           <w:bCs/>
         </w:rPr>
-        <w:t>generateToken gets a second parameter</w:t>
-      </w:r>
-      <w:r>
-        <w:t xml:space="preserve"> — instead of just (id), it becomes (id, user) (or reads role fields off the user object already passed in), and picks the expiry based on role:</w:t>
-      </w:r>
-    </w:p>
-    <w:p>
-      <w:r>
-        <w:t>js</w:t>
-      </w:r>
-    </w:p>
-    <w:p>
-      <w:r>
-        <w:t>const generateToken = (id, user) =&gt; {</w:t>
-      </w:r>
-    </w:p>
-    <w:p>
-      <w:r>
-        <w:t xml:space="preserve">  let expiresIn = '7d';           // buyer default</w:t>
-      </w:r>
-    </w:p>
-    <w:p>
-      <w:r>
-        <w:t xml:space="preserve">  if (user?.isAdmin)   expiresIn = '1d';</w:t>
-      </w:r>
-    </w:p>
-    <w:p>
-      <w:r>
-        <w:t xml:space="preserve">  else if (user?.isSeller) expiresIn = '3d';</w:t>
-      </w:r>
-    </w:p>
-    <w:p/>
-    <w:p>
-      <w:r>
-        <w:t xml:space="preserve">  return jwt.sign({ id }, process.env.JWT_SECRET, { expiresIn });</w:t>
-      </w:r>
-    </w:p>
-    <w:p>
-      <w:r>
-        <w:t>};</w:t>
+        <w:t>From SESSION-017 (closed and confirmed working):</w:t>
+      </w:r>
+      <w:r>
+        <w:t xml:space="preserve"> the full delivery confirmation backend — seller </w:t>
+      </w:r>
+      <w:proofErr w:type="spellStart"/>
+      <w:r>
+        <w:t>confirmHandoff</w:t>
+      </w:r>
+      <w:proofErr w:type="spellEnd"/>
+      <w:r>
+        <w:t xml:space="preserve">, buyer </w:t>
+      </w:r>
+      <w:proofErr w:type="spellStart"/>
+      <w:r>
+        <w:t>confirmDelivery</w:t>
+      </w:r>
+      <w:proofErr w:type="spellEnd"/>
+      <w:r>
+        <w:t>, the lazy _</w:t>
+      </w:r>
+      <w:proofErr w:type="spellStart"/>
+      <w:r>
+        <w:t>autoConfirmIfDue</w:t>
+      </w:r>
+      <w:proofErr w:type="spellEnd"/>
+      <w:r>
+        <w:t xml:space="preserve"> sweep (5-day, no </w:t>
+      </w:r>
+      <w:proofErr w:type="spellStart"/>
+      <w:r>
+        <w:t>cron</w:t>
+      </w:r>
+      <w:proofErr w:type="spellEnd"/>
+      <w:r>
+        <w:t xml:space="preserve"> job), and the 72-hour dispute window gating </w:t>
+      </w:r>
+      <w:proofErr w:type="spellStart"/>
+      <w:r>
+        <w:t>getPayoutQueue</w:t>
+      </w:r>
+      <w:proofErr w:type="spellEnd"/>
+      <w:r>
+        <w:t xml:space="preserve">. The full </w:t>
+      </w:r>
+      <w:proofErr w:type="spellStart"/>
+      <w:r>
+        <w:t>wishlist</w:t>
+      </w:r>
+      <w:proofErr w:type="spellEnd"/>
+      <w:r>
+        <w:t xml:space="preserve">/recently-viewed/notification-preferences backend on User.js and userController.js. The seller dashboard rebuilt with a left-hand sidebar, a new My Payments tab, a view-first My Profile tab with the sensitive-field confirmation modal, and tab persistence via </w:t>
+      </w:r>
+      <w:proofErr w:type="spellStart"/>
+      <w:r>
+        <w:t>useSearchParams</w:t>
+      </w:r>
+      <w:proofErr w:type="spellEnd"/>
+      <w:r>
+        <w:t xml:space="preserve">. The Tier 2 quote form bug (courier </w:t>
+      </w:r>
+      <w:proofErr w:type="spellStart"/>
+      <w:r>
+        <w:t>enum</w:t>
+      </w:r>
+      <w:proofErr w:type="spellEnd"/>
+      <w:r>
+        <w:t xml:space="preserve"> + </w:t>
+      </w:r>
+      <w:proofErr w:type="spellStart"/>
+      <w:r>
+        <w:t>estimatedDays</w:t>
+      </w:r>
+      <w:proofErr w:type="spellEnd"/>
+      <w:r>
+        <w:t xml:space="preserve"> type mismatch) fixed. The quote cap raised to 5x. Contrast and Cancel-button fixes. Admin's new Delivery Confirmation Detail block on </w:t>
+      </w:r>
+      <w:proofErr w:type="spellStart"/>
+      <w:r>
+        <w:t>OrderPage</w:t>
+      </w:r>
+      <w:proofErr w:type="spellEnd"/>
+      <w:r>
+        <w:t>.</w:t>
       </w:r>
     </w:p>
     <w:p>
@@ -1574,23 +3554,2778 @@
           <w:b/>
           <w:bCs/>
         </w:rPr>
-        <w:t>Every call site that currently does generateToken(user._id) needs updating</w:t>
-      </w:r>
-      <w:r>
-        <w:t xml:space="preserve"> to generateToken(user._id, user) so it actually has the role info to decide with — that's registerUser, loginUser, and updateUserProfile (or wherever else it's called, which is exactly why I need the real file rather than assuming based on the old paste).</w:t>
-      </w:r>
-    </w:p>
-    <w:p>
-      <w:r>
-        <w:t>One thing worth deciding now rather than discovering later: a seller who is also technically not an admin but has isSeller: true — the check above treats admin as the highest-priority role (checked first), so an account that's somehow both admin and seller gets the 1-day admin expiry, which is the safer choice. I'll keep that ordering unless you'd rather it work differently.</w:t>
-      </w:r>
-    </w:p>
-    <w:p>
-      <w:r>
-        <w:t>Paste the current userController.js and I'll write the exact find/replace blocks against the real file.</w:t>
+        <w:t>Left open at the end of SESSION-017, in priority order:</w:t>
+      </w:r>
+      <w:r>
+        <w:t xml:space="preserve"> ISS-036 (CRITICAL — verify handoff, </w:t>
+      </w:r>
+      <w:proofErr w:type="spellStart"/>
+      <w:r>
+        <w:t>deliveryConfirmedBy</w:t>
+      </w:r>
+      <w:proofErr w:type="spellEnd"/>
+      <w:r>
+        <w:t xml:space="preserve">, and </w:t>
+      </w:r>
+      <w:proofErr w:type="spellStart"/>
+      <w:r>
+        <w:t>disputeWindowExpiresAt</w:t>
+      </w:r>
+      <w:proofErr w:type="spellEnd"/>
+      <w:r>
+        <w:t xml:space="preserve"> actually landed on the live Order.js, since Mongoose silently drops unrecognized fields and this was never independently re-confirmed), ISS-046 (wire the buyer Confirm Received button on </w:t>
+      </w:r>
+      <w:proofErr w:type="spellStart"/>
+      <w:r>
+        <w:t>OrderPage</w:t>
+      </w:r>
+      <w:proofErr w:type="spellEnd"/>
+      <w:r>
+        <w:t xml:space="preserve"> against the already-built confirm-delivery endpoint), ISS-037/038 (filter tabs + search on My Orders/My Products), ISS-041 (</w:t>
+      </w:r>
+      <w:proofErr w:type="spellStart"/>
+      <w:r>
+        <w:t>SellerOrderDetailPage</w:t>
+      </w:r>
+      <w:proofErr w:type="spellEnd"/>
+      <w:r>
+        <w:t>), ISS-039/040 (sidebar visual polish), ISS-044 (</w:t>
+      </w:r>
+      <w:proofErr w:type="spellStart"/>
+      <w:r>
+        <w:t>wishlist</w:t>
+      </w:r>
+      <w:proofErr w:type="spellEnd"/>
+      <w:r>
+        <w:t xml:space="preserve">/recently-viewed frontend wiring), ISS-045 (first-name-only review display), ISS-023 (re-verify the image/category-only re-review split actually applied to </w:t>
+      </w:r>
+      <w:proofErr w:type="spellStart"/>
+      <w:r>
+        <w:t>sellerController.js's</w:t>
+      </w:r>
+      <w:proofErr w:type="spellEnd"/>
+      <w:r>
+        <w:t xml:space="preserve"> </w:t>
+      </w:r>
+      <w:proofErr w:type="spellStart"/>
+      <w:r>
+        <w:t>updateSellerProduct</w:t>
+      </w:r>
+      <w:proofErr w:type="spellEnd"/>
+      <w:r>
+        <w:t xml:space="preserve">), ISS-042 (buyer </w:t>
+      </w:r>
+      <w:proofErr w:type="spellStart"/>
+      <w:r>
+        <w:t>ProfilePage</w:t>
+      </w:r>
+      <w:proofErr w:type="spellEnd"/>
+      <w:r>
+        <w:t xml:space="preserve"> left-tab redesign).</w:t>
+      </w:r>
+    </w:p>
+    <w:p>
+      <w:r>
+        <w:rPr>
+          <w:b/>
+          <w:bCs/>
+        </w:rPr>
+        <w:t>What actually happened next, per the document you just pasted:</w:t>
+      </w:r>
+      <w:r>
+        <w:t xml:space="preserve"> none of that ISS-036-first build order got started yet. </w:t>
+      </w:r>
+      <w:proofErr w:type="gramStart"/>
+      <w:r>
+        <w:t>Instead</w:t>
+      </w:r>
+      <w:proofErr w:type="gramEnd"/>
+      <w:r>
+        <w:t xml:space="preserve"> a live bug came in — http://localhost:5173/order/6a329975e96607f6c57c752c throwing "Not </w:t>
+      </w:r>
+      <w:proofErr w:type="spellStart"/>
+      <w:r>
+        <w:t>authorised</w:t>
+      </w:r>
+      <w:proofErr w:type="spellEnd"/>
+      <w:r>
+        <w:t xml:space="preserve">, token failed." That got traced to the JWT secret changing (or the token otherwise going stale) with no graceful handling — the user was silently stuck rather than redirected to login. That thread built and shipped two new files (navigationService.js and axiosSessionInterceptor.js), wired them into </w:t>
+      </w:r>
+      <w:proofErr w:type="spellStart"/>
+      <w:r>
+        <w:t>main.jsx</w:t>
+      </w:r>
+      <w:proofErr w:type="spellEnd"/>
+      <w:r>
+        <w:t xml:space="preserve"> and </w:t>
+      </w:r>
+      <w:proofErr w:type="spellStart"/>
+      <w:r>
+        <w:t>App.jsx</w:t>
+      </w:r>
+      <w:proofErr w:type="spellEnd"/>
+      <w:r>
+        <w:t xml:space="preserve">, and walked through a 10-step manual test using a deliberately-broken JWT_SECRET to simulate the failure. That surfaced the follow-on question of token expiry duration (currently a flat 30d for every role via </w:t>
+      </w:r>
+      <w:proofErr w:type="spellStart"/>
+      <w:r>
+        <w:t>generateToken</w:t>
+      </w:r>
+      <w:proofErr w:type="spellEnd"/>
+      <w:r>
+        <w:t xml:space="preserve">), and the agreed direction is role-based expiry — admin 1 day, seller 3 days, buyer 7 days, admin checked first if both flags are true — implemented by having </w:t>
+      </w:r>
+      <w:proofErr w:type="spellStart"/>
+      <w:proofErr w:type="gramStart"/>
+      <w:r>
+        <w:t>generateToken</w:t>
+      </w:r>
+      <w:proofErr w:type="spellEnd"/>
+      <w:r>
+        <w:t>(</w:t>
+      </w:r>
+      <w:proofErr w:type="gramEnd"/>
+      <w:r>
+        <w:t xml:space="preserve">id, user) read </w:t>
+      </w:r>
+      <w:proofErr w:type="spellStart"/>
+      <w:r>
+        <w:t>isAdmin</w:t>
+      </w:r>
+      <w:proofErr w:type="spellEnd"/>
+      <w:r>
+        <w:t>/</w:t>
+      </w:r>
+      <w:proofErr w:type="spellStart"/>
+      <w:r>
+        <w:t>isSeller</w:t>
+      </w:r>
+      <w:proofErr w:type="spellEnd"/>
+      <w:r>
+        <w:t xml:space="preserve"> off the user object, with every call site (</w:t>
+      </w:r>
+      <w:proofErr w:type="spellStart"/>
+      <w:r>
+        <w:t>registerUser</w:t>
+      </w:r>
+      <w:proofErr w:type="spellEnd"/>
+      <w:r>
+        <w:t xml:space="preserve">, </w:t>
+      </w:r>
+      <w:proofErr w:type="spellStart"/>
+      <w:r>
+        <w:t>loginUser</w:t>
+      </w:r>
+      <w:proofErr w:type="spellEnd"/>
+      <w:r>
+        <w:t xml:space="preserve">, </w:t>
+      </w:r>
+      <w:proofErr w:type="spellStart"/>
+      <w:r>
+        <w:t>updateUserProfile</w:t>
+      </w:r>
+      <w:proofErr w:type="spellEnd"/>
+      <w:r>
+        <w:t>, and possibly others) updated to pass user through.</w:t>
+      </w:r>
+    </w:p>
+    <w:p>
+      <w:r>
+        <w:t xml:space="preserve">That role-based </w:t>
+      </w:r>
+      <w:proofErr w:type="spellStart"/>
+      <w:r>
+        <w:t>generateToken</w:t>
+      </w:r>
+      <w:proofErr w:type="spellEnd"/>
+      <w:r>
+        <w:t xml:space="preserve"> change is the one open thread with code not yet written — it was explicitly blocked on you pasting the real, current backend/controllers/userController.js, per the standing rule that nothing gets written against a remembered/older version of a file.</w:t>
+      </w:r>
+    </w:p>
+    <w:p>
+      <w:proofErr w:type="gramStart"/>
+      <w:r>
+        <w:t>So</w:t>
+      </w:r>
+      <w:proofErr w:type="gramEnd"/>
+      <w:r>
+        <w:t xml:space="preserve"> there are genuinely two threads sitting open right now: the ISS-036-first build order from SESSION-017, and this newer session-expiry work that jumped the queue. Before I do anything, I want to confirm the priority with you rather than assume — do you want to finish the role-based token expiry first since it's already mid-flight (in which case paste backend/controllers/userController.js), or pivot back to ISS-036 and the SESSION-017 build order first? Either way I'll need the relevant file(s) fresh in this session before writing anything.</w:t>
+      </w:r>
+    </w:p>
+    <w:p>
+      <w:r>
+        <w:t>okay lets go with option 2</w:t>
+      </w:r>
+    </w:p>
+    <w:p>
+      <w:r>
+        <w:t>Good — before I touch anything, per the standing rule on this project, I need the actual current backend/controllers/userController.js pasted fresh in this session. I have versions of it from earlier in this conversation, but </w:t>
+      </w:r>
+      <w:proofErr w:type="spellStart"/>
+      <w:r>
+        <w:t>generateToken</w:t>
+      </w:r>
+      <w:proofErr w:type="spellEnd"/>
+      <w:r>
+        <w:t> and its call sites (</w:t>
+      </w:r>
+      <w:proofErr w:type="spellStart"/>
+      <w:r>
+        <w:t>registerUser</w:t>
+      </w:r>
+      <w:proofErr w:type="spellEnd"/>
+      <w:r>
+        <w:t>, </w:t>
+      </w:r>
+      <w:proofErr w:type="spellStart"/>
+      <w:r>
+        <w:t>loginUser</w:t>
+      </w:r>
+      <w:proofErr w:type="spellEnd"/>
+      <w:r>
+        <w:t>, </w:t>
+      </w:r>
+      <w:proofErr w:type="spellStart"/>
+      <w:r>
+        <w:t>updateUserProfile</w:t>
+      </w:r>
+      <w:proofErr w:type="spellEnd"/>
+      <w:r>
+        <w:t xml:space="preserve">) may well have changed since then, and this is exactly the kind of file </w:t>
+      </w:r>
+      <w:proofErr w:type="gramStart"/>
+      <w:r>
+        <w:t>where</w:t>
+      </w:r>
+      <w:proofErr w:type="gramEnd"/>
+      <w:r>
+        <w:t xml:space="preserve"> guessing wrong would silently break login for real users — not something to risk on a remembered version.</w:t>
+      </w:r>
+    </w:p>
+    <w:p>
+      <w:r>
+        <w:t>Once you paste it, here's exactly what I'll change, so you know what's coming:</w:t>
+      </w:r>
+    </w:p>
+    <w:p>
+      <w:proofErr w:type="spellStart"/>
+      <w:r>
+        <w:rPr>
+          <w:b/>
+          <w:bCs/>
+        </w:rPr>
+        <w:t>generateToken</w:t>
+      </w:r>
+      <w:proofErr w:type="spellEnd"/>
+      <w:r>
+        <w:rPr>
+          <w:b/>
+          <w:bCs/>
+        </w:rPr>
+        <w:t> gets a second parameter</w:t>
+      </w:r>
+      <w:r>
+        <w:t> — instead of just (id), it becomes (id, user) (or reads role fields off the user object already passed in), and picks the expiry based on role:</w:t>
+      </w:r>
+    </w:p>
+    <w:p>
+      <w:proofErr w:type="spellStart"/>
+      <w:r>
+        <w:t>js</w:t>
+      </w:r>
+      <w:proofErr w:type="spellEnd"/>
+    </w:p>
+    <w:p>
+      <w:r>
+        <w:t xml:space="preserve">const </w:t>
+      </w:r>
+      <w:proofErr w:type="spellStart"/>
+      <w:r>
+        <w:t>generateToken</w:t>
+      </w:r>
+      <w:proofErr w:type="spellEnd"/>
+      <w:r>
+        <w:t xml:space="preserve"> = (id, user) =&gt; {</w:t>
+      </w:r>
+    </w:p>
+    <w:p>
+      <w:r>
+        <w:t xml:space="preserve">  let </w:t>
+      </w:r>
+      <w:proofErr w:type="spellStart"/>
+      <w:r>
+        <w:t>expiresIn</w:t>
+      </w:r>
+      <w:proofErr w:type="spellEnd"/>
+      <w:r>
+        <w:t xml:space="preserve"> = '7d</w:t>
+      </w:r>
+      <w:proofErr w:type="gramStart"/>
+      <w:r>
+        <w:t xml:space="preserve">';   </w:t>
+      </w:r>
+      <w:proofErr w:type="gramEnd"/>
+      <w:r>
+        <w:t xml:space="preserve">        // buyer default</w:t>
+      </w:r>
+    </w:p>
+    <w:p>
+      <w:r>
+        <w:t xml:space="preserve">  if (user</w:t>
+      </w:r>
+      <w:proofErr w:type="gramStart"/>
+      <w:r>
+        <w:t>?.</w:t>
+      </w:r>
+      <w:proofErr w:type="spellStart"/>
+      <w:r>
+        <w:t>isAdmin</w:t>
+      </w:r>
+      <w:proofErr w:type="spellEnd"/>
+      <w:proofErr w:type="gramEnd"/>
+      <w:r>
+        <w:t xml:space="preserve">)   </w:t>
+      </w:r>
+      <w:proofErr w:type="spellStart"/>
+      <w:r>
+        <w:t>expiresIn</w:t>
+      </w:r>
+      <w:proofErr w:type="spellEnd"/>
+      <w:r>
+        <w:t xml:space="preserve"> = '1d';</w:t>
+      </w:r>
+    </w:p>
+    <w:p>
+      <w:r>
+        <w:t xml:space="preserve">  else if (user</w:t>
+      </w:r>
+      <w:proofErr w:type="gramStart"/>
+      <w:r>
+        <w:t>?.</w:t>
+      </w:r>
+      <w:proofErr w:type="spellStart"/>
+      <w:r>
+        <w:t>isSeller</w:t>
+      </w:r>
+      <w:proofErr w:type="spellEnd"/>
+      <w:proofErr w:type="gramEnd"/>
+      <w:r>
+        <w:t xml:space="preserve">) </w:t>
+      </w:r>
+      <w:proofErr w:type="spellStart"/>
+      <w:r>
+        <w:t>expiresIn</w:t>
+      </w:r>
+      <w:proofErr w:type="spellEnd"/>
+      <w:r>
+        <w:t xml:space="preserve"> = '3d';</w:t>
       </w:r>
     </w:p>
     <w:p/>
+    <w:p>
+      <w:r>
+        <w:t xml:space="preserve">  return </w:t>
+      </w:r>
+      <w:proofErr w:type="spellStart"/>
+      <w:proofErr w:type="gramStart"/>
+      <w:r>
+        <w:t>jwt.sign</w:t>
+      </w:r>
+      <w:proofErr w:type="spellEnd"/>
+      <w:r>
+        <w:t>({ id</w:t>
+      </w:r>
+      <w:proofErr w:type="gramEnd"/>
+      <w:r>
+        <w:t xml:space="preserve"> }, </w:t>
+      </w:r>
+      <w:proofErr w:type="spellStart"/>
+      <w:r>
+        <w:t>process.env.JWT_SECRET</w:t>
+      </w:r>
+      <w:proofErr w:type="spellEnd"/>
+      <w:r>
+        <w:t xml:space="preserve">, </w:t>
+      </w:r>
+      <w:proofErr w:type="gramStart"/>
+      <w:r>
+        <w:t xml:space="preserve">{ </w:t>
+      </w:r>
+      <w:proofErr w:type="spellStart"/>
+      <w:r>
+        <w:t>expiresIn</w:t>
+      </w:r>
+      <w:proofErr w:type="spellEnd"/>
+      <w:proofErr w:type="gramEnd"/>
+      <w:r>
+        <w:t xml:space="preserve"> });</w:t>
+      </w:r>
+    </w:p>
+    <w:p>
+      <w:r>
+        <w:t>};</w:t>
+      </w:r>
+    </w:p>
+    <w:p>
+      <w:r>
+        <w:rPr>
+          <w:b/>
+          <w:bCs/>
+        </w:rPr>
+        <w:t>Every call site that currently does </w:t>
+      </w:r>
+      <w:proofErr w:type="spellStart"/>
+      <w:r>
+        <w:rPr>
+          <w:b/>
+          <w:bCs/>
+        </w:rPr>
+        <w:t>generateToken</w:t>
+      </w:r>
+      <w:proofErr w:type="spellEnd"/>
+      <w:r>
+        <w:rPr>
+          <w:b/>
+          <w:bCs/>
+        </w:rPr>
+        <w:t>(</w:t>
+      </w:r>
+      <w:proofErr w:type="spellStart"/>
+      <w:proofErr w:type="gramStart"/>
+      <w:r>
+        <w:rPr>
+          <w:b/>
+          <w:bCs/>
+        </w:rPr>
+        <w:t>user._</w:t>
+      </w:r>
+      <w:proofErr w:type="gramEnd"/>
+      <w:r>
+        <w:rPr>
+          <w:b/>
+          <w:bCs/>
+        </w:rPr>
+        <w:t>id</w:t>
+      </w:r>
+      <w:proofErr w:type="spellEnd"/>
+      <w:r>
+        <w:rPr>
+          <w:b/>
+          <w:bCs/>
+        </w:rPr>
+        <w:t>) needs updating</w:t>
+      </w:r>
+      <w:r>
+        <w:t> to </w:t>
+      </w:r>
+      <w:proofErr w:type="spellStart"/>
+      <w:proofErr w:type="gramStart"/>
+      <w:r>
+        <w:t>generateToken</w:t>
+      </w:r>
+      <w:proofErr w:type="spellEnd"/>
+      <w:r>
+        <w:t>(</w:t>
+      </w:r>
+      <w:proofErr w:type="spellStart"/>
+      <w:r>
+        <w:t>user._</w:t>
+      </w:r>
+      <w:proofErr w:type="gramEnd"/>
+      <w:r>
+        <w:t>id</w:t>
+      </w:r>
+      <w:proofErr w:type="spellEnd"/>
+      <w:r>
+        <w:t>, user) so it actually has the role info to decide with — that's </w:t>
+      </w:r>
+      <w:proofErr w:type="spellStart"/>
+      <w:r>
+        <w:t>registerUser</w:t>
+      </w:r>
+      <w:proofErr w:type="spellEnd"/>
+      <w:r>
+        <w:t>, </w:t>
+      </w:r>
+      <w:proofErr w:type="spellStart"/>
+      <w:r>
+        <w:t>loginUser</w:t>
+      </w:r>
+      <w:proofErr w:type="spellEnd"/>
+      <w:r>
+        <w:t>, and </w:t>
+      </w:r>
+      <w:proofErr w:type="spellStart"/>
+      <w:r>
+        <w:t>updateUserProfile</w:t>
+      </w:r>
+      <w:proofErr w:type="spellEnd"/>
+      <w:r>
+        <w:t> (or wherever else it's called, which is exactly why I need the real file rather than assuming based on the old paste).</w:t>
+      </w:r>
+    </w:p>
+    <w:p>
+      <w:r>
+        <w:t>One thing worth deciding now rather than discovering later: a seller who is also technically not an admin but has </w:t>
+      </w:r>
+      <w:proofErr w:type="spellStart"/>
+      <w:r>
+        <w:t>isSeller</w:t>
+      </w:r>
+      <w:proofErr w:type="spellEnd"/>
+      <w:r>
+        <w:t xml:space="preserve">: true — the check above treats admin as the highest-priority role (checked first), so an account that's somehow both admin and seller </w:t>
+      </w:r>
+      <w:proofErr w:type="gramStart"/>
+      <w:r>
+        <w:t>gets</w:t>
+      </w:r>
+      <w:proofErr w:type="gramEnd"/>
+      <w:r>
+        <w:t xml:space="preserve"> the 1-day admin expiry, which is the safer choice. I'll keep that ordering unless you'd rather it </w:t>
+      </w:r>
+      <w:proofErr w:type="gramStart"/>
+      <w:r>
+        <w:t>work</w:t>
+      </w:r>
+      <w:proofErr w:type="gramEnd"/>
+      <w:r>
+        <w:t xml:space="preserve"> differently.</w:t>
+      </w:r>
+    </w:p>
+    <w:p>
+      <w:r>
+        <w:t>Paste the current userController.js and I'll write the exact find/replace blocks against the real file.</w:t>
+      </w:r>
+    </w:p>
+    <w:p>
+      <w:r>
+        <w:t xml:space="preserve">// backend/controllers/userController.js // ───────────────────────────────────────────────────────────── // Handles all user-related logic: // </w:t>
+      </w:r>
+      <w:proofErr w:type="spellStart"/>
+      <w:r>
+        <w:t>registerUser</w:t>
+      </w:r>
+      <w:proofErr w:type="spellEnd"/>
+      <w:r>
+        <w:t xml:space="preserve">, </w:t>
+      </w:r>
+      <w:proofErr w:type="spellStart"/>
+      <w:r>
+        <w:t>loginUser</w:t>
+      </w:r>
+      <w:proofErr w:type="spellEnd"/>
+      <w:r>
+        <w:t xml:space="preserve">, </w:t>
+      </w:r>
+      <w:proofErr w:type="spellStart"/>
+      <w:r>
+        <w:t>logoutUser</w:t>
+      </w:r>
+      <w:proofErr w:type="spellEnd"/>
+      <w:r>
+        <w:t xml:space="preserve">, // </w:t>
+      </w:r>
+      <w:proofErr w:type="spellStart"/>
+      <w:r>
+        <w:t>getUserProfile</w:t>
+      </w:r>
+      <w:proofErr w:type="spellEnd"/>
+      <w:r>
+        <w:t xml:space="preserve">, </w:t>
+      </w:r>
+      <w:proofErr w:type="spellStart"/>
+      <w:r>
+        <w:t>updateUserProfile</w:t>
+      </w:r>
+      <w:proofErr w:type="spellEnd"/>
+      <w:r>
+        <w:t xml:space="preserve">, // </w:t>
+      </w:r>
+      <w:proofErr w:type="spellStart"/>
+      <w:r>
+        <w:t>getAllUsers</w:t>
+      </w:r>
+      <w:proofErr w:type="spellEnd"/>
+      <w:r>
+        <w:t xml:space="preserve">, </w:t>
+      </w:r>
+      <w:proofErr w:type="spellStart"/>
+      <w:r>
+        <w:t>getUserById</w:t>
+      </w:r>
+      <w:proofErr w:type="spellEnd"/>
+      <w:r>
+        <w:t xml:space="preserve">, </w:t>
+      </w:r>
+      <w:proofErr w:type="spellStart"/>
+      <w:r>
+        <w:t>updateUser</w:t>
+      </w:r>
+      <w:proofErr w:type="spellEnd"/>
+      <w:r>
+        <w:t xml:space="preserve">, </w:t>
+      </w:r>
+      <w:proofErr w:type="spellStart"/>
+      <w:r>
+        <w:t>deleteUser</w:t>
+      </w:r>
+      <w:proofErr w:type="spellEnd"/>
+      <w:r>
+        <w:t xml:space="preserve"> // // Note: pass</w:t>
+      </w:r>
+    </w:p>
+    <w:p>
+      <w:r>
+        <w:t>pasted</w:t>
+      </w:r>
+    </w:p>
+    <w:p>
+      <w:r>
+        <w:t xml:space="preserve">the code block above did it need to go somewhere meaning did </w:t>
+      </w:r>
+      <w:proofErr w:type="spellStart"/>
+      <w:r>
+        <w:t>i</w:t>
+      </w:r>
+      <w:proofErr w:type="spellEnd"/>
+      <w:r>
+        <w:t xml:space="preserve"> need to add it anywhere at all on the </w:t>
+      </w:r>
+      <w:proofErr w:type="spellStart"/>
+      <w:r>
+        <w:t>platfrom</w:t>
+      </w:r>
+      <w:proofErr w:type="spellEnd"/>
+      <w:r>
+        <w:t xml:space="preserve"> or were you demonstrating how it would look </w:t>
+      </w:r>
+      <w:proofErr w:type="spellStart"/>
+      <w:r>
+        <w:t>i</w:t>
+      </w:r>
+      <w:proofErr w:type="spellEnd"/>
+      <w:r>
+        <w:t xml:space="preserve"> also have pasted usercontroller.js</w:t>
+      </w:r>
+    </w:p>
+    <w:p>
+      <w:r>
+        <w:t>Good question to check — that earlier block was just a preview showing the </w:t>
+      </w:r>
+      <w:r>
+        <w:rPr>
+          <w:i/>
+          <w:iCs/>
+        </w:rPr>
+        <w:t>shape</w:t>
+      </w:r>
+      <w:r>
+        <w:t> of the change so you'd know what was coming. It wasn't meant to be pasted anywhere as-is, since I didn't have your real file yet and the actual call sites needed confirming first. Now that you've pasted the real userController.js, here's the actual fix against it — this is the version to apply.</w:t>
+      </w:r>
+    </w:p>
+    <w:p>
+      <w:r>
+        <w:rPr>
+          <w:b/>
+          <w:bCs/>
+        </w:rPr>
+        <w:t>Find this in backend/controllers/userController.js:</w:t>
+      </w:r>
+    </w:p>
+    <w:p>
+      <w:proofErr w:type="spellStart"/>
+      <w:r>
+        <w:t>js</w:t>
+      </w:r>
+      <w:proofErr w:type="spellEnd"/>
+    </w:p>
+    <w:p>
+      <w:r>
+        <w:t>// ── JWT generator ─────────────────────────────────────────────</w:t>
+      </w:r>
+    </w:p>
+    <w:p>
+      <w:r>
+        <w:t>// Creates a signed token with the user's ID as payload.</w:t>
+      </w:r>
+    </w:p>
+    <w:p>
+      <w:r>
+        <w:t>// Expires in 30 days.</w:t>
+      </w:r>
+    </w:p>
+    <w:p>
+      <w:r>
+        <w:t xml:space="preserve">const </w:t>
+      </w:r>
+      <w:proofErr w:type="spellStart"/>
+      <w:r>
+        <w:t>generateToken</w:t>
+      </w:r>
+      <w:proofErr w:type="spellEnd"/>
+      <w:r>
+        <w:t xml:space="preserve"> = (id) =&gt; {</w:t>
+      </w:r>
+    </w:p>
+    <w:p>
+      <w:r>
+        <w:t xml:space="preserve">  return </w:t>
+      </w:r>
+      <w:proofErr w:type="spellStart"/>
+      <w:proofErr w:type="gramStart"/>
+      <w:r>
+        <w:t>jwt.sign</w:t>
+      </w:r>
+      <w:proofErr w:type="spellEnd"/>
+      <w:r>
+        <w:t>({ id</w:t>
+      </w:r>
+      <w:proofErr w:type="gramEnd"/>
+      <w:r>
+        <w:t xml:space="preserve"> }, </w:t>
+      </w:r>
+      <w:proofErr w:type="spellStart"/>
+      <w:r>
+        <w:t>process.env.JWT_SECRET</w:t>
+      </w:r>
+      <w:proofErr w:type="spellEnd"/>
+      <w:r>
+        <w:t>, {</w:t>
+      </w:r>
+    </w:p>
+    <w:p>
+      <w:r>
+        <w:t xml:space="preserve">    </w:t>
+      </w:r>
+      <w:proofErr w:type="spellStart"/>
+      <w:r>
+        <w:t>expiresIn</w:t>
+      </w:r>
+      <w:proofErr w:type="spellEnd"/>
+      <w:r>
+        <w:t>: '30d',</w:t>
+      </w:r>
+    </w:p>
+    <w:p>
+      <w:r>
+        <w:t xml:space="preserve">  });</w:t>
+      </w:r>
+    </w:p>
+    <w:p>
+      <w:r>
+        <w:t>};</w:t>
+      </w:r>
+    </w:p>
+    <w:p>
+      <w:r>
+        <w:rPr>
+          <w:b/>
+          <w:bCs/>
+        </w:rPr>
+        <w:t>Replace with:</w:t>
+      </w:r>
+    </w:p>
+    <w:p>
+      <w:proofErr w:type="spellStart"/>
+      <w:r>
+        <w:t>js</w:t>
+      </w:r>
+      <w:proofErr w:type="spellEnd"/>
+    </w:p>
+    <w:p>
+      <w:r>
+        <w:t>// ── JWT generator ─────────────────────────────────────────────</w:t>
+      </w:r>
+    </w:p>
+    <w:p>
+      <w:r>
+        <w:t>// Creates a signed token with the user's ID as payload.</w:t>
+      </w:r>
+    </w:p>
+    <w:p>
+      <w:r>
+        <w:t>//</w:t>
+      </w:r>
+    </w:p>
+    <w:p>
+      <w:r>
+        <w:t>// Expiry is now role-based instead of a flat 30 days for everyone.</w:t>
+      </w:r>
+    </w:p>
+    <w:p>
+      <w:r>
+        <w:t>// A stolen/leaked token stays usable until it expires on its own —</w:t>
+      </w:r>
+    </w:p>
+    <w:p>
+      <w:r>
+        <w:t>// there is no per-user revoke mechanism — so higher-privilege</w:t>
+      </w:r>
+    </w:p>
+    <w:p>
+      <w:r>
+        <w:t>// accounts get shorter windows since they're the more damaging</w:t>
+      </w:r>
+    </w:p>
+    <w:p>
+      <w:r>
+        <w:t>// accounts to have compromised:</w:t>
+      </w:r>
+    </w:p>
+    <w:p>
+      <w:r>
+        <w:t xml:space="preserve">//   </w:t>
+      </w:r>
+      <w:proofErr w:type="gramStart"/>
+      <w:r>
+        <w:t>admin  →</w:t>
+      </w:r>
+      <w:proofErr w:type="gramEnd"/>
+      <w:r>
+        <w:t xml:space="preserve"> 1 </w:t>
+      </w:r>
+      <w:proofErr w:type="gramStart"/>
+      <w:r>
+        <w:t>day  (</w:t>
+      </w:r>
+      <w:proofErr w:type="gramEnd"/>
+      <w:r>
+        <w:t>can approve sellers, confirm payments, release payouts)</w:t>
+      </w:r>
+    </w:p>
+    <w:p>
+      <w:r>
+        <w:t>//   seller → 3 days (can manage their own products/payout details)</w:t>
+      </w:r>
+    </w:p>
+    <w:p>
+      <w:r>
+        <w:t xml:space="preserve">//   </w:t>
+      </w:r>
+      <w:proofErr w:type="gramStart"/>
+      <w:r>
+        <w:t>buyer  →</w:t>
+      </w:r>
+      <w:proofErr w:type="gramEnd"/>
+      <w:r>
+        <w:t xml:space="preserve"> 7 days (default — everyone else)</w:t>
+      </w:r>
+    </w:p>
+    <w:p>
+      <w:r>
+        <w:t>//</w:t>
+      </w:r>
+    </w:p>
+    <w:p>
+      <w:r>
+        <w:t>// Admin is checked first so an account that is somehow both admin</w:t>
+      </w:r>
+    </w:p>
+    <w:p>
+      <w:r>
+        <w:t>// and seller gets the shorter, safer admin expiry.</w:t>
+      </w:r>
+    </w:p>
+    <w:p>
+      <w:r>
+        <w:t>//</w:t>
+      </w:r>
+    </w:p>
+    <w:p>
+      <w:r>
+        <w:t>// `user` is optional so any old call site that only passes an id</w:t>
+      </w:r>
+    </w:p>
+    <w:p>
+      <w:r>
+        <w:t>// still works and falls back to the buyer default rather than</w:t>
+      </w:r>
+    </w:p>
+    <w:p>
+      <w:r>
+        <w:t>// throwing.</w:t>
+      </w:r>
+    </w:p>
+    <w:p>
+      <w:r>
+        <w:t xml:space="preserve">const </w:t>
+      </w:r>
+      <w:proofErr w:type="spellStart"/>
+      <w:r>
+        <w:t>generateToken</w:t>
+      </w:r>
+      <w:proofErr w:type="spellEnd"/>
+      <w:r>
+        <w:t xml:space="preserve"> = (id, user) =&gt; {</w:t>
+      </w:r>
+    </w:p>
+    <w:p>
+      <w:r>
+        <w:t xml:space="preserve">  let </w:t>
+      </w:r>
+      <w:proofErr w:type="spellStart"/>
+      <w:r>
+        <w:t>expiresIn</w:t>
+      </w:r>
+      <w:proofErr w:type="spellEnd"/>
+      <w:r>
+        <w:t xml:space="preserve"> = '7d'; // buyer default</w:t>
+      </w:r>
+    </w:p>
+    <w:p/>
+    <w:p>
+      <w:r>
+        <w:t xml:space="preserve">  if (</w:t>
+      </w:r>
+      <w:proofErr w:type="gramStart"/>
+      <w:r>
+        <w:t>user?.</w:t>
+      </w:r>
+      <w:proofErr w:type="spellStart"/>
+      <w:proofErr w:type="gramEnd"/>
+      <w:r>
+        <w:t>isAdmin</w:t>
+      </w:r>
+      <w:proofErr w:type="spellEnd"/>
+      <w:r>
+        <w:t>) {</w:t>
+      </w:r>
+    </w:p>
+    <w:p>
+      <w:r>
+        <w:t xml:space="preserve">    </w:t>
+      </w:r>
+      <w:proofErr w:type="spellStart"/>
+      <w:r>
+        <w:t>expiresIn</w:t>
+      </w:r>
+      <w:proofErr w:type="spellEnd"/>
+      <w:r>
+        <w:t xml:space="preserve"> = '1d';</w:t>
+      </w:r>
+    </w:p>
+    <w:p>
+      <w:r>
+        <w:t xml:space="preserve">  } else if (</w:t>
+      </w:r>
+      <w:proofErr w:type="gramStart"/>
+      <w:r>
+        <w:t>user?.</w:t>
+      </w:r>
+      <w:proofErr w:type="spellStart"/>
+      <w:proofErr w:type="gramEnd"/>
+      <w:r>
+        <w:t>isSeller</w:t>
+      </w:r>
+      <w:proofErr w:type="spellEnd"/>
+      <w:r>
+        <w:t>) {</w:t>
+      </w:r>
+    </w:p>
+    <w:p>
+      <w:r>
+        <w:t xml:space="preserve">    </w:t>
+      </w:r>
+      <w:proofErr w:type="spellStart"/>
+      <w:r>
+        <w:t>expiresIn</w:t>
+      </w:r>
+      <w:proofErr w:type="spellEnd"/>
+      <w:r>
+        <w:t xml:space="preserve"> = '3d';</w:t>
+      </w:r>
+    </w:p>
+    <w:p>
+      <w:r>
+        <w:t xml:space="preserve">  }</w:t>
+      </w:r>
+    </w:p>
+    <w:p/>
+    <w:p>
+      <w:r>
+        <w:t xml:space="preserve">  return </w:t>
+      </w:r>
+      <w:proofErr w:type="spellStart"/>
+      <w:proofErr w:type="gramStart"/>
+      <w:r>
+        <w:t>jwt.sign</w:t>
+      </w:r>
+      <w:proofErr w:type="spellEnd"/>
+      <w:r>
+        <w:t>({ id</w:t>
+      </w:r>
+      <w:proofErr w:type="gramEnd"/>
+      <w:r>
+        <w:t xml:space="preserve"> }, </w:t>
+      </w:r>
+      <w:proofErr w:type="spellStart"/>
+      <w:r>
+        <w:t>process.env.JWT_SECRET</w:t>
+      </w:r>
+      <w:proofErr w:type="spellEnd"/>
+      <w:r>
+        <w:t xml:space="preserve">, </w:t>
+      </w:r>
+      <w:proofErr w:type="gramStart"/>
+      <w:r>
+        <w:t xml:space="preserve">{ </w:t>
+      </w:r>
+      <w:proofErr w:type="spellStart"/>
+      <w:r>
+        <w:t>expiresIn</w:t>
+      </w:r>
+      <w:proofErr w:type="spellEnd"/>
+      <w:proofErr w:type="gramEnd"/>
+      <w:r>
+        <w:t xml:space="preserve"> });</w:t>
+      </w:r>
+    </w:p>
+    <w:p>
+      <w:r>
+        <w:t>};</w:t>
+      </w:r>
+    </w:p>
+    <w:p>
+      <w:r>
+        <w:rPr>
+          <w:b/>
+          <w:bCs/>
+        </w:rPr>
+        <w:t>Find this in backend/controllers/userController.js</w:t>
+      </w:r>
+      <w:r>
+        <w:t> (inside </w:t>
+      </w:r>
+      <w:proofErr w:type="spellStart"/>
+      <w:r>
+        <w:t>registerUser</w:t>
+      </w:r>
+      <w:proofErr w:type="spellEnd"/>
+      <w:r>
+        <w:t>):</w:t>
+      </w:r>
+    </w:p>
+    <w:p>
+      <w:proofErr w:type="spellStart"/>
+      <w:r>
+        <w:t>js</w:t>
+      </w:r>
+      <w:proofErr w:type="spellEnd"/>
+    </w:p>
+    <w:p>
+      <w:r>
+        <w:t xml:space="preserve">        </w:t>
+      </w:r>
+      <w:proofErr w:type="spellStart"/>
+      <w:r>
+        <w:t>isAdmin</w:t>
+      </w:r>
+      <w:proofErr w:type="spellEnd"/>
+      <w:r>
+        <w:t xml:space="preserve">:      </w:t>
+      </w:r>
+      <w:proofErr w:type="spellStart"/>
+      <w:proofErr w:type="gramStart"/>
+      <w:r>
+        <w:t>user.isAdmin</w:t>
+      </w:r>
+      <w:proofErr w:type="spellEnd"/>
+      <w:proofErr w:type="gramEnd"/>
+      <w:r>
+        <w:t>,</w:t>
+      </w:r>
+    </w:p>
+    <w:p>
+      <w:r>
+        <w:t xml:space="preserve">        </w:t>
+      </w:r>
+      <w:proofErr w:type="spellStart"/>
+      <w:r>
+        <w:t>isSeller</w:t>
+      </w:r>
+      <w:proofErr w:type="spellEnd"/>
+      <w:r>
+        <w:t xml:space="preserve">:     </w:t>
+      </w:r>
+      <w:proofErr w:type="spellStart"/>
+      <w:proofErr w:type="gramStart"/>
+      <w:r>
+        <w:t>user.isSeller</w:t>
+      </w:r>
+      <w:proofErr w:type="spellEnd"/>
+      <w:proofErr w:type="gramEnd"/>
+      <w:r>
+        <w:t>,</w:t>
+      </w:r>
+    </w:p>
+    <w:p>
+      <w:r>
+        <w:t xml:space="preserve">        </w:t>
+      </w:r>
+      <w:proofErr w:type="spellStart"/>
+      <w:r>
+        <w:t>sellerStatus</w:t>
+      </w:r>
+      <w:proofErr w:type="spellEnd"/>
+      <w:r>
+        <w:t xml:space="preserve">: </w:t>
+      </w:r>
+      <w:proofErr w:type="spellStart"/>
+      <w:proofErr w:type="gramStart"/>
+      <w:r>
+        <w:t>user.sellerStatus</w:t>
+      </w:r>
+      <w:proofErr w:type="spellEnd"/>
+      <w:proofErr w:type="gramEnd"/>
+      <w:r>
+        <w:t>,</w:t>
+      </w:r>
+    </w:p>
+    <w:p>
+      <w:r>
+        <w:t xml:space="preserve">        token:        </w:t>
+      </w:r>
+      <w:proofErr w:type="spellStart"/>
+      <w:r>
+        <w:t>generateToken</w:t>
+      </w:r>
+      <w:proofErr w:type="spellEnd"/>
+      <w:r>
+        <w:t>(</w:t>
+      </w:r>
+      <w:proofErr w:type="spellStart"/>
+      <w:proofErr w:type="gramStart"/>
+      <w:r>
+        <w:t>user._</w:t>
+      </w:r>
+      <w:proofErr w:type="gramEnd"/>
+      <w:r>
+        <w:t>id</w:t>
+      </w:r>
+      <w:proofErr w:type="spellEnd"/>
+      <w:r>
+        <w:t>),</w:t>
+      </w:r>
+    </w:p>
+    <w:p>
+      <w:r>
+        <w:t xml:space="preserve">      });</w:t>
+      </w:r>
+    </w:p>
+    <w:p>
+      <w:r>
+        <w:t xml:space="preserve">    } else {</w:t>
+      </w:r>
+    </w:p>
+    <w:p>
+      <w:r>
+        <w:t xml:space="preserve">      </w:t>
+      </w:r>
+      <w:proofErr w:type="spellStart"/>
+      <w:proofErr w:type="gramStart"/>
+      <w:r>
+        <w:t>res.status</w:t>
+      </w:r>
+      <w:proofErr w:type="spellEnd"/>
+      <w:proofErr w:type="gramEnd"/>
+      <w:r>
+        <w:t>(400</w:t>
+      </w:r>
+      <w:proofErr w:type="gramStart"/>
+      <w:r>
+        <w:t>).</w:t>
+      </w:r>
+      <w:proofErr w:type="spellStart"/>
+      <w:r>
+        <w:t>json</w:t>
+      </w:r>
+      <w:proofErr w:type="spellEnd"/>
+      <w:r>
+        <w:t>({ message</w:t>
+      </w:r>
+      <w:proofErr w:type="gramEnd"/>
+      <w:r>
+        <w:t>: 'Invalid user data.</w:t>
+      </w:r>
+      <w:proofErr w:type="gramStart"/>
+      <w:r>
+        <w:t>' }</w:t>
+      </w:r>
+      <w:proofErr w:type="gramEnd"/>
+      <w:r>
+        <w:t>);</w:t>
+      </w:r>
+    </w:p>
+    <w:p>
+      <w:r>
+        <w:t xml:space="preserve">    }</w:t>
+      </w:r>
+    </w:p>
+    <w:p>
+      <w:r>
+        <w:rPr>
+          <w:b/>
+          <w:bCs/>
+        </w:rPr>
+        <w:t>Replace with:</w:t>
+      </w:r>
+    </w:p>
+    <w:p>
+      <w:proofErr w:type="spellStart"/>
+      <w:r>
+        <w:t>js</w:t>
+      </w:r>
+      <w:proofErr w:type="spellEnd"/>
+    </w:p>
+    <w:p>
+      <w:r>
+        <w:t xml:space="preserve">        </w:t>
+      </w:r>
+      <w:proofErr w:type="spellStart"/>
+      <w:r>
+        <w:t>isAdmin</w:t>
+      </w:r>
+      <w:proofErr w:type="spellEnd"/>
+      <w:r>
+        <w:t xml:space="preserve">:      </w:t>
+      </w:r>
+      <w:proofErr w:type="spellStart"/>
+      <w:proofErr w:type="gramStart"/>
+      <w:r>
+        <w:t>user.isAdmin</w:t>
+      </w:r>
+      <w:proofErr w:type="spellEnd"/>
+      <w:proofErr w:type="gramEnd"/>
+      <w:r>
+        <w:t>,</w:t>
+      </w:r>
+    </w:p>
+    <w:p>
+      <w:r>
+        <w:t xml:space="preserve">        </w:t>
+      </w:r>
+      <w:proofErr w:type="spellStart"/>
+      <w:r>
+        <w:t>isSeller</w:t>
+      </w:r>
+      <w:proofErr w:type="spellEnd"/>
+      <w:r>
+        <w:t xml:space="preserve">:     </w:t>
+      </w:r>
+      <w:proofErr w:type="spellStart"/>
+      <w:proofErr w:type="gramStart"/>
+      <w:r>
+        <w:t>user.isSeller</w:t>
+      </w:r>
+      <w:proofErr w:type="spellEnd"/>
+      <w:proofErr w:type="gramEnd"/>
+      <w:r>
+        <w:t>,</w:t>
+      </w:r>
+    </w:p>
+    <w:p>
+      <w:r>
+        <w:t xml:space="preserve">        </w:t>
+      </w:r>
+      <w:proofErr w:type="spellStart"/>
+      <w:r>
+        <w:t>sellerStatus</w:t>
+      </w:r>
+      <w:proofErr w:type="spellEnd"/>
+      <w:r>
+        <w:t xml:space="preserve">: </w:t>
+      </w:r>
+      <w:proofErr w:type="spellStart"/>
+      <w:proofErr w:type="gramStart"/>
+      <w:r>
+        <w:t>user.sellerStatus</w:t>
+      </w:r>
+      <w:proofErr w:type="spellEnd"/>
+      <w:proofErr w:type="gramEnd"/>
+      <w:r>
+        <w:t>,</w:t>
+      </w:r>
+    </w:p>
+    <w:p>
+      <w:r>
+        <w:t xml:space="preserve">        token:        </w:t>
+      </w:r>
+      <w:proofErr w:type="spellStart"/>
+      <w:proofErr w:type="gramStart"/>
+      <w:r>
+        <w:t>generateToken</w:t>
+      </w:r>
+      <w:proofErr w:type="spellEnd"/>
+      <w:r>
+        <w:t>(</w:t>
+      </w:r>
+      <w:proofErr w:type="spellStart"/>
+      <w:r>
+        <w:t>user._</w:t>
+      </w:r>
+      <w:proofErr w:type="gramEnd"/>
+      <w:r>
+        <w:t>id</w:t>
+      </w:r>
+      <w:proofErr w:type="spellEnd"/>
+      <w:r>
+        <w:t>, user),</w:t>
+      </w:r>
+    </w:p>
+    <w:p>
+      <w:r>
+        <w:t xml:space="preserve">      });</w:t>
+      </w:r>
+    </w:p>
+    <w:p>
+      <w:r>
+        <w:t xml:space="preserve">    } else {</w:t>
+      </w:r>
+    </w:p>
+    <w:p>
+      <w:r>
+        <w:t xml:space="preserve">      </w:t>
+      </w:r>
+      <w:proofErr w:type="spellStart"/>
+      <w:proofErr w:type="gramStart"/>
+      <w:r>
+        <w:t>res.status</w:t>
+      </w:r>
+      <w:proofErr w:type="spellEnd"/>
+      <w:proofErr w:type="gramEnd"/>
+      <w:r>
+        <w:t>(400</w:t>
+      </w:r>
+      <w:proofErr w:type="gramStart"/>
+      <w:r>
+        <w:t>).</w:t>
+      </w:r>
+      <w:proofErr w:type="spellStart"/>
+      <w:r>
+        <w:t>json</w:t>
+      </w:r>
+      <w:proofErr w:type="spellEnd"/>
+      <w:r>
+        <w:t>({ message</w:t>
+      </w:r>
+      <w:proofErr w:type="gramEnd"/>
+      <w:r>
+        <w:t>: 'Invalid user data.</w:t>
+      </w:r>
+      <w:proofErr w:type="gramStart"/>
+      <w:r>
+        <w:t>' }</w:t>
+      </w:r>
+      <w:proofErr w:type="gramEnd"/>
+      <w:r>
+        <w:t>);</w:t>
+      </w:r>
+    </w:p>
+    <w:p>
+      <w:r>
+        <w:t xml:space="preserve">    }</w:t>
+      </w:r>
+    </w:p>
+    <w:p>
+      <w:r>
+        <w:rPr>
+          <w:b/>
+          <w:bCs/>
+        </w:rPr>
+        <w:t>Find this in backend/controllers/userController.js</w:t>
+      </w:r>
+      <w:r>
+        <w:t> (inside </w:t>
+      </w:r>
+      <w:proofErr w:type="spellStart"/>
+      <w:r>
+        <w:t>loginUser</w:t>
+      </w:r>
+      <w:proofErr w:type="spellEnd"/>
+      <w:r>
+        <w:t>):</w:t>
+      </w:r>
+    </w:p>
+    <w:p>
+      <w:proofErr w:type="spellStart"/>
+      <w:r>
+        <w:t>js</w:t>
+      </w:r>
+      <w:proofErr w:type="spellEnd"/>
+    </w:p>
+    <w:p>
+      <w:r>
+        <w:t xml:space="preserve">        </w:t>
+      </w:r>
+      <w:proofErr w:type="spellStart"/>
+      <w:r>
+        <w:t>isAdmin</w:t>
+      </w:r>
+      <w:proofErr w:type="spellEnd"/>
+      <w:r>
+        <w:t xml:space="preserve">:      </w:t>
+      </w:r>
+      <w:proofErr w:type="spellStart"/>
+      <w:proofErr w:type="gramStart"/>
+      <w:r>
+        <w:t>user.isAdmin</w:t>
+      </w:r>
+      <w:proofErr w:type="spellEnd"/>
+      <w:proofErr w:type="gramEnd"/>
+      <w:r>
+        <w:t>,</w:t>
+      </w:r>
+    </w:p>
+    <w:p>
+      <w:r>
+        <w:t xml:space="preserve">        </w:t>
+      </w:r>
+      <w:proofErr w:type="spellStart"/>
+      <w:r>
+        <w:t>isSeller</w:t>
+      </w:r>
+      <w:proofErr w:type="spellEnd"/>
+      <w:r>
+        <w:t xml:space="preserve">:     </w:t>
+      </w:r>
+      <w:proofErr w:type="spellStart"/>
+      <w:proofErr w:type="gramStart"/>
+      <w:r>
+        <w:t>user.isSeller</w:t>
+      </w:r>
+      <w:proofErr w:type="spellEnd"/>
+      <w:proofErr w:type="gramEnd"/>
+      <w:r>
+        <w:t>,</w:t>
+      </w:r>
+    </w:p>
+    <w:p>
+      <w:r>
+        <w:t xml:space="preserve">        </w:t>
+      </w:r>
+      <w:proofErr w:type="spellStart"/>
+      <w:r>
+        <w:t>sellerStatus</w:t>
+      </w:r>
+      <w:proofErr w:type="spellEnd"/>
+      <w:r>
+        <w:t xml:space="preserve">: </w:t>
+      </w:r>
+      <w:proofErr w:type="spellStart"/>
+      <w:proofErr w:type="gramStart"/>
+      <w:r>
+        <w:t>user.sellerStatus</w:t>
+      </w:r>
+      <w:proofErr w:type="spellEnd"/>
+      <w:proofErr w:type="gramEnd"/>
+      <w:r>
+        <w:t>,</w:t>
+      </w:r>
+    </w:p>
+    <w:p>
+      <w:r>
+        <w:t xml:space="preserve">        token: </w:t>
+      </w:r>
+      <w:proofErr w:type="spellStart"/>
+      <w:r>
+        <w:t>generateToken</w:t>
+      </w:r>
+      <w:proofErr w:type="spellEnd"/>
+      <w:r>
+        <w:t>(</w:t>
+      </w:r>
+      <w:proofErr w:type="spellStart"/>
+      <w:proofErr w:type="gramStart"/>
+      <w:r>
+        <w:t>user._</w:t>
+      </w:r>
+      <w:proofErr w:type="gramEnd"/>
+      <w:r>
+        <w:t>id</w:t>
+      </w:r>
+      <w:proofErr w:type="spellEnd"/>
+      <w:r>
+        <w:t>),</w:t>
+      </w:r>
+    </w:p>
+    <w:p>
+      <w:r>
+        <w:t xml:space="preserve">      });</w:t>
+      </w:r>
+    </w:p>
+    <w:p>
+      <w:r>
+        <w:t xml:space="preserve">    } else {</w:t>
+      </w:r>
+    </w:p>
+    <w:p>
+      <w:r>
+        <w:t xml:space="preserve">      </w:t>
+      </w:r>
+      <w:proofErr w:type="spellStart"/>
+      <w:proofErr w:type="gramStart"/>
+      <w:r>
+        <w:t>res.status</w:t>
+      </w:r>
+      <w:proofErr w:type="spellEnd"/>
+      <w:proofErr w:type="gramEnd"/>
+      <w:r>
+        <w:t>(401</w:t>
+      </w:r>
+      <w:proofErr w:type="gramStart"/>
+      <w:r>
+        <w:t>).</w:t>
+      </w:r>
+      <w:proofErr w:type="spellStart"/>
+      <w:r>
+        <w:t>json</w:t>
+      </w:r>
+      <w:proofErr w:type="spellEnd"/>
+      <w:r>
+        <w:t>({ message</w:t>
+      </w:r>
+      <w:proofErr w:type="gramEnd"/>
+      <w:r>
+        <w:t>: 'Invalid email or password.</w:t>
+      </w:r>
+      <w:proofErr w:type="gramStart"/>
+      <w:r>
+        <w:t>' }</w:t>
+      </w:r>
+      <w:proofErr w:type="gramEnd"/>
+      <w:r>
+        <w:t>);</w:t>
+      </w:r>
+    </w:p>
+    <w:p>
+      <w:r>
+        <w:t xml:space="preserve">    }</w:t>
+      </w:r>
+    </w:p>
+    <w:p>
+      <w:r>
+        <w:rPr>
+          <w:b/>
+          <w:bCs/>
+        </w:rPr>
+        <w:t>Replace with:</w:t>
+      </w:r>
+    </w:p>
+    <w:p>
+      <w:proofErr w:type="spellStart"/>
+      <w:r>
+        <w:t>js</w:t>
+      </w:r>
+      <w:proofErr w:type="spellEnd"/>
+    </w:p>
+    <w:p>
+      <w:r>
+        <w:t xml:space="preserve">        </w:t>
+      </w:r>
+      <w:proofErr w:type="spellStart"/>
+      <w:r>
+        <w:t>isAdmin</w:t>
+      </w:r>
+      <w:proofErr w:type="spellEnd"/>
+      <w:r>
+        <w:t xml:space="preserve">:      </w:t>
+      </w:r>
+      <w:proofErr w:type="spellStart"/>
+      <w:proofErr w:type="gramStart"/>
+      <w:r>
+        <w:t>user.isAdmin</w:t>
+      </w:r>
+      <w:proofErr w:type="spellEnd"/>
+      <w:proofErr w:type="gramEnd"/>
+      <w:r>
+        <w:t>,</w:t>
+      </w:r>
+    </w:p>
+    <w:p>
+      <w:r>
+        <w:t xml:space="preserve">        </w:t>
+      </w:r>
+      <w:proofErr w:type="spellStart"/>
+      <w:r>
+        <w:t>isSeller</w:t>
+      </w:r>
+      <w:proofErr w:type="spellEnd"/>
+      <w:r>
+        <w:t xml:space="preserve">:     </w:t>
+      </w:r>
+      <w:proofErr w:type="spellStart"/>
+      <w:proofErr w:type="gramStart"/>
+      <w:r>
+        <w:t>user.isSeller</w:t>
+      </w:r>
+      <w:proofErr w:type="spellEnd"/>
+      <w:proofErr w:type="gramEnd"/>
+      <w:r>
+        <w:t>,</w:t>
+      </w:r>
+    </w:p>
+    <w:p>
+      <w:r>
+        <w:t xml:space="preserve">        </w:t>
+      </w:r>
+      <w:proofErr w:type="spellStart"/>
+      <w:r>
+        <w:t>sellerStatus</w:t>
+      </w:r>
+      <w:proofErr w:type="spellEnd"/>
+      <w:r>
+        <w:t xml:space="preserve">: </w:t>
+      </w:r>
+      <w:proofErr w:type="spellStart"/>
+      <w:proofErr w:type="gramStart"/>
+      <w:r>
+        <w:t>user.sellerStatus</w:t>
+      </w:r>
+      <w:proofErr w:type="spellEnd"/>
+      <w:proofErr w:type="gramEnd"/>
+      <w:r>
+        <w:t>,</w:t>
+      </w:r>
+    </w:p>
+    <w:p>
+      <w:r>
+        <w:t xml:space="preserve">        token: </w:t>
+      </w:r>
+      <w:proofErr w:type="spellStart"/>
+      <w:proofErr w:type="gramStart"/>
+      <w:r>
+        <w:t>generateToken</w:t>
+      </w:r>
+      <w:proofErr w:type="spellEnd"/>
+      <w:r>
+        <w:t>(</w:t>
+      </w:r>
+      <w:proofErr w:type="spellStart"/>
+      <w:r>
+        <w:t>user._</w:t>
+      </w:r>
+      <w:proofErr w:type="gramEnd"/>
+      <w:r>
+        <w:t>id</w:t>
+      </w:r>
+      <w:proofErr w:type="spellEnd"/>
+      <w:r>
+        <w:t>, user),</w:t>
+      </w:r>
+    </w:p>
+    <w:p>
+      <w:r>
+        <w:t xml:space="preserve">      });</w:t>
+      </w:r>
+    </w:p>
+    <w:p>
+      <w:r>
+        <w:t xml:space="preserve">    } else {</w:t>
+      </w:r>
+    </w:p>
+    <w:p>
+      <w:r>
+        <w:t xml:space="preserve">      </w:t>
+      </w:r>
+      <w:proofErr w:type="spellStart"/>
+      <w:proofErr w:type="gramStart"/>
+      <w:r>
+        <w:t>res.status</w:t>
+      </w:r>
+      <w:proofErr w:type="spellEnd"/>
+      <w:proofErr w:type="gramEnd"/>
+      <w:r>
+        <w:t>(401</w:t>
+      </w:r>
+      <w:proofErr w:type="gramStart"/>
+      <w:r>
+        <w:t>).</w:t>
+      </w:r>
+      <w:proofErr w:type="spellStart"/>
+      <w:r>
+        <w:t>json</w:t>
+      </w:r>
+      <w:proofErr w:type="spellEnd"/>
+      <w:r>
+        <w:t>({ message</w:t>
+      </w:r>
+      <w:proofErr w:type="gramEnd"/>
+      <w:r>
+        <w:t>: 'Invalid email or password.</w:t>
+      </w:r>
+      <w:proofErr w:type="gramStart"/>
+      <w:r>
+        <w:t>' }</w:t>
+      </w:r>
+      <w:proofErr w:type="gramEnd"/>
+      <w:r>
+        <w:t>);</w:t>
+      </w:r>
+    </w:p>
+    <w:p>
+      <w:r>
+        <w:t xml:space="preserve">    }</w:t>
+      </w:r>
+    </w:p>
+    <w:p>
+      <w:r>
+        <w:rPr>
+          <w:b/>
+          <w:bCs/>
+        </w:rPr>
+        <w:t>Find this in backend/controllers/userController.js</w:t>
+      </w:r>
+      <w:r>
+        <w:t> (inside updateUserProfile):</w:t>
+      </w:r>
+    </w:p>
+    <w:p>
+      <w:proofErr w:type="spellStart"/>
+      <w:r>
+        <w:t>js</w:t>
+      </w:r>
+      <w:proofErr w:type="spellEnd"/>
+    </w:p>
+    <w:p>
+      <w:r>
+        <w:t xml:space="preserve">        </w:t>
+      </w:r>
+      <w:proofErr w:type="spellStart"/>
+      <w:r>
+        <w:t>isAdmin</w:t>
+      </w:r>
+      <w:proofErr w:type="spellEnd"/>
+      <w:r>
+        <w:t xml:space="preserve">:      </w:t>
+      </w:r>
+      <w:proofErr w:type="spellStart"/>
+      <w:r>
+        <w:t>updatedUser.isAdmin</w:t>
+      </w:r>
+      <w:proofErr w:type="spellEnd"/>
+      <w:r>
+        <w:t>,</w:t>
+      </w:r>
+    </w:p>
+    <w:p>
+      <w:r>
+        <w:t xml:space="preserve">        </w:t>
+      </w:r>
+      <w:proofErr w:type="spellStart"/>
+      <w:r>
+        <w:t>isSeller</w:t>
+      </w:r>
+      <w:proofErr w:type="spellEnd"/>
+      <w:r>
+        <w:t xml:space="preserve">:     </w:t>
+      </w:r>
+      <w:proofErr w:type="spellStart"/>
+      <w:r>
+        <w:t>updatedUser.isSeller</w:t>
+      </w:r>
+      <w:proofErr w:type="spellEnd"/>
+      <w:r>
+        <w:t>,</w:t>
+      </w:r>
+    </w:p>
+    <w:p>
+      <w:r>
+        <w:t xml:space="preserve">        </w:t>
+      </w:r>
+      <w:proofErr w:type="spellStart"/>
+      <w:r>
+        <w:t>sellerStatus</w:t>
+      </w:r>
+      <w:proofErr w:type="spellEnd"/>
+      <w:r>
+        <w:t xml:space="preserve">: </w:t>
+      </w:r>
+      <w:proofErr w:type="spellStart"/>
+      <w:r>
+        <w:t>updatedUser.sellerStatus</w:t>
+      </w:r>
+      <w:proofErr w:type="spellEnd"/>
+      <w:r>
+        <w:t>,</w:t>
+      </w:r>
+    </w:p>
+    <w:p>
+      <w:r>
+        <w:t xml:space="preserve">        token:        </w:t>
+      </w:r>
+      <w:proofErr w:type="spellStart"/>
+      <w:r>
+        <w:t>generateToken</w:t>
+      </w:r>
+      <w:proofErr w:type="spellEnd"/>
+      <w:r>
+        <w:t>(</w:t>
+      </w:r>
+      <w:proofErr w:type="spellStart"/>
+      <w:proofErr w:type="gramStart"/>
+      <w:r>
+        <w:t>updatedUser</w:t>
+      </w:r>
+      <w:proofErr w:type="spellEnd"/>
+      <w:r>
+        <w:t>._</w:t>
+      </w:r>
+      <w:proofErr w:type="gramEnd"/>
+      <w:r>
+        <w:t>id),</w:t>
+      </w:r>
+    </w:p>
+    <w:p>
+      <w:r>
+        <w:t xml:space="preserve">      });</w:t>
+      </w:r>
+    </w:p>
+    <w:p>
+      <w:r>
+        <w:t xml:space="preserve">    } else {</w:t>
+      </w:r>
+    </w:p>
+    <w:p>
+      <w:r>
+        <w:t xml:space="preserve">      </w:t>
+      </w:r>
+      <w:proofErr w:type="spellStart"/>
+      <w:proofErr w:type="gramStart"/>
+      <w:r>
+        <w:t>res.status</w:t>
+      </w:r>
+      <w:proofErr w:type="spellEnd"/>
+      <w:proofErr w:type="gramEnd"/>
+      <w:r>
+        <w:t>(404</w:t>
+      </w:r>
+      <w:proofErr w:type="gramStart"/>
+      <w:r>
+        <w:t>).</w:t>
+      </w:r>
+      <w:proofErr w:type="spellStart"/>
+      <w:r>
+        <w:t>json</w:t>
+      </w:r>
+      <w:proofErr w:type="spellEnd"/>
+      <w:r>
+        <w:t>({ message</w:t>
+      </w:r>
+      <w:proofErr w:type="gramEnd"/>
+      <w:r>
+        <w:t>: 'User not found</w:t>
+      </w:r>
+      <w:proofErr w:type="gramStart"/>
+      <w:r>
+        <w:t>' }</w:t>
+      </w:r>
+      <w:proofErr w:type="gramEnd"/>
+      <w:r>
+        <w:t>);</w:t>
+      </w:r>
+    </w:p>
+    <w:p>
+      <w:r>
+        <w:t xml:space="preserve">    }</w:t>
+      </w:r>
+    </w:p>
+    <w:p>
+      <w:r>
+        <w:t xml:space="preserve">  } catch (error) {</w:t>
+      </w:r>
+    </w:p>
+    <w:p>
+      <w:r>
+        <w:t xml:space="preserve">    </w:t>
+      </w:r>
+      <w:proofErr w:type="spellStart"/>
+      <w:proofErr w:type="gramStart"/>
+      <w:r>
+        <w:t>res.status</w:t>
+      </w:r>
+      <w:proofErr w:type="spellEnd"/>
+      <w:proofErr w:type="gramEnd"/>
+      <w:r>
+        <w:t>(500</w:t>
+      </w:r>
+      <w:proofErr w:type="gramStart"/>
+      <w:r>
+        <w:t>).</w:t>
+      </w:r>
+      <w:proofErr w:type="spellStart"/>
+      <w:r>
+        <w:t>json</w:t>
+      </w:r>
+      <w:proofErr w:type="spellEnd"/>
+      <w:r>
+        <w:t>({ message</w:t>
+      </w:r>
+      <w:proofErr w:type="gramEnd"/>
+      <w:r>
+        <w:t xml:space="preserve">: </w:t>
+      </w:r>
+      <w:proofErr w:type="spellStart"/>
+      <w:proofErr w:type="gramStart"/>
+      <w:r>
+        <w:t>error.message</w:t>
+      </w:r>
+      <w:proofErr w:type="spellEnd"/>
+      <w:proofErr w:type="gramEnd"/>
+      <w:r>
+        <w:t xml:space="preserve"> });</w:t>
+      </w:r>
+    </w:p>
+    <w:p>
+      <w:r>
+        <w:t xml:space="preserve">  }</w:t>
+      </w:r>
+    </w:p>
+    <w:p>
+      <w:r>
+        <w:t>};</w:t>
+      </w:r>
+    </w:p>
+    <w:p/>
+    <w:p>
+      <w:r>
+        <w:t>// @desc    Get all users (admin only)</w:t>
+      </w:r>
+    </w:p>
+    <w:p>
+      <w:r>
+        <w:rPr>
+          <w:b/>
+          <w:bCs/>
+        </w:rPr>
+        <w:t>Replace with:</w:t>
+      </w:r>
+    </w:p>
+    <w:p>
+      <w:proofErr w:type="spellStart"/>
+      <w:r>
+        <w:t>js</w:t>
+      </w:r>
+      <w:proofErr w:type="spellEnd"/>
+    </w:p>
+    <w:p>
+      <w:r>
+        <w:t xml:space="preserve">        </w:t>
+      </w:r>
+      <w:proofErr w:type="spellStart"/>
+      <w:r>
+        <w:t>isAdmin</w:t>
+      </w:r>
+      <w:proofErr w:type="spellEnd"/>
+      <w:r>
+        <w:t xml:space="preserve">:      </w:t>
+      </w:r>
+      <w:proofErr w:type="spellStart"/>
+      <w:r>
+        <w:t>updatedUser.isAdmin</w:t>
+      </w:r>
+      <w:proofErr w:type="spellEnd"/>
+      <w:r>
+        <w:t>,</w:t>
+      </w:r>
+    </w:p>
+    <w:p>
+      <w:r>
+        <w:t xml:space="preserve">        </w:t>
+      </w:r>
+      <w:proofErr w:type="spellStart"/>
+      <w:r>
+        <w:t>isSeller</w:t>
+      </w:r>
+      <w:proofErr w:type="spellEnd"/>
+      <w:r>
+        <w:t xml:space="preserve">:     </w:t>
+      </w:r>
+      <w:proofErr w:type="spellStart"/>
+      <w:r>
+        <w:t>updatedUser.isSeller</w:t>
+      </w:r>
+      <w:proofErr w:type="spellEnd"/>
+      <w:r>
+        <w:t>,</w:t>
+      </w:r>
+    </w:p>
+    <w:p>
+      <w:r>
+        <w:t xml:space="preserve">        </w:t>
+      </w:r>
+      <w:proofErr w:type="spellStart"/>
+      <w:r>
+        <w:t>sellerStatus</w:t>
+      </w:r>
+      <w:proofErr w:type="spellEnd"/>
+      <w:r>
+        <w:t xml:space="preserve">: </w:t>
+      </w:r>
+      <w:proofErr w:type="spellStart"/>
+      <w:r>
+        <w:t>updatedUser.sellerStatus</w:t>
+      </w:r>
+      <w:proofErr w:type="spellEnd"/>
+      <w:r>
+        <w:t>,</w:t>
+      </w:r>
+    </w:p>
+    <w:p>
+      <w:r>
+        <w:t xml:space="preserve">        token:        </w:t>
+      </w:r>
+      <w:proofErr w:type="spellStart"/>
+      <w:proofErr w:type="gramStart"/>
+      <w:r>
+        <w:t>generateToken</w:t>
+      </w:r>
+      <w:proofErr w:type="spellEnd"/>
+      <w:r>
+        <w:t>(</w:t>
+      </w:r>
+      <w:proofErr w:type="spellStart"/>
+      <w:r>
+        <w:t>updatedUser</w:t>
+      </w:r>
+      <w:proofErr w:type="spellEnd"/>
+      <w:r>
+        <w:t>._</w:t>
+      </w:r>
+      <w:proofErr w:type="gramEnd"/>
+      <w:r>
+        <w:t xml:space="preserve">id, </w:t>
+      </w:r>
+      <w:proofErr w:type="spellStart"/>
+      <w:r>
+        <w:t>updatedUser</w:t>
+      </w:r>
+      <w:proofErr w:type="spellEnd"/>
+      <w:r>
+        <w:t>),</w:t>
+      </w:r>
+    </w:p>
+    <w:p>
+      <w:r>
+        <w:t xml:space="preserve">      });</w:t>
+      </w:r>
+    </w:p>
+    <w:p>
+      <w:r>
+        <w:t xml:space="preserve">    } else {</w:t>
+      </w:r>
+    </w:p>
+    <w:p>
+      <w:r>
+        <w:t xml:space="preserve">      </w:t>
+      </w:r>
+      <w:proofErr w:type="spellStart"/>
+      <w:proofErr w:type="gramStart"/>
+      <w:r>
+        <w:t>res.status</w:t>
+      </w:r>
+      <w:proofErr w:type="spellEnd"/>
+      <w:proofErr w:type="gramEnd"/>
+      <w:r>
+        <w:t>(404</w:t>
+      </w:r>
+      <w:proofErr w:type="gramStart"/>
+      <w:r>
+        <w:t>).</w:t>
+      </w:r>
+      <w:proofErr w:type="spellStart"/>
+      <w:r>
+        <w:t>json</w:t>
+      </w:r>
+      <w:proofErr w:type="spellEnd"/>
+      <w:r>
+        <w:t>({ message</w:t>
+      </w:r>
+      <w:proofErr w:type="gramEnd"/>
+      <w:r>
+        <w:t>: 'User not found</w:t>
+      </w:r>
+      <w:proofErr w:type="gramStart"/>
+      <w:r>
+        <w:t>' }</w:t>
+      </w:r>
+      <w:proofErr w:type="gramEnd"/>
+      <w:r>
+        <w:t>);</w:t>
+      </w:r>
+    </w:p>
+    <w:p>
+      <w:r>
+        <w:t xml:space="preserve">    }</w:t>
+      </w:r>
+    </w:p>
+    <w:p>
+      <w:r>
+        <w:t xml:space="preserve">  } catch (error) {</w:t>
+      </w:r>
+    </w:p>
+    <w:p>
+      <w:r>
+        <w:t xml:space="preserve">    </w:t>
+      </w:r>
+      <w:proofErr w:type="spellStart"/>
+      <w:proofErr w:type="gramStart"/>
+      <w:r>
+        <w:t>res.status</w:t>
+      </w:r>
+      <w:proofErr w:type="spellEnd"/>
+      <w:proofErr w:type="gramEnd"/>
+      <w:r>
+        <w:t>(500</w:t>
+      </w:r>
+      <w:proofErr w:type="gramStart"/>
+      <w:r>
+        <w:t>).</w:t>
+      </w:r>
+      <w:proofErr w:type="spellStart"/>
+      <w:r>
+        <w:t>json</w:t>
+      </w:r>
+      <w:proofErr w:type="spellEnd"/>
+      <w:r>
+        <w:t>({ message</w:t>
+      </w:r>
+      <w:proofErr w:type="gramEnd"/>
+      <w:r>
+        <w:t xml:space="preserve">: </w:t>
+      </w:r>
+      <w:proofErr w:type="spellStart"/>
+      <w:proofErr w:type="gramStart"/>
+      <w:r>
+        <w:t>error.message</w:t>
+      </w:r>
+      <w:proofErr w:type="spellEnd"/>
+      <w:proofErr w:type="gramEnd"/>
+      <w:r>
+        <w:t xml:space="preserve"> });</w:t>
+      </w:r>
+    </w:p>
+    <w:p>
+      <w:r>
+        <w:t xml:space="preserve">  }</w:t>
+      </w:r>
+    </w:p>
+    <w:p>
+      <w:r>
+        <w:t>};</w:t>
+      </w:r>
+    </w:p>
+    <w:p/>
+    <w:p>
+      <w:r>
+        <w:t>// @desc    Get all users (admin only)</w:t>
+      </w:r>
+    </w:p>
+    <w:p>
+      <w:r>
+        <w:t>Those are the three call sites in this file. Nothing else needs to change — </w:t>
+      </w:r>
+      <w:proofErr w:type="spellStart"/>
+      <w:r>
+        <w:t>authMiddleware.js's</w:t>
+      </w:r>
+      <w:proofErr w:type="spellEnd"/>
+      <w:r>
+        <w:t> protect function just calls </w:t>
+      </w:r>
+      <w:proofErr w:type="spellStart"/>
+      <w:proofErr w:type="gramStart"/>
+      <w:r>
+        <w:t>jwt.verify</w:t>
+      </w:r>
+      <w:proofErr w:type="spellEnd"/>
+      <w:proofErr w:type="gramEnd"/>
+      <w:r>
+        <w:t>(), which doesn't care what expiry a token was signed with, it just honors whatever's baked into it.</w:t>
+      </w:r>
+    </w:p>
+    <w:p>
+      <w:r>
+        <w:rPr>
+          <w:b/>
+          <w:bCs/>
+        </w:rPr>
+        <w:t>One thing worth knowing rather than being surprised by:</w:t>
+      </w:r>
+      <w:r>
+        <w:t> this only affects tokens issued </w:t>
+      </w:r>
+      <w:r>
+        <w:rPr>
+          <w:i/>
+          <w:iCs/>
+        </w:rPr>
+        <w:t>from now on</w:t>
+      </w:r>
+      <w:r>
+        <w:t>. Anyone currently logged in has a token already signed with the old flat 30-day expiry, and that token will keep working until it naturally hits its original 30-day mark — this change doesn't retroactively shorten sessions already in progress. If you want everyone's current session shortened immediately rather than waiting it out, the only way to do that is the forced-invalidation method from earlier (change JWT_SECRET), which now conveniently has a clean recovery path thanks to the session-expiry toast/redirect you just built.</w:t>
+      </w:r>
+    </w:p>
+    <w:p>
+      <w:r>
+        <w:rPr>
+          <w:b/>
+          <w:bCs/>
+        </w:rPr>
+        <w:t>Testing checklist:</w:t>
+      </w:r>
+      <w:r>
+        <w:t> restart the backend. Log in as a regular buyer account and inspect the token (paste it into jwt.io or just check the network response) — confirm the exp claim reflects roughly 7 days out. Log in as an account with </w:t>
+      </w:r>
+      <w:proofErr w:type="spellStart"/>
+      <w:r>
+        <w:t>isSeller</w:t>
+      </w:r>
+      <w:proofErr w:type="spellEnd"/>
+      <w:r>
+        <w:t>: true and confirm roughly 3 days out. Log in as an admin account and confirm roughly 1 day out. Update a profile (which also re-issues a token via </w:t>
+      </w:r>
+      <w:proofErr w:type="spellStart"/>
+      <w:r>
+        <w:t>updateUserProfile</w:t>
+      </w:r>
+      <w:proofErr w:type="spellEnd"/>
+      <w:r>
+        <w:t>) on each of those three account types and confirm the reissued token keeps the same role-appropriate expiry rather than resetting to the buyer default.</w:t>
+      </w:r>
+    </w:p>
+    <w:p>
+      <w:r>
+        <w:t xml:space="preserve">okay so another thing </w:t>
+      </w:r>
+      <w:proofErr w:type="spellStart"/>
+      <w:r>
+        <w:t>i</w:t>
+      </w:r>
+      <w:proofErr w:type="spellEnd"/>
+      <w:r>
+        <w:t xml:space="preserve"> want to add to </w:t>
+      </w:r>
+      <w:proofErr w:type="spellStart"/>
+      <w:r>
+        <w:t>shopzone</w:t>
+      </w:r>
+      <w:proofErr w:type="spellEnd"/>
+      <w:r>
+        <w:t xml:space="preserve"> is when a product is listed to be on sale </w:t>
+      </w:r>
+      <w:proofErr w:type="spellStart"/>
+      <w:r>
+        <w:t>i</w:t>
+      </w:r>
+      <w:proofErr w:type="spellEnd"/>
+      <w:r>
+        <w:t xml:space="preserve"> want the seller to have a way to set the timer they could put it on sale for however long they want so a place to input the number like 7 days but it starts from a day all the way to 30 days and this should reflect user side meaning they should definitely see it meaning sort of an animation thing that says ends in 7hrs or ends in 7 days or 2 more days to go you know exactly what </w:t>
+      </w:r>
+      <w:proofErr w:type="spellStart"/>
+      <w:r>
+        <w:t>i</w:t>
+      </w:r>
+      <w:proofErr w:type="spellEnd"/>
+      <w:r>
+        <w:t xml:space="preserve"> mean its popular on ecommerce platforms then they can be on the product cards or they can be when you click on the product cards and it takes you to the product page also </w:t>
+      </w:r>
+      <w:proofErr w:type="spellStart"/>
+      <w:r>
+        <w:t>i</w:t>
+      </w:r>
+      <w:proofErr w:type="spellEnd"/>
+      <w:r>
+        <w:t xml:space="preserve"> want to add some level of animation to the product cards for example the sale or featured signs can be animated or the green text that says you save 700 per unit can alternate as an animation with another sentence that could say "ends in 7hrs " and this should match the timer made by the seller meaning if the seller marked that good 30 days on offer as soon as the seller clicks save the product should now say ends in the 30 days meaning it keeps up with the seller's time </w:t>
+      </w:r>
+    </w:p>
+    <w:p>
+      <w:r>
+        <w:t xml:space="preserve">also </w:t>
+      </w:r>
+      <w:proofErr w:type="spellStart"/>
+      <w:r>
+        <w:t>i</w:t>
+      </w:r>
+      <w:proofErr w:type="spellEnd"/>
+      <w:r>
+        <w:t xml:space="preserve"> was thinking below the product specifically on the product page you should get a related products or a sponsored products section also on the carts section there should be a recently viewed </w:t>
+      </w:r>
+      <w:proofErr w:type="spellStart"/>
+      <w:r>
+        <w:t>i</w:t>
+      </w:r>
+      <w:proofErr w:type="spellEnd"/>
+      <w:r>
+        <w:t xml:space="preserve"> also do remember bringing this up but it never got fixed also how will we code that so that the code recognizes what you clicked on and brings it or shows it to you at the cart page just below </w:t>
+      </w:r>
+      <w:proofErr w:type="spellStart"/>
+      <w:r>
+        <w:t>whats</w:t>
+      </w:r>
+      <w:proofErr w:type="spellEnd"/>
+      <w:r>
+        <w:t xml:space="preserve"> in your cart with some spacing obviously also how would we code the fact that when a seller pays to have their product pushed onto the platform as a sponsored product it immediately gets picked up by the system as the payment is completed and is immediately put in the category of product placement </w:t>
+      </w:r>
+    </w:p>
+    <w:p>
+      <w:proofErr w:type="spellStart"/>
+      <w:r>
+        <w:t>i</w:t>
+      </w:r>
+      <w:proofErr w:type="spellEnd"/>
+      <w:r>
+        <w:t xml:space="preserve"> would like to add one for low stock meaning when the stock hits the low stock threshold when the buyer is shopping they can get a message and this one can be on the product page that could say only 4 units left but this could also appear on the products cards </w:t>
+      </w:r>
+      <w:proofErr w:type="spellStart"/>
+      <w:r>
+        <w:t>i</w:t>
+      </w:r>
+      <w:proofErr w:type="spellEnd"/>
+      <w:r>
+        <w:t xml:space="preserve"> really </w:t>
+      </w:r>
+      <w:proofErr w:type="spellStart"/>
+      <w:r>
+        <w:t>dont</w:t>
+      </w:r>
+      <w:proofErr w:type="spellEnd"/>
+      <w:r>
+        <w:t xml:space="preserve"> mind it either the other </w:t>
+      </w:r>
+      <w:proofErr w:type="spellStart"/>
+      <w:r>
+        <w:t>i</w:t>
+      </w:r>
+      <w:proofErr w:type="spellEnd"/>
+      <w:r>
+        <w:t xml:space="preserve"> wanted to do is the best seller if a product has </w:t>
+      </w:r>
+      <w:proofErr w:type="spellStart"/>
+      <w:r>
+        <w:t>consistenly</w:t>
+      </w:r>
+      <w:proofErr w:type="spellEnd"/>
+      <w:r>
+        <w:t xml:space="preserve"> sold the highest in its category we could give it a best seller animation like the sentence alternated with the ends in 7hrs but </w:t>
+      </w:r>
+      <w:proofErr w:type="spellStart"/>
+      <w:r>
+        <w:t>i</w:t>
+      </w:r>
+      <w:proofErr w:type="spellEnd"/>
+      <w:r>
+        <w:t xml:space="preserve"> am considering if that will be harmful to all the other products on the </w:t>
+      </w:r>
+      <w:proofErr w:type="spellStart"/>
+      <w:r>
+        <w:t>platfrom</w:t>
+      </w:r>
+      <w:proofErr w:type="spellEnd"/>
+      <w:r>
+        <w:t xml:space="preserve"> because people are more likely to keep ordering the best seller and not the other ones and that could create price changes meaning the seller who has consistently gotten the best seller could just keep abusing that power by </w:t>
+      </w:r>
+      <w:proofErr w:type="spellStart"/>
+      <w:r>
+        <w:t>icnreasing</w:t>
+      </w:r>
+      <w:proofErr w:type="spellEnd"/>
+      <w:r>
+        <w:t xml:space="preserve"> the prices on things </w:t>
+      </w:r>
+    </w:p>
+    <w:p>
+      <w:proofErr w:type="gramStart"/>
+      <w:r>
+        <w:t>also</w:t>
+      </w:r>
+      <w:proofErr w:type="gramEnd"/>
+      <w:r>
+        <w:t xml:space="preserve"> this is the added section </w:t>
+      </w:r>
+      <w:proofErr w:type="spellStart"/>
+      <w:r>
+        <w:t>i</w:t>
+      </w:r>
+      <w:proofErr w:type="spellEnd"/>
+      <w:r>
+        <w:t xml:space="preserve"> did after sending you the things</w:t>
+      </w:r>
+    </w:p>
+    <w:p>
+      <w:r>
+        <w:t>Architected multi-feature ecommerce system with safeguards against seller abuse</w:t>
+      </w:r>
+    </w:p>
+    <w:p>
+      <w:r>
+        <w:t>Architected multi-feature ecommerce system with safeguards against seller abuse</w:t>
+      </w:r>
+    </w:p>
+    <w:p>
+      <w:r>
+        <w:t>Good set of features, and several of these connect directly to things already scoped or already partly built, so let me go through each one, flag the real design questions before any code gets written, and call out the risk you raised on best-seller because it's a legitimate one.</w:t>
+      </w:r>
+    </w:p>
+    <w:p>
+      <w:r>
+        <w:rPr>
+          <w:b/>
+          <w:bCs/>
+        </w:rPr>
+        <w:t>Sale countdown timer.</w:t>
+      </w:r>
+      <w:r>
+        <w:t> This needs one new field on Product — something like </w:t>
+      </w:r>
+      <w:proofErr w:type="spellStart"/>
+      <w:r>
+        <w:t>saleEndsAt</w:t>
+      </w:r>
+      <w:proofErr w:type="spellEnd"/>
+      <w:r>
+        <w:t> (a Date), computed the moment the seller sets a day count (1–30) and hits Save: </w:t>
+      </w:r>
+      <w:proofErr w:type="spellStart"/>
+      <w:r>
+        <w:t>saleEndsAt</w:t>
+      </w:r>
+      <w:proofErr w:type="spellEnd"/>
+      <w:r>
+        <w:t xml:space="preserve"> = now + days. The countdown itself should be computed client-side from that timestamp rather than polled from the server every second — the frontend just does the math and re-renders on an interval, so there's no backend load from thousands of browsers ticking down simultaneously. The harder part is what happens when it expires. Since this codebase deliberately avoids </w:t>
+      </w:r>
+      <w:proofErr w:type="spellStart"/>
+      <w:r>
+        <w:t>cron</w:t>
+      </w:r>
+      <w:proofErr w:type="spellEnd"/>
+      <w:r>
+        <w:t xml:space="preserve"> jobs and already has a proven pattern for exactly this kind of problem — the 5-day auto-confirm-delivery sweep, checked lazily whenever an order is fetched rather than on a schedule — I'd reuse that same approach here: whenever </w:t>
+      </w:r>
+      <w:proofErr w:type="spellStart"/>
+      <w:r>
+        <w:t>getProducts</w:t>
+      </w:r>
+      <w:proofErr w:type="spellEnd"/>
+      <w:r>
+        <w:t> or </w:t>
+      </w:r>
+      <w:proofErr w:type="spellStart"/>
+      <w:r>
+        <w:t>getProductById</w:t>
+      </w:r>
+      <w:proofErr w:type="spellEnd"/>
+      <w:r>
+        <w:t> runs, check if </w:t>
+      </w:r>
+      <w:proofErr w:type="spellStart"/>
+      <w:r>
+        <w:t>isOnSale</w:t>
+      </w:r>
+      <w:proofErr w:type="spellEnd"/>
+      <w:r>
+        <w:t> is true and </w:t>
+      </w:r>
+      <w:proofErr w:type="spellStart"/>
+      <w:r>
+        <w:t>saleEndsAt</w:t>
+      </w:r>
+      <w:proofErr w:type="spellEnd"/>
+      <w:r>
+        <w:t> has passed, and if so flip </w:t>
+      </w:r>
+      <w:proofErr w:type="spellStart"/>
+      <w:r>
+        <w:t>isOnSale</w:t>
+      </w:r>
+      <w:proofErr w:type="spellEnd"/>
+      <w:r>
+        <w:t> back to false right there before responding. No scheduler needed, and it's consistent with how the rest of the platform already handles time-based state changes.</w:t>
+      </w:r>
+    </w:p>
+    <w:p>
+      <w:r>
+        <w:rPr>
+          <w:b/>
+          <w:bCs/>
+        </w:rPr>
+        <w:t>Card and product-page animation (savings vs. countdown alternating).</w:t>
+      </w:r>
+      <w:r>
+        <w:t> Doable, but worth being deliberate about performance — if this becomes a per-card JavaScript interval multiplied across dozens of cards on a grid page, that adds up fast. Better approach is a CSS-only crossfade (two absolutely-positioned text elements, opacity animated via keyframes on a loop) rather than JS-driven text swapping per card. The countdown number itself still needs a light JS tick, but that can be one shared interval that updates a single piece of state and re-renders all visible cards together, rather than one timer per card.</w:t>
+      </w:r>
+    </w:p>
+    <w:p>
+      <w:r>
+        <w:rPr>
+          <w:b/>
+          <w:bCs/>
+        </w:rPr>
+        <w:t>Related products on the product page.</w:t>
+      </w:r>
+      <w:r>
+        <w:t> Straightforward and cheap — same-category products excluding the current one, ordered however you like (newest, most stock, random rotation). No new data needed, just a query.</w:t>
+      </w:r>
+    </w:p>
+    <w:p>
+      <w:r>
+        <w:rPr>
+          <w:b/>
+          <w:bCs/>
+        </w:rPr>
+        <w:t xml:space="preserve">Recently viewed on </w:t>
+      </w:r>
+      <w:proofErr w:type="spellStart"/>
+      <w:r>
+        <w:rPr>
+          <w:b/>
+          <w:bCs/>
+        </w:rPr>
+        <w:t>CartPage</w:t>
+      </w:r>
+      <w:proofErr w:type="spellEnd"/>
+      <w:r>
+        <w:rPr>
+          <w:b/>
+          <w:bCs/>
+        </w:rPr>
+        <w:t>.</w:t>
+      </w:r>
+      <w:r>
+        <w:t> This is genuinely already scoped and already has its backend fully built — this is ISS-044 from the last session. </w:t>
+      </w:r>
+      <w:proofErr w:type="spellStart"/>
+      <w:r>
+        <w:t>User.recentlyViewed</w:t>
+      </w:r>
+      <w:proofErr w:type="spellEnd"/>
+      <w:r>
+        <w:t xml:space="preserve"> already exists, the endpoints to fetch and track it already exist, the only thing that never got wired is the actual frontend: the heart/save icon on </w:t>
+      </w:r>
+      <w:proofErr w:type="spellStart"/>
+      <w:r>
+        <w:t>ProductPage</w:t>
+      </w:r>
+      <w:proofErr w:type="spellEnd"/>
+      <w:r>
+        <w:t xml:space="preserve">, the tracking call, and the horizontal carousel on </w:t>
+      </w:r>
+      <w:proofErr w:type="spellStart"/>
+      <w:r>
+        <w:t>CartPage</w:t>
+      </w:r>
+      <w:proofErr w:type="spellEnd"/>
+      <w:r>
+        <w:t xml:space="preserve"> and </w:t>
+      </w:r>
+      <w:proofErr w:type="spellStart"/>
+      <w:r>
+        <w:t>HomePage</w:t>
+      </w:r>
+      <w:proofErr w:type="spellEnd"/>
+      <w:r>
+        <w:t xml:space="preserve">. </w:t>
+      </w:r>
+      <w:proofErr w:type="gramStart"/>
+      <w:r>
+        <w:t>So</w:t>
+      </w:r>
+      <w:proofErr w:type="gramEnd"/>
+      <w:r>
+        <w:t xml:space="preserve"> this isn't new work, it's finishing something already sitting half-done — good one to knock out first since the backend risk is already gone.</w:t>
+      </w:r>
+    </w:p>
+    <w:p>
+      <w:r>
+        <w:rPr>
+          <w:b/>
+          <w:bCs/>
+        </w:rPr>
+        <w:t>Sponsored products auto-activating on payment.</w:t>
+      </w:r>
+      <w:r>
+        <w:t xml:space="preserve"> This is a step further than what was already discussed and parked as ISS-035. The earlier decision on ad placement was deliberately conservative — Enquiry-based cost-plus request, admin manually reviews and places it, no automation, specifically because real impression/click tracking was judged premature. What you're describing now — payment completes and the system immediately activates the placement itself — is new scope on top of that, not just finishing it. It's buildable, but it needs a real answer to "what counts as payment completing" first. Right </w:t>
+      </w:r>
+      <w:proofErr w:type="gramStart"/>
+      <w:r>
+        <w:t>now</w:t>
+      </w:r>
+      <w:proofErr w:type="gramEnd"/>
+      <w:r>
+        <w:t xml:space="preserve"> payments on this platform are admin-confirmed (M-Pesa manual, or a bank/card flow that doesn't auto-capture), so "auto-activation on payment" would mean hooking into the same </w:t>
+      </w:r>
+      <w:proofErr w:type="spellStart"/>
+      <w:r>
+        <w:t>confirmPayment</w:t>
+      </w:r>
+      <w:proofErr w:type="spellEnd"/>
+      <w:r>
+        <w:t> function that already exists for order payments — when a payment tied to a sponsorship request gets confirmed, that's the trigger that sets something like </w:t>
+      </w:r>
+      <w:proofErr w:type="spellStart"/>
+      <w:r>
+        <w:t>sponsoredUntil</w:t>
+      </w:r>
+      <w:proofErr w:type="spellEnd"/>
+      <w:r>
+        <w:t xml:space="preserve"> on the product, using the identical day-count-to-expiry pattern as the sale timer. That's a coherent design, but before I build </w:t>
+      </w:r>
+      <w:proofErr w:type="gramStart"/>
+      <w:r>
+        <w:t>it</w:t>
+      </w:r>
+      <w:proofErr w:type="gramEnd"/>
+      <w:r>
+        <w:t xml:space="preserve"> I want to confirm: do you want this to go live the moment admin manually confirms the seller's payment (still a human in the loop, just automatic </w:t>
+      </w:r>
+      <w:r>
+        <w:rPr>
+          <w:i/>
+          <w:iCs/>
+        </w:rPr>
+        <w:t>after</w:t>
+      </w:r>
+      <w:r>
+        <w:t> that confirmation), or do you actually want a fully unattended trigger with no admin step at all? Those are different amounts of work and different risk levels.</w:t>
+      </w:r>
+    </w:p>
+    <w:p>
+      <w:r>
+        <w:rPr>
+          <w:b/>
+          <w:bCs/>
+        </w:rPr>
+        <w:t>Low stock indicator.</w:t>
+      </w:r>
+      <w:r>
+        <w:t> Easy, and it should reuse the exact threshold already used for the seller-facing low-stock notification (currently 5 units) rather than introducing a second, different number that could drift out of sync — one shared constant, shown to the seller as "notify me" and to the buyer as "only 4 left" off the same </w:t>
+      </w:r>
+      <w:proofErr w:type="spellStart"/>
+      <w:r>
+        <w:t>countInStock</w:t>
+      </w:r>
+      <w:proofErr w:type="spellEnd"/>
+      <w:r>
+        <w:t> value.</w:t>
+      </w:r>
+    </w:p>
+    <w:p>
+      <w:r>
+        <w:rPr>
+          <w:b/>
+          <w:bCs/>
+        </w:rPr>
+        <w:t>Best seller — your instinct here is correct, and worth taking seriously.</w:t>
+      </w:r>
+      <w:r>
+        <w:t> A raw "highest sales in category" badge does create exactly the feedback loop you're describing: it becomes a trust signal buyers read as quality, but nothing stops the seller from raising prices once they hold it, and the badge itself doesn't decay fast enough to punish that. Two things I'd build in from the start rather than add later as a patch. First, base it on a rolling window — say the last 30 days of delivered orders, not lifetime totals — so the badge is always contestable and a seller can't lock it in permanently off one good month. Second, reuse the pattern already established for the price-drop flag: that flag is admin-visibility-only, never blocking, never restricting seller autonomy. I'd add the mirror case — a steep price increase on a product currently holding best-seller status sets a similar non-blocking admin flag, so you get visibility into exactly the abuse pattern you're worried about without taking away the seller's pricing freedom or building an enforcement system. This also doesn't reopen the deferred full ranking/analytics work — it's a simple sales-count aggregation, not the hybrid ranking engine that's intentionally still parked.</w:t>
+      </w:r>
+    </w:p>
+    <w:p>
+      <w:r>
+        <w:rPr>
+          <w:b/>
+          <w:bCs/>
+        </w:rPr>
+        <w:t>Suggested build order,</w:t>
+      </w:r>
+      <w:r>
+        <w:t xml:space="preserve"> roughly cheapest-and-already-half-built first: recently viewed (finish ISS-044, wire </w:t>
+      </w:r>
+      <w:proofErr w:type="spellStart"/>
+      <w:r>
+        <w:t>ProductPage</w:t>
+      </w:r>
+      <w:proofErr w:type="spellEnd"/>
+      <w:r>
+        <w:t>/</w:t>
+      </w:r>
+      <w:proofErr w:type="spellStart"/>
+      <w:r>
+        <w:t>CartPage</w:t>
+      </w:r>
+      <w:proofErr w:type="spellEnd"/>
+      <w:r>
+        <w:t>/</w:t>
+      </w:r>
+      <w:proofErr w:type="spellStart"/>
+      <w:r>
+        <w:t>HomePage</w:t>
+      </w:r>
+      <w:proofErr w:type="spellEnd"/>
+      <w:r>
+        <w:t xml:space="preserve"> together in one pass since they all share the same data), then the sale timer plus low-stock indicator together since both are small Product-model additions with the same lazy-check pattern, then the card/product-page animation layer once there's real data to animate against, then related products, then best-seller with the abuse guardrail, then sponsored-product automation last since it has the open payment-trigger question above and touches the most systems.</w:t>
+      </w:r>
+    </w:p>
+    <w:p>
+      <w:r>
+        <w:t>Two things I need from you before anything gets built: the payment-trigger question above for sponsored products, and confirmation on the best-seller rolling window (30 days okay, or did you have a different period in mind).</w:t>
+      </w:r>
+    </w:p>
+    <w:p>
+      <w:r>
+        <w:t>Files needed to start, depending on which thread we open first: backend/models/Product.js, backend/controllers/productController.js, frontend/src/components/ProductCard/ProductCard.jsx, frontend/src/pages/ProductPage.jsx, frontend/src/pages/CartPage.jsx, frontend/src/pages/HomePage.jsx, and — only if we're starting sponsored products — backend/models/Enquiry.js, backend/controllers/enquiryController.js, backend/controllers/paymentController.js.</w:t>
+      </w:r>
+    </w:p>
+    <w:p>
+      <w:r>
+        <w:t>Given where things actually stand, I'd defer it — and here's the reasoning rather than just a gut call.</w:t>
+      </w:r>
+    </w:p>
+    <w:p>
+      <w:r>
+        <w:t xml:space="preserve">The whole appeal of "auto-activation on payment" is removing a manual step. But right now, every payment on this platform — including a hypothetical sponsorship payment — still runs through the same admin-confirmed flow: seller pays via M-Pesa, sends proof, admin manually confirms it in </w:t>
+      </w:r>
+      <w:proofErr w:type="spellStart"/>
+      <w:r>
+        <w:t>confirmPayment</w:t>
+      </w:r>
+      <w:proofErr w:type="spellEnd"/>
+      <w:r>
+        <w:t xml:space="preserve">. There's no Daraja webhook, no automatic capture, nothing that fires without a human looking at it first. </w:t>
+      </w:r>
+      <w:proofErr w:type="gramStart"/>
+      <w:r>
+        <w:t>So</w:t>
+      </w:r>
+      <w:proofErr w:type="gramEnd"/>
+      <w:r>
+        <w:t xml:space="preserve"> the "auto" part of "auto-activation on payment" doesn't actually save you a step today — admin still has to manually confirm the payment either way. The only question is whether, </w:t>
+      </w:r>
+      <w:r>
+        <w:rPr>
+          <w:i/>
+          <w:iCs/>
+        </w:rPr>
+        <w:t>after</w:t>
+      </w:r>
+      <w:r>
+        <w:t xml:space="preserve"> that manual confirmation, the placement flips on by itself versus admin also manually flipping a toggle. That's a small convenience, not the automation you're picturing, and building the wiring for it now means maintaining code whose main payoff (skipping a human step) doesn't really exist until Daraja is in.</w:t>
+      </w:r>
+    </w:p>
+    <w:p>
+      <w:r>
+        <w:t>There's also a real ordering risk: if you build the "activate on payment confirmed" hook now, then wire Daraja later, that hook needs to be revisited anyway to handle the new payment path — STK Push confirmations, failed/reversed payments, webhook retries, all things the current manual-confirm flow doesn't have to think about. Building it twice is worse than building it once, later, once Daraja's actual event shape exists.</w:t>
+      </w:r>
+    </w:p>
+    <w:p>
+      <w:r>
+        <w:t xml:space="preserve">What I'd do instead for now: keep the original conservative design that was already agreed — seller requests sponsorship via the Enquiry cost-plus flow, admin reviews and manually sets </w:t>
+      </w:r>
+      <w:proofErr w:type="spellStart"/>
+      <w:r>
+        <w:t>sponsoredUntil</w:t>
+      </w:r>
+      <w:proofErr w:type="spellEnd"/>
+      <w:r>
+        <w:t xml:space="preserve"> on the product using the same day-count-to-expiry pattern as the sale timer. That's genuinely useful today, requires no payment-hook plumbing, and when Daraja eventually lands, upgrading "admin manually flips it after confirming payment" to "it flips itself the moment the webhook confirms payment" is a small, isolated change to one function — not a redesign.</w:t>
+      </w:r>
+    </w:p>
+    <w:p>
+      <w:r>
+        <w:t>So: build the manual version now if you want sponsored placements live at all in the near term, or park the whole thing until after Daraja if you'd rather not touch it twice. Either way, the auto-activation idea itself should wait.</w:t>
+      </w:r>
+    </w:p>
     <w:p/>
     <w:sectPr>
       <w:pgSz w:w="12240" w:h="15840"/>
@@ -1605,6 +6340,268 @@
 <file path=word/numbering.xml><?xml version="1.0" encoding="utf-8"?>
 <w:numbering xmlns:wpc="http://schemas.microsoft.com/office/word/2010/wordprocessingCanvas" xmlns:cx="http://schemas.microsoft.com/office/drawing/2014/chartex" xmlns:cx1="http://schemas.microsoft.com/office/drawing/2015/9/8/chartex" xmlns:cx2="http://schemas.microsoft.com/office/drawing/2015/10/21/chartex" xmlns:cx3="http://schemas.microsoft.com/office/drawing/2016/5/9/chartex" xmlns:cx4="http://schemas.microsoft.com/office/drawing/2016/5/10/chartex" xmlns:cx5="http://schemas.microsoft.com/office/drawing/2016/5/11/chartex" xmlns:cx6="http://schemas.microsoft.com/office/drawing/2016/5/12/chartex" xmlns:cx7="http://schemas.microsoft.com/office/drawing/2016/5/13/chartex" xmlns:cx8="http://schemas.microsoft.com/office/drawing/2016/5/14/chartex" xmlns:mc="http://schemas.openxmlformats.org/markup-compatibility/2006" xmlns:aink="http://schemas.microsoft.com/office/drawing/2016/ink" xmlns:am3d="http://schemas.microsoft.com/office/drawing/2017/model3d" xmlns:o="urn:schemas-microsoft-com:office:office" xmlns:oel="http://schemas.microsoft.com/office/2019/extlst" xmlns:r="http://schemas.openxmlformats.org/officeDocument/2006/relationships" xmlns:m="http://schemas.openxmlformats.org/officeDocument/2006/math" xmlns:v="urn:schemas-microsoft-com:vml" xmlns:wp14="http://schemas.microsoft.com/office/word/2010/wordprocessingDrawing" xmlns:wp="http://schemas.openxmlformats.org/drawingml/2006/wordprocessingDrawing" xmlns:w10="urn:schemas-microsoft-com:office:word" xmlns:w="http://schemas.openxmlformats.org/wordprocessingml/2006/main" xmlns:w14="http://schemas.microsoft.com/office/word/2010/wordml" xmlns:w15="http://schemas.microsoft.com/office/word/2012/wordml" xmlns:w16cei="http://schemas.microsoft.com/office/word/2026/wordml/cei" xmlns:w16cex="http://schemas.microsoft.com/office/word/2018/wordml/cex" xmlns:w16cid="http://schemas.microsoft.com/office/word/2016/wordml/cid" xmlns:w16="http://schemas.microsoft.com/office/word/2018/wordml" xmlns:w16du="http://schemas.microsoft.com/office/word/2023/wordml/word16du" xmlns:w16sdtdh="http://schemas.microsoft.com/office/word/2020/wordml/sdtdatahash" xmlns:w16sdtfl="http://schemas.microsoft.com/office/word/2024/wordml/sdtformatlock" xmlns:w16se="http://schemas.microsoft.com/office/word/2015/wordml/symex" xmlns:wpg="http://schemas.microsoft.com/office/word/2010/wordprocessingGroup" xmlns:wpi="http://schemas.microsoft.com/office/word/2010/wordprocessingInk" xmlns:wne="http://schemas.microsoft.com/office/word/2006/wordml" xmlns:wps="http://schemas.microsoft.com/office/word/2010/wordprocessingShape" mc:Ignorable="w14 w15 w16se w16cid w16 w16cex w16sdtdh w16sdtfl w16du wp14">
   <w:abstractNum w:abstractNumId="0" w15:restartNumberingAfterBreak="0">
+    <w:nsid w:val="23F406F0"/>
+    <w:multiLevelType w:val="multilevel"/>
+    <w:tmpl w:val="B55E580C"/>
+    <w:lvl w:ilvl="0">
+      <w:start w:val="1"/>
+      <w:numFmt w:val="decimal"/>
+      <w:lvlText w:val="%1."/>
+      <w:lvlJc w:val="left"/>
+      <w:pPr>
+        <w:tabs>
+          <w:tab w:val="num" w:pos="720"/>
+        </w:tabs>
+        <w:ind w:left="720" w:hanging="360"/>
+      </w:pPr>
+    </w:lvl>
+    <w:lvl w:ilvl="1" w:tentative="1">
+      <w:start w:val="1"/>
+      <w:numFmt w:val="decimal"/>
+      <w:lvlText w:val="%2."/>
+      <w:lvlJc w:val="left"/>
+      <w:pPr>
+        <w:tabs>
+          <w:tab w:val="num" w:pos="1440"/>
+        </w:tabs>
+        <w:ind w:left="1440" w:hanging="360"/>
+      </w:pPr>
+    </w:lvl>
+    <w:lvl w:ilvl="2" w:tentative="1">
+      <w:start w:val="1"/>
+      <w:numFmt w:val="decimal"/>
+      <w:lvlText w:val="%3."/>
+      <w:lvlJc w:val="left"/>
+      <w:pPr>
+        <w:tabs>
+          <w:tab w:val="num" w:pos="2160"/>
+        </w:tabs>
+        <w:ind w:left="2160" w:hanging="360"/>
+      </w:pPr>
+    </w:lvl>
+    <w:lvl w:ilvl="3" w:tentative="1">
+      <w:start w:val="1"/>
+      <w:numFmt w:val="decimal"/>
+      <w:lvlText w:val="%4."/>
+      <w:lvlJc w:val="left"/>
+      <w:pPr>
+        <w:tabs>
+          <w:tab w:val="num" w:pos="2880"/>
+        </w:tabs>
+        <w:ind w:left="2880" w:hanging="360"/>
+      </w:pPr>
+    </w:lvl>
+    <w:lvl w:ilvl="4" w:tentative="1">
+      <w:start w:val="1"/>
+      <w:numFmt w:val="decimal"/>
+      <w:lvlText w:val="%5."/>
+      <w:lvlJc w:val="left"/>
+      <w:pPr>
+        <w:tabs>
+          <w:tab w:val="num" w:pos="3600"/>
+        </w:tabs>
+        <w:ind w:left="3600" w:hanging="360"/>
+      </w:pPr>
+    </w:lvl>
+    <w:lvl w:ilvl="5" w:tentative="1">
+      <w:start w:val="1"/>
+      <w:numFmt w:val="decimal"/>
+      <w:lvlText w:val="%6."/>
+      <w:lvlJc w:val="left"/>
+      <w:pPr>
+        <w:tabs>
+          <w:tab w:val="num" w:pos="4320"/>
+        </w:tabs>
+        <w:ind w:left="4320" w:hanging="360"/>
+      </w:pPr>
+    </w:lvl>
+    <w:lvl w:ilvl="6" w:tentative="1">
+      <w:start w:val="1"/>
+      <w:numFmt w:val="decimal"/>
+      <w:lvlText w:val="%7."/>
+      <w:lvlJc w:val="left"/>
+      <w:pPr>
+        <w:tabs>
+          <w:tab w:val="num" w:pos="5040"/>
+        </w:tabs>
+        <w:ind w:left="5040" w:hanging="360"/>
+      </w:pPr>
+    </w:lvl>
+    <w:lvl w:ilvl="7" w:tentative="1">
+      <w:start w:val="1"/>
+      <w:numFmt w:val="decimal"/>
+      <w:lvlText w:val="%8."/>
+      <w:lvlJc w:val="left"/>
+      <w:pPr>
+        <w:tabs>
+          <w:tab w:val="num" w:pos="5760"/>
+        </w:tabs>
+        <w:ind w:left="5760" w:hanging="360"/>
+      </w:pPr>
+    </w:lvl>
+    <w:lvl w:ilvl="8" w:tentative="1">
+      <w:start w:val="1"/>
+      <w:numFmt w:val="decimal"/>
+      <w:lvlText w:val="%9."/>
+      <w:lvlJc w:val="left"/>
+      <w:pPr>
+        <w:tabs>
+          <w:tab w:val="num" w:pos="6480"/>
+        </w:tabs>
+        <w:ind w:left="6480" w:hanging="360"/>
+      </w:pPr>
+    </w:lvl>
+  </w:abstractNum>
+  <w:abstractNum w:abstractNumId="1" w15:restartNumberingAfterBreak="0">
+    <w:nsid w:val="35D31FD2"/>
+    <w:multiLevelType w:val="multilevel"/>
+    <w:tmpl w:val="F216E09E"/>
+    <w:lvl w:ilvl="0">
+      <w:start w:val="1"/>
+      <w:numFmt w:val="bullet"/>
+      <w:lvlText w:val=""/>
+      <w:lvlJc w:val="left"/>
+      <w:pPr>
+        <w:tabs>
+          <w:tab w:val="num" w:pos="720"/>
+        </w:tabs>
+        <w:ind w:left="720" w:hanging="360"/>
+      </w:pPr>
+      <w:rPr>
+        <w:rFonts w:ascii="Symbol" w:hAnsi="Symbol" w:hint="default"/>
+        <w:sz w:val="20"/>
+      </w:rPr>
+    </w:lvl>
+    <w:lvl w:ilvl="1" w:tentative="1">
+      <w:start w:val="1"/>
+      <w:numFmt w:val="bullet"/>
+      <w:lvlText w:val=""/>
+      <w:lvlJc w:val="left"/>
+      <w:pPr>
+        <w:tabs>
+          <w:tab w:val="num" w:pos="1440"/>
+        </w:tabs>
+        <w:ind w:left="1440" w:hanging="360"/>
+      </w:pPr>
+      <w:rPr>
+        <w:rFonts w:ascii="Symbol" w:hAnsi="Symbol" w:hint="default"/>
+        <w:sz w:val="20"/>
+      </w:rPr>
+    </w:lvl>
+    <w:lvl w:ilvl="2" w:tentative="1">
+      <w:start w:val="1"/>
+      <w:numFmt w:val="bullet"/>
+      <w:lvlText w:val=""/>
+      <w:lvlJc w:val="left"/>
+      <w:pPr>
+        <w:tabs>
+          <w:tab w:val="num" w:pos="2160"/>
+        </w:tabs>
+        <w:ind w:left="2160" w:hanging="360"/>
+      </w:pPr>
+      <w:rPr>
+        <w:rFonts w:ascii="Symbol" w:hAnsi="Symbol" w:hint="default"/>
+        <w:sz w:val="20"/>
+      </w:rPr>
+    </w:lvl>
+    <w:lvl w:ilvl="3" w:tentative="1">
+      <w:start w:val="1"/>
+      <w:numFmt w:val="bullet"/>
+      <w:lvlText w:val=""/>
+      <w:lvlJc w:val="left"/>
+      <w:pPr>
+        <w:tabs>
+          <w:tab w:val="num" w:pos="2880"/>
+        </w:tabs>
+        <w:ind w:left="2880" w:hanging="360"/>
+      </w:pPr>
+      <w:rPr>
+        <w:rFonts w:ascii="Symbol" w:hAnsi="Symbol" w:hint="default"/>
+        <w:sz w:val="20"/>
+      </w:rPr>
+    </w:lvl>
+    <w:lvl w:ilvl="4" w:tentative="1">
+      <w:start w:val="1"/>
+      <w:numFmt w:val="bullet"/>
+      <w:lvlText w:val=""/>
+      <w:lvlJc w:val="left"/>
+      <w:pPr>
+        <w:tabs>
+          <w:tab w:val="num" w:pos="3600"/>
+        </w:tabs>
+        <w:ind w:left="3600" w:hanging="360"/>
+      </w:pPr>
+      <w:rPr>
+        <w:rFonts w:ascii="Symbol" w:hAnsi="Symbol" w:hint="default"/>
+        <w:sz w:val="20"/>
+      </w:rPr>
+    </w:lvl>
+    <w:lvl w:ilvl="5" w:tentative="1">
+      <w:start w:val="1"/>
+      <w:numFmt w:val="bullet"/>
+      <w:lvlText w:val=""/>
+      <w:lvlJc w:val="left"/>
+      <w:pPr>
+        <w:tabs>
+          <w:tab w:val="num" w:pos="4320"/>
+        </w:tabs>
+        <w:ind w:left="4320" w:hanging="360"/>
+      </w:pPr>
+      <w:rPr>
+        <w:rFonts w:ascii="Symbol" w:hAnsi="Symbol" w:hint="default"/>
+        <w:sz w:val="20"/>
+      </w:rPr>
+    </w:lvl>
+    <w:lvl w:ilvl="6" w:tentative="1">
+      <w:start w:val="1"/>
+      <w:numFmt w:val="bullet"/>
+      <w:lvlText w:val=""/>
+      <w:lvlJc w:val="left"/>
+      <w:pPr>
+        <w:tabs>
+          <w:tab w:val="num" w:pos="5040"/>
+        </w:tabs>
+        <w:ind w:left="5040" w:hanging="360"/>
+      </w:pPr>
+      <w:rPr>
+        <w:rFonts w:ascii="Symbol" w:hAnsi="Symbol" w:hint="default"/>
+        <w:sz w:val="20"/>
+      </w:rPr>
+    </w:lvl>
+    <w:lvl w:ilvl="7" w:tentative="1">
+      <w:start w:val="1"/>
+      <w:numFmt w:val="bullet"/>
+      <w:lvlText w:val=""/>
+      <w:lvlJc w:val="left"/>
+      <w:pPr>
+        <w:tabs>
+          <w:tab w:val="num" w:pos="5760"/>
+        </w:tabs>
+        <w:ind w:left="5760" w:hanging="360"/>
+      </w:pPr>
+      <w:rPr>
+        <w:rFonts w:ascii="Symbol" w:hAnsi="Symbol" w:hint="default"/>
+        <w:sz w:val="20"/>
+      </w:rPr>
+    </w:lvl>
+    <w:lvl w:ilvl="8" w:tentative="1">
+      <w:start w:val="1"/>
+      <w:numFmt w:val="bullet"/>
+      <w:lvlText w:val=""/>
+      <w:lvlJc w:val="left"/>
+      <w:pPr>
+        <w:tabs>
+          <w:tab w:val="num" w:pos="6480"/>
+        </w:tabs>
+        <w:ind w:left="6480" w:hanging="360"/>
+      </w:pPr>
+      <w:rPr>
+        <w:rFonts w:ascii="Symbol" w:hAnsi="Symbol" w:hint="default"/>
+        <w:sz w:val="20"/>
+      </w:rPr>
+    </w:lvl>
+  </w:abstractNum>
+  <w:abstractNum w:abstractNumId="2" w15:restartNumberingAfterBreak="0">
     <w:nsid w:val="3BA86935"/>
     <w:multiLevelType w:val="multilevel"/>
     <w:tmpl w:val="B57E1470"/>
@@ -1717,7 +6714,7 @@
       </w:pPr>
     </w:lvl>
   </w:abstractNum>
-  <w:abstractNum w:abstractNumId="1" w15:restartNumberingAfterBreak="0">
+  <w:abstractNum w:abstractNumId="3" w15:restartNumberingAfterBreak="0">
     <w:nsid w:val="599B566D"/>
     <w:multiLevelType w:val="multilevel"/>
     <w:tmpl w:val="BF9665F4"/>
@@ -1830,7 +6827,120 @@
       </w:pPr>
     </w:lvl>
   </w:abstractNum>
-  <w:abstractNum w:abstractNumId="2" w15:restartNumberingAfterBreak="0">
+  <w:abstractNum w:abstractNumId="4" w15:restartNumberingAfterBreak="0">
+    <w:nsid w:val="5BF34C2B"/>
+    <w:multiLevelType w:val="multilevel"/>
+    <w:tmpl w:val="BA68A2A4"/>
+    <w:lvl w:ilvl="0">
+      <w:start w:val="1"/>
+      <w:numFmt w:val="decimal"/>
+      <w:lvlText w:val="%1."/>
+      <w:lvlJc w:val="left"/>
+      <w:pPr>
+        <w:tabs>
+          <w:tab w:val="num" w:pos="720"/>
+        </w:tabs>
+        <w:ind w:left="720" w:hanging="360"/>
+      </w:pPr>
+    </w:lvl>
+    <w:lvl w:ilvl="1" w:tentative="1">
+      <w:start w:val="1"/>
+      <w:numFmt w:val="decimal"/>
+      <w:lvlText w:val="%2."/>
+      <w:lvlJc w:val="left"/>
+      <w:pPr>
+        <w:tabs>
+          <w:tab w:val="num" w:pos="1440"/>
+        </w:tabs>
+        <w:ind w:left="1440" w:hanging="360"/>
+      </w:pPr>
+    </w:lvl>
+    <w:lvl w:ilvl="2" w:tentative="1">
+      <w:start w:val="1"/>
+      <w:numFmt w:val="decimal"/>
+      <w:lvlText w:val="%3."/>
+      <w:lvlJc w:val="left"/>
+      <w:pPr>
+        <w:tabs>
+          <w:tab w:val="num" w:pos="2160"/>
+        </w:tabs>
+        <w:ind w:left="2160" w:hanging="360"/>
+      </w:pPr>
+    </w:lvl>
+    <w:lvl w:ilvl="3" w:tentative="1">
+      <w:start w:val="1"/>
+      <w:numFmt w:val="decimal"/>
+      <w:lvlText w:val="%4."/>
+      <w:lvlJc w:val="left"/>
+      <w:pPr>
+        <w:tabs>
+          <w:tab w:val="num" w:pos="2880"/>
+        </w:tabs>
+        <w:ind w:left="2880" w:hanging="360"/>
+      </w:pPr>
+    </w:lvl>
+    <w:lvl w:ilvl="4" w:tentative="1">
+      <w:start w:val="1"/>
+      <w:numFmt w:val="decimal"/>
+      <w:lvlText w:val="%5."/>
+      <w:lvlJc w:val="left"/>
+      <w:pPr>
+        <w:tabs>
+          <w:tab w:val="num" w:pos="3600"/>
+        </w:tabs>
+        <w:ind w:left="3600" w:hanging="360"/>
+      </w:pPr>
+    </w:lvl>
+    <w:lvl w:ilvl="5" w:tentative="1">
+      <w:start w:val="1"/>
+      <w:numFmt w:val="decimal"/>
+      <w:lvlText w:val="%6."/>
+      <w:lvlJc w:val="left"/>
+      <w:pPr>
+        <w:tabs>
+          <w:tab w:val="num" w:pos="4320"/>
+        </w:tabs>
+        <w:ind w:left="4320" w:hanging="360"/>
+      </w:pPr>
+    </w:lvl>
+    <w:lvl w:ilvl="6" w:tentative="1">
+      <w:start w:val="1"/>
+      <w:numFmt w:val="decimal"/>
+      <w:lvlText w:val="%7."/>
+      <w:lvlJc w:val="left"/>
+      <w:pPr>
+        <w:tabs>
+          <w:tab w:val="num" w:pos="5040"/>
+        </w:tabs>
+        <w:ind w:left="5040" w:hanging="360"/>
+      </w:pPr>
+    </w:lvl>
+    <w:lvl w:ilvl="7" w:tentative="1">
+      <w:start w:val="1"/>
+      <w:numFmt w:val="decimal"/>
+      <w:lvlText w:val="%8."/>
+      <w:lvlJc w:val="left"/>
+      <w:pPr>
+        <w:tabs>
+          <w:tab w:val="num" w:pos="5760"/>
+        </w:tabs>
+        <w:ind w:left="5760" w:hanging="360"/>
+      </w:pPr>
+    </w:lvl>
+    <w:lvl w:ilvl="8" w:tentative="1">
+      <w:start w:val="1"/>
+      <w:numFmt w:val="decimal"/>
+      <w:lvlText w:val="%9."/>
+      <w:lvlJc w:val="left"/>
+      <w:pPr>
+        <w:tabs>
+          <w:tab w:val="num" w:pos="6480"/>
+        </w:tabs>
+        <w:ind w:left="6480" w:hanging="360"/>
+      </w:pPr>
+    </w:lvl>
+  </w:abstractNum>
+  <w:abstractNum w:abstractNumId="5" w15:restartNumberingAfterBreak="0">
     <w:nsid w:val="76A86B03"/>
     <w:multiLevelType w:val="multilevel"/>
     <w:tmpl w:val="45B0CFF8"/>
@@ -1980,13 +7090,22 @@
     </w:lvl>
   </w:abstractNum>
   <w:num w:numId="1" w16cid:durableId="1083839545">
+    <w:abstractNumId w:val="2"/>
+  </w:num>
+  <w:num w:numId="2" w16cid:durableId="26032667">
+    <w:abstractNumId w:val="5"/>
+  </w:num>
+  <w:num w:numId="3" w16cid:durableId="1495490019">
+    <w:abstractNumId w:val="3"/>
+  </w:num>
+  <w:num w:numId="4" w16cid:durableId="197742530">
     <w:abstractNumId w:val="0"/>
   </w:num>
-  <w:num w:numId="2" w16cid:durableId="26032667">
-    <w:abstractNumId w:val="2"/>
+  <w:num w:numId="5" w16cid:durableId="1370104549">
+    <w:abstractNumId w:val="1"/>
   </w:num>
-  <w:num w:numId="3" w16cid:durableId="1495490019">
-    <w:abstractNumId w:val="1"/>
+  <w:num w:numId="6" w16cid:durableId="33891975">
+    <w:abstractNumId w:val="4"/>
   </w:num>
 </w:numbering>
 </file>
